--- a/pipeline/ArchitectureDesignAndAudit/ProviderPipeline_LowLevelDesign_v23.docx
+++ b/pipeline/ArchitectureDesignAndAudit/ProviderPipeline_LowLevelDesign_v23.docx
@@ -37,7 +37,6 @@
         <w:t>Version 23  ·  2026-07-14</w:t>
       </w:r>
     </w:p>
-    <w:p/>
     <w:p>
       <w:pPr>
         <w:pStyle w:val="Heading1"/>
@@ -98,6 +97,7 @@
         <w:pStyle w:val="ListBullet"/>
       </w:pPr>
       <w:r>
+        <w:lastRenderedPageBreak/>
         <w:t>BUG-004 (mutual TLS gap on HuggingFace-hosted services) does not affect the Provider Pipeline: pipeline traffic is Runbook to Azure ARM, Control to ACA/Mongo/Azure Blob/Azure Key Vault/vendor HTTPS, Workers to Mongo/vendor HTTPS. No HuggingFace-hosted service participates.</w:t>
       </w:r>
     </w:p>
@@ -164,6 +164,353 @@
         <w:pStyle w:val="Heading1"/>
       </w:pPr>
       <w:r>
+        <w:t>Components - Ecosystem Enumeration</w:t>
+      </w:r>
+    </w:p>
+    <w:p>
+      <w:r>
+        <w:t>This chapter enumerates every runtime component and every external counterpart that participates in the Provider Pipeline. The diagram below is normative for the enumeration: every component that ships or that we integrate with must appear here as its own level-2 sub-section. External components (outside the ChatHealthy trust boundary) are marked as such; external actors are drawn as UML stick figures.</w:t>
+      </w:r>
+    </w:p>
+    <w:p>
+      <w:r>
+        <w:drawing>
+          <wp:inline xmlns:a="http://schemas.openxmlformats.org/drawingml/2006/main" xmlns:pic="http://schemas.openxmlformats.org/drawingml/2006/picture">
+            <wp:extent cx="6217920" cy="4581625"/>
+            <wp:docPr id="2" name="Picture 2"/>
+            <wp:cNvGraphicFramePr>
+              <a:graphicFrameLocks noChangeAspect="1"/>
+            </wp:cNvGraphicFramePr>
+            <a:graphic>
+              <a:graphicData uri="http://schemas.openxmlformats.org/drawingml/2006/picture">
+                <pic:pic>
+                  <pic:nvPicPr>
+                    <pic:cNvPr id="0" name="component_diagram.png"/>
+                    <pic:cNvPicPr/>
+                  </pic:nvPicPr>
+                  <pic:blipFill>
+                    <a:blip r:embed="rId9"/>
+                    <a:stretch>
+                      <a:fillRect/>
+                    </a:stretch>
+                  </pic:blipFill>
+                  <pic:spPr>
+                    <a:xfrm>
+                      <a:off x="0" y="0"/>
+                      <a:ext cx="6217920" cy="4581625"/>
+                    </a:xfrm>
+                    <a:prstGeom prst="rect"/>
+                  </pic:spPr>
+                </pic:pic>
+              </a:graphicData>
+            </a:graphic>
+          </wp:inline>
+        </w:drawing>
+      </w:r>
+    </w:p>
+    <w:p>
+      <w:r>
+        <w:rPr>
+          <w:i/>
+          <w:sz w:val="18"/>
+        </w:rPr>
+        <w:t>Figure 2.1 - Provider Pipeline ecosystem, UML component diagram. Cardinality decorators mark replica counts on the component itself; the 102-worker fan-out is expressed as cardinality &lt;&lt;N&gt;&gt; on the ACA Worker node.</w:t>
+      </w:r>
+    </w:p>
+    <w:p>
+      <w:pPr>
+        <w:pStyle w:val="Heading2"/>
+      </w:pPr>
+      <w:r>
+        <w:t>Automation Runbook</w:t>
+      </w:r>
+    </w:p>
+    <w:p>
+      <w:r>
+        <w:t>PowerShell runbook hosted in an Azure Automation account. One runbook per pipeline. Fires on a schedule (cron) or an on-demand webhook and starts the ACA Control container via ARM API. Cardinality: 1 per env.</w:t>
+      </w:r>
+    </w:p>
+    <w:p>
+      <w:pPr>
+        <w:pStyle w:val="Heading2"/>
+      </w:pPr>
+      <w:r>
+        <w:t>ARM API</w:t>
+      </w:r>
+    </w:p>
+    <w:p>
+      <w:r>
+        <w:t>Azure Resource Manager REST endpoint. Not a ChatHealthy-owned component in the deploy sense but ChatHealthy code talks to it every run to start and stop ACA jobs. Cardinality: 1 (Azure global).</w:t>
+      </w:r>
+    </w:p>
+    <w:p>
+      <w:pPr>
+        <w:pStyle w:val="Heading2"/>
+      </w:pPr>
+      <w:r>
+        <w:t>ACA Control Container</w:t>
+      </w:r>
+    </w:p>
+    <w:p>
+      <w:r>
+        <w:t>Azure Container Apps job (`provider_pipeline_ctrl`) that owns the run. Reads pipeline config, writes work-items, starts worker replicas, polls for stage completion, and drives quiesce. Cardinality: 1 per run.</w:t>
+      </w:r>
+    </w:p>
+    <w:p>
+      <w:pPr>
+        <w:pStyle w:val="Heading2"/>
+      </w:pPr>
+      <w:r>
+        <w:t>ACA Worker (state-scoped)</w:t>
+      </w:r>
+    </w:p>
+    <w:p>
+      <w:r>
+        <w:t>Azure Container Apps job (`provider_pipeline_wrk`) that does the state-partitioned work. Up to 102 replicas per run (51 states x 2 flow types). Each replica atomically claims work-items from the front-end cluster. Cardinality: &lt;&lt;N&gt;&gt;.</w:t>
+      </w:r>
+    </w:p>
+    <w:p>
+      <w:pPr>
+        <w:pStyle w:val="Heading2"/>
+      </w:pPr>
+      <w:r>
+        <w:t>Azure Key Vault</w:t>
+      </w:r>
+    </w:p>
+    <w:p>
+      <w:r>
+        <w:t>PKI material and pipeline secrets are stored in Key Vault and fetched at container start using the runtime managed identity. Cardinality: 1 per env.</w:t>
+      </w:r>
+    </w:p>
+    <w:p>
+      <w:pPr>
+        <w:pStyle w:val="Heading2"/>
+      </w:pPr>
+      <w:r>
+        <w:t>MongoDB Atlas - Front-end cluster (chathealthyfrontend)</w:t>
+      </w:r>
+    </w:p>
+    <w:p>
+      <w:r>
+        <w:t>Hosts pipeline.runs, pipeline.config, pipeline.work_items, and pipeline.discrepancies. Front-end reads its own consumer collections from a different set of databases in the same cluster. Cardinality: 1 per env.</w:t>
+      </w:r>
+    </w:p>
+    <w:p>
+      <w:pPr>
+        <w:pStyle w:val="Heading2"/>
+      </w:pPr>
+      <w:r>
+        <w:t>MongoDB Atlas - Pipeline cluster (chathealthydatapipeline)</w:t>
+      </w:r>
+    </w:p>
+    <w:p>
+      <w:r>
+        <w:t>Holds staging collections and the versioned providers_v&lt;N&gt; collection. Reservation-gated pause/resume. Cardinality: 1 per env.</w:t>
+      </w:r>
+    </w:p>
+    <w:p>
+      <w:pPr>
+        <w:pStyle w:val="Heading2"/>
+      </w:pPr>
+      <w:r>
+        <w:t>Azure Blob Storage</w:t>
+      </w:r>
+    </w:p>
+    <w:p>
+      <w:r>
+        <w:t>Source archive (immutable copies of every fetched source file, keyed by content hash) and per-run artifacts (discrepancy PDF, run log). Cardinality: 1 storage account per env.</w:t>
+      </w:r>
+    </w:p>
+    <w:p>
+      <w:pPr>
+        <w:pStyle w:val="Heading2"/>
+      </w:pPr>
+      <w:r>
+        <w:t>Notification Library</w:t>
+      </w:r>
+    </w:p>
+    <w:p>
+      <w:r>
+        <w:t>The shared notification library wraps Twilio SMS and SparkPost email. The Control container calls it at end-of-run; workers call it on hard failures. Cardinality: 1 per env.</w:t>
+      </w:r>
+    </w:p>
+    <w:p>
+      <w:pPr>
+        <w:pStyle w:val="Heading2"/>
+      </w:pPr>
+      <w:r>
+        <w:t>Deployed Artifacts (per target_kind)</w:t>
+      </w:r>
+    </w:p>
+    <w:p>
+      <w:r>
+        <w:t>Every runtime component (Runbook, ACA Control image, ACA Worker image) is materialized from a deployed artifact produced by build_chathealthy.py and pushed by deploy_chathealthy.py. Cardinality: one per component per env.</w:t>
+      </w:r>
+    </w:p>
+    <w:p>
+      <w:pPr>
+        <w:pStyle w:val="Heading2"/>
+      </w:pPr>
+      <w:r>
+        <w:t>GitHub (external component)</w:t>
+      </w:r>
+    </w:p>
+    <w:p>
+      <w:r>
+        <w:t>Source of truth for the code, the deployment_architecture.json manifest, and the built artifact packages. GitHub Actions workflows execute Promote (dev -&gt; qa -&gt; prod). Cardinality: 1 org, 1 repo.</w:t>
+      </w:r>
+    </w:p>
+    <w:p>
+      <w:pPr>
+        <w:pStyle w:val="Heading2"/>
+      </w:pPr>
+      <w:r>
+        <w:t>External Sources (external component)</w:t>
+      </w:r>
+    </w:p>
+    <w:p>
+      <w:r>
+        <w:t>NPPES NPI dissemination + practice-locations file, NUCC provider taxonomy, Census county gazetteer, USDA RUCC urban classification, Google geocoding. Rate-limited HTTPS fetches from the Worker tier. Cardinality: many.</w:t>
+      </w:r>
+    </w:p>
+    <w:p>
+      <w:pPr>
+        <w:pStyle w:val="Heading2"/>
+      </w:pPr>
+      <w:r>
+        <w:t>MongoDB Atlas Admin API (external component)</w:t>
+      </w:r>
+    </w:p>
+    <w:p>
+      <w:r>
+        <w:t>Control-plane endpoint used at run start (unpause + reserve + user + role admin) and at run end (release + pause). Cardinality: 1 (Atlas global).</w:t>
+      </w:r>
+    </w:p>
+    <w:p>
+      <w:pPr>
+        <w:pStyle w:val="Heading2"/>
+      </w:pPr>
+      <w:r>
+        <w:t>Twilio + SparkPost APIs (external component)</w:t>
+      </w:r>
+    </w:p>
+    <w:p>
+      <w:r>
+        <w:t>Vendor SaaS endpoints hit by the Notification Library. Cardinality: 2.</w:t>
+      </w:r>
+    </w:p>
+    <w:p>
+      <w:pPr>
+        <w:pStyle w:val="Heading2"/>
+      </w:pPr>
+      <w:r>
+        <w:t>External Actor - CTO (Skip Snow)</w:t>
+      </w:r>
+    </w:p>
+    <w:p>
+      <w:r>
+        <w:t>The human operator. Authors natural-language instructions to Claude Code, echoes APPROVE tokens for Rule-065 commit and Rule-065 deploy gates, and receives the successful-run and abnormal-end notifications.</w:t>
+      </w:r>
+    </w:p>
+    <w:p>
+      <w:pPr>
+        <w:pStyle w:val="Heading2"/>
+      </w:pPr>
+      <w:r>
+        <w:t>External Actor - Claude Code</w:t>
+      </w:r>
+    </w:p>
+    <w:p>
+      <w:r>
+        <w:t>The delegated engineering agent. Executes commit/build/deploy on the operator's authorization but never without it. Rule-006 classifies its shell invocations at PreToolUse to block ad-hoc mutations.</w:t>
+      </w:r>
+    </w:p>
+    <w:p>
+      <w:pPr>
+        <w:pStyle w:val="Heading2"/>
+      </w:pPr>
+      <w:r>
+        <w:t>External Actor - Scheduled Trigger (cron)</w:t>
+      </w:r>
+    </w:p>
+    <w:p>
+      <w:r>
+        <w:t>Azure Automation schedule that fires the runbook on the operator-approved cadence. Distinct from the on-demand webhook path also handled by the runbook.</w:t>
+      </w:r>
+    </w:p>
+    <w:p>
+      <w:pPr>
+        <w:pStyle w:val="Heading2"/>
+      </w:pPr>
+      <w:r>
+        <w:t>1.1 Vision</w:t>
+      </w:r>
+    </w:p>
+    <w:p>
+      <w:r>
+        <w:drawing>
+          <wp:inline xmlns:a="http://schemas.openxmlformats.org/drawingml/2006/main" xmlns:pic="http://schemas.openxmlformats.org/drawingml/2006/picture">
+            <wp:extent cx="5943600" cy="3343275"/>
+            <wp:docPr id="1" name="Picture 1"/>
+            <wp:cNvGraphicFramePr>
+              <a:graphicFrameLocks noChangeAspect="1"/>
+            </wp:cNvGraphicFramePr>
+            <a:graphic>
+              <a:graphicData uri="http://schemas.openxmlformats.org/drawingml/2006/picture">
+                <pic:pic>
+                  <pic:nvPicPr>
+                    <pic:cNvPr id="0" name="image1.png"/>
+                    <pic:cNvPicPr/>
+                  </pic:nvPicPr>
+                  <pic:blipFill>
+                    <a:blip r:embed="rId8"/>
+                    <a:stretch>
+                      <a:fillRect/>
+                    </a:stretch>
+                  </pic:blipFill>
+                  <pic:spPr>
+                    <a:xfrm>
+                      <a:off x="0" y="0"/>
+                      <a:ext cx="5943600" cy="3343275"/>
+                    </a:xfrm>
+                    <a:prstGeom prst="rect"/>
+                  </pic:spPr>
+                </pic:pic>
+              </a:graphicData>
+            </a:graphic>
+          </wp:inline>
+        </w:drawing>
+      </w:r>
+    </w:p>
+    <w:p>
+      <w:r>
+        <w:rPr>
+          <w:i/>
+          <w:sz w:val="18"/>
+        </w:rPr>
+        <w:t>Figure 1.1 - Provider Pipeline flow (author's vision diagram, restored from v22).</w:t>
+      </w:r>
+    </w:p>
+    <w:p>
+      <w:r>
+        <w:t>ChatHealthy's pipeline vision is a single deterministic conveyor that turns raw public-domain health data - NPPES, NUCC, Census, RUCC, CT.gov and licensed CMS PUFs over time - into the authoritative collections the front-end reads. The conveyor is triggered on a schedule or on demand, provisions its own infrastructure, fetches every source in parallel, normalizes and enriches at state-scoped parallelism, then quiesces itself. Nothing runs between runs and no human sits in the loop of a successful pass.</w:t>
+      </w:r>
+    </w:p>
+    <w:p>
+      <w:r>
+        <w:t>The diagram above expresses that vision as a single flow of work. The top row (Invoke -&gt; Prepare -&gt; Fetch -&gt; Load -&gt; Normalize) is the read-side journey of every source. The parallel branches (type-1 individual, type-2 organization, address enrichment, county enrichment, urban flag) are the write-side fan-out where the pipeline does its actual value-add before landing records in the front-end cluster. The Quiesce block at the bottom-left is the terminal contract: infrastructure is deleted, cluster is paused, discrepancies are reported.</w:t>
+      </w:r>
+    </w:p>
+    <w:p>
+      <w:r>
+        <w:t>This vision generalizes. Every future pipeline in the platform (Specialty, Medicare utilization, clinical trials) MUST re-use this same shape - reservation-gated infrastructure, parallel fetch, state-scoped normalize, discrepancy-reported quiesce - and MUST reuse the shared substrate (BasePipelineOrchestrator + ACA Control + ACA Workers + Mongo work-items) that Section 3 defines.</w:t>
+      </w:r>
+    </w:p>
+    <w:p>
+      <w:pPr>
+        <w:pStyle w:val="Heading1"/>
+      </w:pPr>
+      <w:r>
         <w:t>2. Deployment Model (Runbook + ACA + Mongo)</w:t>
       </w:r>
     </w:p>
@@ -187,6 +534,7 @@
     </w:p>
     <w:p>
       <w:r>
+        <w:lastRenderedPageBreak/>
         <w:t>Identity. The Runbook runs under a long-lived F-003 identity in the pipeline-runbook.* namespace per EPIC-002-F-003-S-006-REQ-B-004. The identity and cert are placed at deploy time per EPIC-002-F-003-S-006-REQ-B-002; the deploying principal loses read access to the placed private key after the write per §5.4 and F-012 secret-propagation rules (EPIC-008-F-012-S-012-REQ-B-005). Runbook authenticates to Mongo via X.509 (EPIC-002-F-003-S-007-REQ-B-001), to Azure ARM via managed identity for bootstrap and cert-authenticated Azure AD post-bootstrap, and to Azure Key Vault via cert-authenticated Azure AD (EPIC-002-F-003-S-008-REQ-B-004).</w:t>
       </w:r>
     </w:p>
@@ -238,7 +586,11 @@
     </w:p>
     <w:p>
       <w:r>
-        <w:t>Identity. Every Worker replica self-mints a short-lived F-003 identity in the pipeline-worker-* namespace at container start per EPIC-002-F-003-S-006-REQ-B-004 (job-scoped destruction). The identity is bound to the (run_id, stage, replica_index) triple. When the work-item completes and the container exits, the cert and private key die with the container; no separate revocation is required. The cert namespace policy on the F-003 CA refuses any subject not matching pipeline-runbook.*, pipeline-control.*, or pipeline-worker-* per EPIC-002-F-003-S-006-REQ-B-002 and the identity-registry contract in EPIC-002-F-003-S-008-REQ-B-002.</w:t>
+        <w:t xml:space="preserve">Identity. Every Worker replica self-mints a short-lived F-003 identity in the pipeline-worker-* namespace at container start per EPIC-002-F-003-S-006-REQ-B-004 (job-scoped destruction). The identity is bound to the (run_id, stage, replica_index) triple. When the work-item completes </w:t>
+      </w:r>
+      <w:r>
+        <w:lastRenderedPageBreak/>
+        <w:t>and the container exits, the cert and private key die with the container; no separate revocation is required. The cert namespace policy on the F-003 CA refuses any subject not matching pipeline-runbook.*, pipeline-control.*, or pipeline-worker-* per EPIC-002-F-003-S-006-REQ-B-002 and the identity-registry contract in EPIC-002-F-003-S-008-REQ-B-002.</w:t>
       </w:r>
     </w:p>
     <w:p>
@@ -321,6 +673,7 @@
         <w:pStyle w:val="ListBullet"/>
       </w:pPr>
       <w:r>
+        <w:lastRenderedPageBreak/>
         <w:t>Azure Key Vault firewall permits (a) the operator dynamic-IP allowlist for break-glass and (b) the authorized subnet for runtime access. All other source IPs are refused at KV boundary. Realizes EPIC-008-F-012-S-019-REQ-B-002 and REQ-B-004.</w:t>
       </w:r>
     </w:p>
@@ -449,6 +802,7 @@
         <w:pStyle w:val="ListParagraph"/>
       </w:pPr>
       <w:r>
+        <w:lastRenderedPageBreak/>
         <w:t>12. Control launches prov-county-enrichment with N replicas (up to 102 when state_scope=["ALL"]; state partitions × entity types).</w:t>
       </w:r>
     </w:p>
@@ -589,6 +943,7 @@
         <w:pStyle w:val="Heading1"/>
       </w:pPr>
       <w:r>
+        <w:lastRenderedPageBreak/>
         <w:t>3. Runtime Substrate</w:t>
       </w:r>
     </w:p>
@@ -672,6 +1027,7 @@
         <w:pStyle w:val="ListBullet"/>
       </w:pPr>
       <w:r>
+        <w:lastRenderedPageBreak/>
         <w:t>Healthcheck gate. Control polls until the ACA Job resource reaches provisioningState=Succeeded and the /health endpoint returns 200.</w:t>
       </w:r>
     </w:p>
@@ -793,6 +1149,7 @@
         <w:pStyle w:val="Heading2"/>
       </w:pPr>
       <w:r>
+        <w:lastRenderedPageBreak/>
         <w:t>3.8 Security-issues collection — normative schema</w:t>
       </w:r>
     </w:p>
@@ -918,6 +1275,7 @@
         <w:pStyle w:val="ListBullet"/>
       </w:pPr>
       <w:r>
+        <w:lastRenderedPageBreak/>
         <w:t>4.1.4 Insert chathealthyfrontend.pipeline.runs document.</w:t>
       </w:r>
     </w:p>
@@ -1094,6 +1452,7 @@
     </w:p>
     <w:p>
       <w:r>
+        <w:lastRenderedPageBreak/>
         <w:t>Requirement anchors:</w:t>
       </w:r>
     </w:p>
@@ -1270,6 +1629,7 @@
         <w:pStyle w:val="ListBullet"/>
       </w:pPr>
       <w:r>
+        <w:lastRenderedPageBreak/>
         <w:t>EPIC-010-F-103-S-001-REQ-B-001 through REQ-B-019 (provider pipeline orchestration flow)</w:t>
       </w:r>
     </w:p>
@@ -1446,6 +1806,7 @@
         <w:pStyle w:val="Heading2"/>
       </w:pPr>
       <w:r>
+        <w:lastRenderedPageBreak/>
         <w:t>4.12 License-based address repair</w:t>
       </w:r>
     </w:p>
@@ -1564,6 +1925,7 @@
     </w:p>
     <w:p>
       <w:r>
+        <w:lastRenderedPageBreak/>
         <w:t>Requirement anchors: EPIC-010-F-102-S-005-REQ-T-001, REQ-T-002 (discrepancy reporter, threshold-driven abort); EPIC-002-F-003-S-007-REQ-B-003 (audit trail); EPIC-002-F-003-S-008-REQ-B-004 (notification channel entitlement declared).</w:t>
       </w:r>
     </w:p>
@@ -1709,6 +2071,7 @@
         <w:pStyle w:val="Heading2"/>
       </w:pPr>
       <w:r>
+        <w:lastRenderedPageBreak/>
         <w:t>5.3 Configuration surface</w:t>
       </w:r>
     </w:p>
@@ -1811,6 +2174,7 @@
         <w:pStyle w:val="ListBullet"/>
       </w:pPr>
       <w:r>
+        <w:lastRenderedPageBreak/>
         <w:t>Incremental loads use per-record field-by-field comparison; identical records are skipped; differing records are merged fact-by-fact.</w:t>
       </w:r>
     </w:p>
@@ -1852,6 +2216,68 @@
       <w:pPr>
         <w:pStyle w:val="Heading2"/>
       </w:pPr>
+      <w:proofErr w:type="spellStart"/>
+      <w:proofErr w:type="spellEnd"/>
+      <w:proofErr w:type="gramStart"/>
+      <w:proofErr w:type="gramEnd"/>
+      <w:r>
+        <w:t>Runtime sequence - successful run</w:t>
+      </w:r>
+    </w:p>
+    <w:p>
+      <w:r>
+        <w:t>The diagram below is the runtime interaction between the trigger tier (Automation Runbook), the orchestration tier (ACA Control container), the worker tier (ACA Workers), the Front-end and Pipeline Mongo clusters, external data sources, and the notification library. It is restored from v22 unchanged because the interaction contract has not changed since v22. The diagram is wide; the doc is best viewed in landscape orientation for this figure, or zoomed to 150%%.</w:t>
+      </w:r>
+    </w:p>
+    <w:p>
+      <w:r>
+        <w:drawing>
+          <wp:inline xmlns:a="http://schemas.openxmlformats.org/drawingml/2006/main" xmlns:pic="http://schemas.openxmlformats.org/drawingml/2006/picture">
+            <wp:extent cx="8686800" cy="4655802"/>
+            <wp:docPr id="3" name="Picture 3"/>
+            <wp:cNvGraphicFramePr>
+              <a:graphicFrameLocks noChangeAspect="1"/>
+            </wp:cNvGraphicFramePr>
+            <a:graphic>
+              <a:graphicData uri="http://schemas.openxmlformats.org/drawingml/2006/picture">
+                <pic:pic>
+                  <pic:nvPicPr>
+                    <pic:cNvPr id="0" name="image2.png"/>
+                    <pic:cNvPicPr/>
+                  </pic:nvPicPr>
+                  <pic:blipFill>
+                    <a:blip r:embed="rId10"/>
+                    <a:stretch>
+                      <a:fillRect/>
+                    </a:stretch>
+                  </pic:blipFill>
+                  <pic:spPr>
+                    <a:xfrm>
+                      <a:off x="0" y="0"/>
+                      <a:ext cx="8686800" cy="4655802"/>
+                    </a:xfrm>
+                    <a:prstGeom prst="rect"/>
+                  </pic:spPr>
+                </pic:pic>
+              </a:graphicData>
+            </a:graphic>
+          </wp:inline>
+        </w:drawing>
+      </w:r>
+    </w:p>
+    <w:p>
+      <w:r>
+        <w:rPr>
+          <w:i/>
+          <w:sz w:val="18"/>
+        </w:rPr>
+        <w:t>Figure - Provider Pipeline runtime sequence, successful run (restored from v22). Widest lifelines are the Front-end and Pipeline Mongo clusters; the fan-out is expressed by the ACA Worker (N replicas) lifeline.</w:t>
+      </w:r>
+    </w:p>
+    <w:p>
+      <w:pPr>
+        <w:pStyle w:val="Heading2"/>
+      </w:pPr>
       <w:r>
         <w:t>6.1 Provider record — schema fields and where each is set</w:t>
       </w:r>
@@ -1913,6 +2339,7 @@
         <w:pStyle w:val="ListBullet"/>
       </w:pPr>
       <w:r>
+        <w:lastRenderedPageBreak/>
         <w:t>pipeline_sources_pl_pfile. One document per practice-location row.</w:t>
       </w:r>
     </w:p>
@@ -1982,12 +2409,20 @@
     <w:p>
       <w:r>
         <w:t>ChatHealthy Provider Pipeline prod — ABNORMAL END</w:t>
+      </w:r>
+      <w:r>
         <w:br/>
         <w:t>run_id: prov-2026-07-14T02:00:11Z-abc123</w:t>
+      </w:r>
+      <w:r>
         <w:br/>
         <w:t>status: aborted</w:t>
+      </w:r>
+      <w:r>
         <w:br/>
         <w:t>abort_reason: failure_threshold_exceeded (bad_data_count=5124 &gt; threshold=5000)</w:t>
+      </w:r>
+      <w:r>
         <w:br/>
         <w:t>step: normalize_npi_per_state_fanout</w:t>
       </w:r>
@@ -2008,14 +2443,24 @@
     <w:p>
       <w:r>
         <w:t>ChatHealthy Provider Pipeline prod — SUCCESS</w:t>
+      </w:r>
+      <w:r>
         <w:br/>
         <w:t>run_id: prov-2026-07-14T02:00:11Z-abc123</w:t>
+      </w:r>
+      <w:r>
         <w:br/>
         <w:t>records_processed: 7482913</w:t>
+      </w:r>
+      <w:r>
         <w:br/>
         <w:t>county_enrichment_rate: 98.7%</w:t>
+      </w:r>
+      <w:r>
         <w:br/>
         <w:t>wallclock: 47 min</w:t>
+      </w:r>
+      <w:r>
         <w:br/>
         <w:t>cost: $84.22</w:t>
       </w:r>
@@ -2038,6 +2483,7 @@
         <w:pStyle w:val="Heading2"/>
       </w:pPr>
       <w:r>
+        <w:lastRenderedPageBreak/>
         <w:t>7.4 Email notification — discrepancy report (PDF attachment, every run)</w:t>
       </w:r>
     </w:p>
@@ -2062,18 +2508,22 @@
     <w:tbl>
       <w:tblPr>
         <w:tblStyle w:val="LightGrid-Accent1"/>
-        <w:tblW w:type="auto" w:w="0"/>
-        <w:tblLook w:firstColumn="1" w:firstRow="1" w:lastColumn="0" w:lastRow="0" w:noHBand="0" w:noVBand="1" w:val="04A0"/>
+        <w:tblW w:w="0" w:type="auto"/>
+        <w:tblLook w:val="04A0" w:firstRow="1" w:lastRow="0" w:firstColumn="1" w:lastColumn="0" w:noHBand="0" w:noVBand="1"/>
       </w:tblPr>
       <w:tblGrid>
         <w:gridCol w:w="2880"/>
         <w:gridCol w:w="2880"/>
-        <w:gridCol w:w="2880"/>
+        <w:gridCol w:w="2981"/>
       </w:tblGrid>
       <w:tr>
-        <w:tc>
-          <w:tcPr>
-            <w:tcW w:type="dxa" w:w="2880"/>
+        <w:trPr>
+          <w:cnfStyle w:val="100000000000" w:firstRow="1" w:lastRow="0" w:firstColumn="0" w:lastColumn="0" w:oddVBand="0" w:evenVBand="0" w:oddHBand="0" w:evenHBand="0" w:firstRowFirstColumn="0" w:firstRowLastColumn="0" w:lastRowFirstColumn="0" w:lastRowLastColumn="0"/>
+        </w:trPr>
+        <w:tc>
+          <w:tcPr>
+            <w:cnfStyle w:val="001000000000" w:firstRow="0" w:lastRow="0" w:firstColumn="1" w:lastColumn="0" w:oddVBand="0" w:evenVBand="0" w:oddHBand="0" w:evenHBand="0" w:firstRowFirstColumn="0" w:firstRowLastColumn="0" w:lastRowFirstColumn="0" w:lastRowLastColumn="0"/>
+            <w:tcW w:w="2880" w:type="dxa"/>
           </w:tcPr>
           <w:p>
             <w:r>
@@ -2083,9 +2533,12 @@
         </w:tc>
         <w:tc>
           <w:tcPr>
-            <w:tcW w:type="dxa" w:w="2880"/>
-          </w:tcPr>
-          <w:p>
+            <w:tcW w:w="2880" w:type="dxa"/>
+          </w:tcPr>
+          <w:p>
+            <w:pPr>
+              <w:cnfStyle w:val="100000000000" w:firstRow="1" w:lastRow="0" w:firstColumn="0" w:lastColumn="0" w:oddVBand="0" w:evenVBand="0" w:oddHBand="0" w:evenHBand="0" w:firstRowFirstColumn="0" w:firstRowLastColumn="0" w:lastRowFirstColumn="0" w:lastRowLastColumn="0"/>
+            </w:pPr>
             <w:r>
               <w:t>Realizing section</w:t>
             </w:r>
@@ -2093,9 +2546,12 @@
         </w:tc>
         <w:tc>
           <w:tcPr>
-            <w:tcW w:type="dxa" w:w="2880"/>
-          </w:tcPr>
-          <w:p>
+            <w:tcW w:w="2880" w:type="dxa"/>
+          </w:tcPr>
+          <w:p>
+            <w:pPr>
+              <w:cnfStyle w:val="100000000000" w:firstRow="1" w:lastRow="0" w:firstColumn="0" w:lastColumn="0" w:oddVBand="0" w:evenVBand="0" w:oddHBand="0" w:evenHBand="0" w:firstRowFirstColumn="0" w:firstRowLastColumn="0" w:lastRowFirstColumn="0" w:lastRowLastColumn="0"/>
+            </w:pPr>
             <w:r>
               <w:t>Note</w:t>
             </w:r>
@@ -2103,9 +2559,13 @@
         </w:tc>
       </w:tr>
       <w:tr>
-        <w:tc>
-          <w:tcPr>
-            <w:tcW w:type="dxa" w:w="2880"/>
+        <w:trPr>
+          <w:cnfStyle w:val="000000100000" w:firstRow="0" w:lastRow="0" w:firstColumn="0" w:lastColumn="0" w:oddVBand="0" w:evenVBand="0" w:oddHBand="1" w:evenHBand="0" w:firstRowFirstColumn="0" w:firstRowLastColumn="0" w:lastRowFirstColumn="0" w:lastRowLastColumn="0"/>
+        </w:trPr>
+        <w:tc>
+          <w:tcPr>
+            <w:cnfStyle w:val="001000000000" w:firstRow="0" w:lastRow="0" w:firstColumn="1" w:lastColumn="0" w:oddVBand="0" w:evenVBand="0" w:oddHBand="0" w:evenHBand="0" w:firstRowFirstColumn="0" w:firstRowLastColumn="0" w:lastRowFirstColumn="0" w:lastRowLastColumn="0"/>
+            <w:tcW w:w="2880" w:type="dxa"/>
           </w:tcPr>
           <w:p>
             <w:r>
@@ -2115,9 +2575,12 @@
         </w:tc>
         <w:tc>
           <w:tcPr>
-            <w:tcW w:type="dxa" w:w="2880"/>
-          </w:tcPr>
-          <w:p>
+            <w:tcW w:w="2880" w:type="dxa"/>
+          </w:tcPr>
+          <w:p>
+            <w:pPr>
+              <w:cnfStyle w:val="000000100000" w:firstRow="0" w:lastRow="0" w:firstColumn="0" w:lastColumn="0" w:oddVBand="0" w:evenVBand="0" w:oddHBand="1" w:evenHBand="0" w:firstRowFirstColumn="0" w:firstRowLastColumn="0" w:lastRowFirstColumn="0" w:lastRowLastColumn="0"/>
+            </w:pPr>
             <w:r>
               <w:t>§3.4, §4.2, §4.19</w:t>
             </w:r>
@@ -2125,9 +2588,12 @@
         </w:tc>
         <w:tc>
           <w:tcPr>
-            <w:tcW w:type="dxa" w:w="2880"/>
-          </w:tcPr>
-          <w:p>
+            <w:tcW w:w="2880" w:type="dxa"/>
+          </w:tcPr>
+          <w:p>
+            <w:pPr>
+              <w:cnfStyle w:val="000000100000" w:firstRow="0" w:lastRow="0" w:firstColumn="0" w:lastColumn="0" w:oddVBand="0" w:evenVBand="0" w:oddHBand="1" w:evenHBand="0" w:firstRowFirstColumn="0" w:firstRowLastColumn="0" w:lastRowFirstColumn="0" w:lastRowLastColumn="0"/>
+            </w:pPr>
             <w:r>
               <w:t>Reservation-owned uptime; deallocate when done.</w:t>
             </w:r>
@@ -2135,9 +2601,13 @@
         </w:tc>
       </w:tr>
       <w:tr>
-        <w:tc>
-          <w:tcPr>
-            <w:tcW w:type="dxa" w:w="2880"/>
+        <w:trPr>
+          <w:cnfStyle w:val="000000010000" w:firstRow="0" w:lastRow="0" w:firstColumn="0" w:lastColumn="0" w:oddVBand="0" w:evenVBand="0" w:oddHBand="0" w:evenHBand="1" w:firstRowFirstColumn="0" w:firstRowLastColumn="0" w:lastRowFirstColumn="0" w:lastRowLastColumn="0"/>
+        </w:trPr>
+        <w:tc>
+          <w:tcPr>
+            <w:cnfStyle w:val="001000000000" w:firstRow="0" w:lastRow="0" w:firstColumn="1" w:lastColumn="0" w:oddVBand="0" w:evenVBand="0" w:oddHBand="0" w:evenHBand="0" w:firstRowFirstColumn="0" w:firstRowLastColumn="0" w:lastRowFirstColumn="0" w:lastRowLastColumn="0"/>
+            <w:tcW w:w="2880" w:type="dxa"/>
           </w:tcPr>
           <w:p>
             <w:r>
@@ -2147,9 +2617,12 @@
         </w:tc>
         <w:tc>
           <w:tcPr>
-            <w:tcW w:type="dxa" w:w="2880"/>
-          </w:tcPr>
-          <w:p>
+            <w:tcW w:w="2880" w:type="dxa"/>
+          </w:tcPr>
+          <w:p>
+            <w:pPr>
+              <w:cnfStyle w:val="000000010000" w:firstRow="0" w:lastRow="0" w:firstColumn="0" w:lastColumn="0" w:oddVBand="0" w:evenVBand="0" w:oddHBand="0" w:evenHBand="1" w:firstRowFirstColumn="0" w:firstRowLastColumn="0" w:lastRowFirstColumn="0" w:lastRowLastColumn="0"/>
+            </w:pPr>
             <w:r>
               <w:t>§3.4, §4.2.1, §4.19.1</w:t>
             </w:r>
@@ -2157,9 +2630,12 @@
         </w:tc>
         <w:tc>
           <w:tcPr>
-            <w:tcW w:type="dxa" w:w="2880"/>
-          </w:tcPr>
-          <w:p>
+            <w:tcW w:w="2880" w:type="dxa"/>
+          </w:tcPr>
+          <w:p>
+            <w:pPr>
+              <w:cnfStyle w:val="000000010000" w:firstRow="0" w:lastRow="0" w:firstColumn="0" w:lastColumn="0" w:oddVBand="0" w:evenVBand="0" w:oddHBand="0" w:evenHBand="1" w:firstRowFirstColumn="0" w:firstRowLastColumn="0" w:lastRowFirstColumn="0" w:lastRowLastColumn="0"/>
+            </w:pPr>
             <w:r>
               <w:t>Reservation-driven cluster usage.</w:t>
             </w:r>
@@ -2167,9 +2643,13 @@
         </w:tc>
       </w:tr>
       <w:tr>
-        <w:tc>
-          <w:tcPr>
-            <w:tcW w:type="dxa" w:w="2880"/>
+        <w:trPr>
+          <w:cnfStyle w:val="000000100000" w:firstRow="0" w:lastRow="0" w:firstColumn="0" w:lastColumn="0" w:oddVBand="0" w:evenVBand="0" w:oddHBand="1" w:evenHBand="0" w:firstRowFirstColumn="0" w:firstRowLastColumn="0" w:lastRowFirstColumn="0" w:lastRowLastColumn="0"/>
+        </w:trPr>
+        <w:tc>
+          <w:tcPr>
+            <w:cnfStyle w:val="001000000000" w:firstRow="0" w:lastRow="0" w:firstColumn="1" w:lastColumn="0" w:oddVBand="0" w:evenVBand="0" w:oddHBand="0" w:evenHBand="0" w:firstRowFirstColumn="0" w:firstRowLastColumn="0" w:lastRowFirstColumn="0" w:lastRowLastColumn="0"/>
+            <w:tcW w:w="2880" w:type="dxa"/>
           </w:tcPr>
           <w:p>
             <w:r>
@@ -2179,9 +2659,12 @@
         </w:tc>
         <w:tc>
           <w:tcPr>
-            <w:tcW w:type="dxa" w:w="2880"/>
-          </w:tcPr>
-          <w:p>
+            <w:tcW w:w="2880" w:type="dxa"/>
+          </w:tcPr>
+          <w:p>
+            <w:pPr>
+              <w:cnfStyle w:val="000000100000" w:firstRow="0" w:lastRow="0" w:firstColumn="0" w:lastColumn="0" w:oddVBand="0" w:evenVBand="0" w:oddHBand="1" w:evenHBand="0" w:firstRowFirstColumn="0" w:firstRowLastColumn="0" w:lastRowFirstColumn="0" w:lastRowLastColumn="0"/>
+            </w:pPr>
             <w:r>
               <w:t>§5.8</w:t>
             </w:r>
@@ -2189,9 +2672,12 @@
         </w:tc>
         <w:tc>
           <w:tcPr>
-            <w:tcW w:type="dxa" w:w="2880"/>
-          </w:tcPr>
-          <w:p>
+            <w:tcW w:w="2880" w:type="dxa"/>
+          </w:tcPr>
+          <w:p>
+            <w:pPr>
+              <w:cnfStyle w:val="000000100000" w:firstRow="0" w:lastRow="0" w:firstColumn="0" w:lastColumn="0" w:oddVBand="0" w:evenVBand="0" w:oddHBand="1" w:evenHBand="0" w:firstRowFirstColumn="0" w:firstRowLastColumn="0" w:lastRowFirstColumn="0" w:lastRowLastColumn="0"/>
+            </w:pPr>
             <w:r>
               <w:t>Provider collection versioning.</w:t>
             </w:r>
@@ -2199,9 +2685,13 @@
         </w:tc>
       </w:tr>
       <w:tr>
-        <w:tc>
-          <w:tcPr>
-            <w:tcW w:type="dxa" w:w="2880"/>
+        <w:trPr>
+          <w:cnfStyle w:val="000000010000" w:firstRow="0" w:lastRow="0" w:firstColumn="0" w:lastColumn="0" w:oddVBand="0" w:evenVBand="0" w:oddHBand="0" w:evenHBand="1" w:firstRowFirstColumn="0" w:firstRowLastColumn="0" w:lastRowFirstColumn="0" w:lastRowLastColumn="0"/>
+        </w:trPr>
+        <w:tc>
+          <w:tcPr>
+            <w:cnfStyle w:val="001000000000" w:firstRow="0" w:lastRow="0" w:firstColumn="1" w:lastColumn="0" w:oddVBand="0" w:evenVBand="0" w:oddHBand="0" w:evenHBand="0" w:firstRowFirstColumn="0" w:firstRowLastColumn="0" w:lastRowFirstColumn="0" w:lastRowLastColumn="0"/>
+            <w:tcW w:w="2880" w:type="dxa"/>
           </w:tcPr>
           <w:p>
             <w:r>
@@ -2211,9 +2701,12 @@
         </w:tc>
         <w:tc>
           <w:tcPr>
-            <w:tcW w:type="dxa" w:w="2880"/>
-          </w:tcPr>
-          <w:p>
+            <w:tcW w:w="2880" w:type="dxa"/>
+          </w:tcPr>
+          <w:p>
+            <w:pPr>
+              <w:cnfStyle w:val="000000010000" w:firstRow="0" w:lastRow="0" w:firstColumn="0" w:lastColumn="0" w:oddVBand="0" w:evenVBand="0" w:oddHBand="0" w:evenHBand="1" w:firstRowFirstColumn="0" w:firstRowLastColumn="0" w:lastRowFirstColumn="0" w:lastRowLastColumn="0"/>
+            </w:pPr>
             <w:r>
               <w:t>§3.7, §5.3</w:t>
             </w:r>
@@ -2221,9 +2714,12 @@
         </w:tc>
         <w:tc>
           <w:tcPr>
-            <w:tcW w:type="dxa" w:w="2880"/>
-          </w:tcPr>
-          <w:p>
+            <w:tcW w:w="2880" w:type="dxa"/>
+          </w:tcPr>
+          <w:p>
+            <w:pPr>
+              <w:cnfStyle w:val="000000010000" w:firstRow="0" w:lastRow="0" w:firstColumn="0" w:lastColumn="0" w:oddVBand="0" w:evenVBand="0" w:oddHBand="0" w:evenHBand="1" w:firstRowFirstColumn="0" w:firstRowLastColumn="0" w:lastRowFirstColumn="0" w:lastRowLastColumn="0"/>
+            </w:pPr>
             <w:r>
               <w:t>Config collection hand-maintained.</w:t>
             </w:r>
@@ -2231,9 +2727,13 @@
         </w:tc>
       </w:tr>
       <w:tr>
-        <w:tc>
-          <w:tcPr>
-            <w:tcW w:type="dxa" w:w="2880"/>
+        <w:trPr>
+          <w:cnfStyle w:val="000000100000" w:firstRow="0" w:lastRow="0" w:firstColumn="0" w:lastColumn="0" w:oddVBand="0" w:evenVBand="0" w:oddHBand="1" w:evenHBand="0" w:firstRowFirstColumn="0" w:firstRowLastColumn="0" w:lastRowFirstColumn="0" w:lastRowLastColumn="0"/>
+        </w:trPr>
+        <w:tc>
+          <w:tcPr>
+            <w:cnfStyle w:val="001000000000" w:firstRow="0" w:lastRow="0" w:firstColumn="1" w:lastColumn="0" w:oddVBand="0" w:evenVBand="0" w:oddHBand="0" w:evenHBand="0" w:firstRowFirstColumn="0" w:firstRowLastColumn="0" w:lastRowFirstColumn="0" w:lastRowLastColumn="0"/>
+            <w:tcW w:w="2880" w:type="dxa"/>
           </w:tcPr>
           <w:p>
             <w:r>
@@ -2243,9 +2743,12 @@
         </w:tc>
         <w:tc>
           <w:tcPr>
-            <w:tcW w:type="dxa" w:w="2880"/>
-          </w:tcPr>
-          <w:p>
+            <w:tcW w:w="2880" w:type="dxa"/>
+          </w:tcPr>
+          <w:p>
+            <w:pPr>
+              <w:cnfStyle w:val="000000100000" w:firstRow="0" w:lastRow="0" w:firstColumn="0" w:lastColumn="0" w:oddVBand="0" w:evenVBand="0" w:oddHBand="1" w:evenHBand="0" w:firstRowFirstColumn="0" w:firstRowLastColumn="0" w:lastRowFirstColumn="0" w:lastRowLastColumn="0"/>
+            </w:pPr>
             <w:r>
               <w:t>§3.1, §3.2</w:t>
             </w:r>
@@ -2253,9 +2756,12 @@
         </w:tc>
         <w:tc>
           <w:tcPr>
-            <w:tcW w:type="dxa" w:w="2880"/>
-          </w:tcPr>
-          <w:p>
+            <w:tcW w:w="2880" w:type="dxa"/>
+          </w:tcPr>
+          <w:p>
+            <w:pPr>
+              <w:cnfStyle w:val="000000100000" w:firstRow="0" w:lastRow="0" w:firstColumn="0" w:lastColumn="0" w:oddVBand="0" w:evenVBand="0" w:oddHBand="1" w:evenHBand="0" w:firstRowFirstColumn="0" w:firstRowLastColumn="0" w:lastRowFirstColumn="0" w:lastRowLastColumn="0"/>
+            </w:pPr>
             <w:r>
               <w:t>Orchestration framework + activity contract.</w:t>
             </w:r>
@@ -2263,9 +2769,13 @@
         </w:tc>
       </w:tr>
       <w:tr>
-        <w:tc>
-          <w:tcPr>
-            <w:tcW w:type="dxa" w:w="2880"/>
+        <w:trPr>
+          <w:cnfStyle w:val="000000010000" w:firstRow="0" w:lastRow="0" w:firstColumn="0" w:lastColumn="0" w:oddVBand="0" w:evenVBand="0" w:oddHBand="0" w:evenHBand="1" w:firstRowFirstColumn="0" w:firstRowLastColumn="0" w:lastRowFirstColumn="0" w:lastRowLastColumn="0"/>
+        </w:trPr>
+        <w:tc>
+          <w:tcPr>
+            <w:cnfStyle w:val="001000000000" w:firstRow="0" w:lastRow="0" w:firstColumn="1" w:lastColumn="0" w:oddVBand="0" w:evenVBand="0" w:oddHBand="0" w:evenHBand="0" w:firstRowFirstColumn="0" w:firstRowLastColumn="0" w:lastRowFirstColumn="0" w:lastRowLastColumn="0"/>
+            <w:tcW w:w="2880" w:type="dxa"/>
           </w:tcPr>
           <w:p>
             <w:r>
@@ -2275,9 +2785,12 @@
         </w:tc>
         <w:tc>
           <w:tcPr>
-            <w:tcW w:type="dxa" w:w="2880"/>
-          </w:tcPr>
-          <w:p>
+            <w:tcW w:w="2880" w:type="dxa"/>
+          </w:tcPr>
+          <w:p>
+            <w:pPr>
+              <w:cnfStyle w:val="000000010000" w:firstRow="0" w:lastRow="0" w:firstColumn="0" w:lastColumn="0" w:oddVBand="0" w:evenVBand="0" w:oddHBand="0" w:evenHBand="1" w:firstRowFirstColumn="0" w:firstRowLastColumn="0" w:lastRowFirstColumn="0" w:lastRowLastColumn="0"/>
+            </w:pPr>
             <w:r>
               <w:t>§3.6</w:t>
             </w:r>
@@ -2285,9 +2798,12 @@
         </w:tc>
         <w:tc>
           <w:tcPr>
-            <w:tcW w:type="dxa" w:w="2880"/>
-          </w:tcPr>
-          <w:p>
+            <w:tcW w:w="2880" w:type="dxa"/>
+          </w:tcPr>
+          <w:p>
+            <w:pPr>
+              <w:cnfStyle w:val="000000010000" w:firstRow="0" w:lastRow="0" w:firstColumn="0" w:lastColumn="0" w:oddVBand="0" w:evenVBand="0" w:oddHBand="0" w:evenHBand="1" w:firstRowFirstColumn="0" w:firstRowLastColumn="0" w:lastRowFirstColumn="0" w:lastRowLastColumn="0"/>
+            </w:pPr>
             <w:r>
               <w:t>Metrics on persistent monitoring surface.</w:t>
             </w:r>
@@ -2295,9 +2811,13 @@
         </w:tc>
       </w:tr>
       <w:tr>
-        <w:tc>
-          <w:tcPr>
-            <w:tcW w:type="dxa" w:w="2880"/>
+        <w:trPr>
+          <w:cnfStyle w:val="000000100000" w:firstRow="0" w:lastRow="0" w:firstColumn="0" w:lastColumn="0" w:oddVBand="0" w:evenVBand="0" w:oddHBand="1" w:evenHBand="0" w:firstRowFirstColumn="0" w:firstRowLastColumn="0" w:lastRowFirstColumn="0" w:lastRowLastColumn="0"/>
+        </w:trPr>
+        <w:tc>
+          <w:tcPr>
+            <w:cnfStyle w:val="001000000000" w:firstRow="0" w:lastRow="0" w:firstColumn="1" w:lastColumn="0" w:oddVBand="0" w:evenVBand="0" w:oddHBand="0" w:evenHBand="0" w:firstRowFirstColumn="0" w:firstRowLastColumn="0" w:lastRowFirstColumn="0" w:lastRowLastColumn="0"/>
+            <w:tcW w:w="2880" w:type="dxa"/>
           </w:tcPr>
           <w:p>
             <w:r>
@@ -2307,9 +2827,12 @@
         </w:tc>
         <w:tc>
           <w:tcPr>
-            <w:tcW w:type="dxa" w:w="2880"/>
-          </w:tcPr>
-          <w:p>
+            <w:tcW w:w="2880" w:type="dxa"/>
+          </w:tcPr>
+          <w:p>
+            <w:pPr>
+              <w:cnfStyle w:val="000000100000" w:firstRow="0" w:lastRow="0" w:firstColumn="0" w:lastColumn="0" w:oddVBand="0" w:evenVBand="0" w:oddHBand="1" w:evenHBand="0" w:firstRowFirstColumn="0" w:firstRowLastColumn="0" w:lastRowFirstColumn="0" w:lastRowLastColumn="0"/>
+            </w:pPr>
             <w:r>
               <w:t>§3.1</w:t>
             </w:r>
@@ -2317,9 +2840,12 @@
         </w:tc>
         <w:tc>
           <w:tcPr>
-            <w:tcW w:type="dxa" w:w="2880"/>
-          </w:tcPr>
-          <w:p>
+            <w:tcW w:w="2880" w:type="dxa"/>
+          </w:tcPr>
+          <w:p>
+            <w:pPr>
+              <w:cnfStyle w:val="000000100000" w:firstRow="0" w:lastRow="0" w:firstColumn="0" w:lastColumn="0" w:oddVBand="0" w:evenVBand="0" w:oddHBand="1" w:evenHBand="0" w:firstRowFirstColumn="0" w:firstRowLastColumn="0" w:lastRowFirstColumn="0" w:lastRowLastColumn="0"/>
+            </w:pPr>
             <w:r>
               <w:t>Base worker classes.</w:t>
             </w:r>
@@ -2327,9 +2853,13 @@
         </w:tc>
       </w:tr>
       <w:tr>
-        <w:tc>
-          <w:tcPr>
-            <w:tcW w:type="dxa" w:w="2880"/>
+        <w:trPr>
+          <w:cnfStyle w:val="000000010000" w:firstRow="0" w:lastRow="0" w:firstColumn="0" w:lastColumn="0" w:oddVBand="0" w:evenVBand="0" w:oddHBand="0" w:evenHBand="1" w:firstRowFirstColumn="0" w:firstRowLastColumn="0" w:lastRowFirstColumn="0" w:lastRowLastColumn="0"/>
+        </w:trPr>
+        <w:tc>
+          <w:tcPr>
+            <w:cnfStyle w:val="001000000000" w:firstRow="0" w:lastRow="0" w:firstColumn="1" w:lastColumn="0" w:oddVBand="0" w:evenVBand="0" w:oddHBand="0" w:evenHBand="0" w:firstRowFirstColumn="0" w:firstRowLastColumn="0" w:lastRowFirstColumn="0" w:lastRowLastColumn="0"/>
+            <w:tcW w:w="2880" w:type="dxa"/>
           </w:tcPr>
           <w:p>
             <w:r>
@@ -2339,9 +2869,12 @@
         </w:tc>
         <w:tc>
           <w:tcPr>
-            <w:tcW w:type="dxa" w:w="2880"/>
-          </w:tcPr>
-          <w:p>
+            <w:tcW w:w="2880" w:type="dxa"/>
+          </w:tcPr>
+          <w:p>
+            <w:pPr>
+              <w:cnfStyle w:val="000000010000" w:firstRow="0" w:lastRow="0" w:firstColumn="0" w:lastColumn="0" w:oddVBand="0" w:evenVBand="0" w:oddHBand="0" w:evenHBand="1" w:firstRowFirstColumn="0" w:firstRowLastColumn="0" w:lastRowFirstColumn="0" w:lastRowLastColumn="0"/>
+            </w:pPr>
             <w:r>
               <w:t>§4.4</w:t>
             </w:r>
@@ -2349,9 +2882,12 @@
         </w:tc>
         <w:tc>
           <w:tcPr>
-            <w:tcW w:type="dxa" w:w="2880"/>
-          </w:tcPr>
-          <w:p>
+            <w:tcW w:w="2880" w:type="dxa"/>
+          </w:tcPr>
+          <w:p>
+            <w:pPr>
+              <w:cnfStyle w:val="000000010000" w:firstRow="0" w:lastRow="0" w:firstColumn="0" w:lastColumn="0" w:oddVBand="0" w:evenVBand="0" w:oddHBand="0" w:evenHBand="1" w:firstRowFirstColumn="0" w:firstRowLastColumn="0" w:lastRowFirstColumn="0" w:lastRowLastColumn="0"/>
+            </w:pPr>
             <w:r>
               <w:t>Data-source fetching.</w:t>
             </w:r>
@@ -2359,9 +2895,13 @@
         </w:tc>
       </w:tr>
       <w:tr>
-        <w:tc>
-          <w:tcPr>
-            <w:tcW w:type="dxa" w:w="2880"/>
+        <w:trPr>
+          <w:cnfStyle w:val="000000100000" w:firstRow="0" w:lastRow="0" w:firstColumn="0" w:lastColumn="0" w:oddVBand="0" w:evenVBand="0" w:oddHBand="1" w:evenHBand="0" w:firstRowFirstColumn="0" w:firstRowLastColumn="0" w:lastRowFirstColumn="0" w:lastRowLastColumn="0"/>
+        </w:trPr>
+        <w:tc>
+          <w:tcPr>
+            <w:cnfStyle w:val="001000000000" w:firstRow="0" w:lastRow="0" w:firstColumn="1" w:lastColumn="0" w:oddVBand="0" w:evenVBand="0" w:oddHBand="0" w:evenHBand="0" w:firstRowFirstColumn="0" w:firstRowLastColumn="0" w:lastRowFirstColumn="0" w:lastRowLastColumn="0"/>
+            <w:tcW w:w="2880" w:type="dxa"/>
           </w:tcPr>
           <w:p>
             <w:r>
@@ -2371,9 +2911,12 @@
         </w:tc>
         <w:tc>
           <w:tcPr>
-            <w:tcW w:type="dxa" w:w="2880"/>
-          </w:tcPr>
-          <w:p>
+            <w:tcW w:w="2880" w:type="dxa"/>
+          </w:tcPr>
+          <w:p>
+            <w:pPr>
+              <w:cnfStyle w:val="000000100000" w:firstRow="0" w:lastRow="0" w:firstColumn="0" w:lastColumn="0" w:oddVBand="0" w:evenVBand="0" w:oddHBand="1" w:evenHBand="0" w:firstRowFirstColumn="0" w:firstRowLastColumn="0" w:lastRowFirstColumn="0" w:lastRowLastColumn="0"/>
+            </w:pPr>
             <w:r>
               <w:t>§4.3</w:t>
             </w:r>
@@ -2381,9 +2924,12 @@
         </w:tc>
         <w:tc>
           <w:tcPr>
-            <w:tcW w:type="dxa" w:w="2880"/>
-          </w:tcPr>
-          <w:p>
+            <w:tcW w:w="2880" w:type="dxa"/>
+          </w:tcPr>
+          <w:p>
+            <w:pPr>
+              <w:cnfStyle w:val="000000100000" w:firstRow="0" w:lastRow="0" w:firstColumn="0" w:lastColumn="0" w:oddVBand="0" w:evenVBand="0" w:oddHBand="1" w:evenHBand="0" w:firstRowFirstColumn="0" w:firstRowLastColumn="0" w:lastRowFirstColumn="0" w:lastRowLastColumn="0"/>
+            </w:pPr>
             <w:r>
               <w:t>Source freshness management.</w:t>
             </w:r>
@@ -2391,9 +2937,13 @@
         </w:tc>
       </w:tr>
       <w:tr>
-        <w:tc>
-          <w:tcPr>
-            <w:tcW w:type="dxa" w:w="2880"/>
+        <w:trPr>
+          <w:cnfStyle w:val="000000010000" w:firstRow="0" w:lastRow="0" w:firstColumn="0" w:lastColumn="0" w:oddVBand="0" w:evenVBand="0" w:oddHBand="0" w:evenHBand="1" w:firstRowFirstColumn="0" w:firstRowLastColumn="0" w:lastRowFirstColumn="0" w:lastRowLastColumn="0"/>
+        </w:trPr>
+        <w:tc>
+          <w:tcPr>
+            <w:cnfStyle w:val="001000000000" w:firstRow="0" w:lastRow="0" w:firstColumn="1" w:lastColumn="0" w:oddVBand="0" w:evenVBand="0" w:oddHBand="0" w:evenHBand="0" w:firstRowFirstColumn="0" w:firstRowLastColumn="0" w:lastRowFirstColumn="0" w:lastRowLastColumn="0"/>
+            <w:tcW w:w="2880" w:type="dxa"/>
           </w:tcPr>
           <w:p>
             <w:r>
@@ -2403,9 +2953,12 @@
         </w:tc>
         <w:tc>
           <w:tcPr>
-            <w:tcW w:type="dxa" w:w="2880"/>
-          </w:tcPr>
-          <w:p>
+            <w:tcW w:w="2880" w:type="dxa"/>
+          </w:tcPr>
+          <w:p>
+            <w:pPr>
+              <w:cnfStyle w:val="000000010000" w:firstRow="0" w:lastRow="0" w:firstColumn="0" w:lastColumn="0" w:oddVBand="0" w:evenVBand="0" w:oddHBand="0" w:evenHBand="1" w:firstRowFirstColumn="0" w:firstRowLastColumn="0" w:lastRowFirstColumn="0" w:lastRowLastColumn="0"/>
+            </w:pPr>
             <w:r>
               <w:t>§4.3</w:t>
             </w:r>
@@ -2413,9 +2966,12 @@
         </w:tc>
         <w:tc>
           <w:tcPr>
-            <w:tcW w:type="dxa" w:w="2880"/>
-          </w:tcPr>
-          <w:p>
+            <w:tcW w:w="2880" w:type="dxa"/>
+          </w:tcPr>
+          <w:p>
+            <w:pPr>
+              <w:cnfStyle w:val="000000010000" w:firstRow="0" w:lastRow="0" w:firstColumn="0" w:lastColumn="0" w:oddVBand="0" w:evenVBand="0" w:oddHBand="0" w:evenHBand="1" w:firstRowFirstColumn="0" w:firstRowLastColumn="0" w:lastRowFirstColumn="0" w:lastRowLastColumn="0"/>
+            </w:pPr>
             <w:r>
               <w:t>AI-agent URL discovery for moving sources.</w:t>
             </w:r>
@@ -2423,9 +2979,13 @@
         </w:tc>
       </w:tr>
       <w:tr>
-        <w:tc>
-          <w:tcPr>
-            <w:tcW w:type="dxa" w:w="2880"/>
+        <w:trPr>
+          <w:cnfStyle w:val="000000100000" w:firstRow="0" w:lastRow="0" w:firstColumn="0" w:lastColumn="0" w:oddVBand="0" w:evenVBand="0" w:oddHBand="1" w:evenHBand="0" w:firstRowFirstColumn="0" w:firstRowLastColumn="0" w:lastRowFirstColumn="0" w:lastRowLastColumn="0"/>
+        </w:trPr>
+        <w:tc>
+          <w:tcPr>
+            <w:cnfStyle w:val="001000000000" w:firstRow="0" w:lastRow="0" w:firstColumn="1" w:lastColumn="0" w:oddVBand="0" w:evenVBand="0" w:oddHBand="0" w:evenHBand="0" w:firstRowFirstColumn="0" w:firstRowLastColumn="0" w:lastRowFirstColumn="0" w:lastRowLastColumn="0"/>
+            <w:tcW w:w="2880" w:type="dxa"/>
           </w:tcPr>
           <w:p>
             <w:r>
@@ -2435,9 +2995,12 @@
         </w:tc>
         <w:tc>
           <w:tcPr>
-            <w:tcW w:type="dxa" w:w="2880"/>
-          </w:tcPr>
-          <w:p>
+            <w:tcW w:w="2880" w:type="dxa"/>
+          </w:tcPr>
+          <w:p>
+            <w:pPr>
+              <w:cnfStyle w:val="000000100000" w:firstRow="0" w:lastRow="0" w:firstColumn="0" w:lastColumn="0" w:oddVBand="0" w:evenVBand="0" w:oddHBand="1" w:evenHBand="0" w:firstRowFirstColumn="0" w:firstRowLastColumn="0" w:lastRowFirstColumn="0" w:lastRowLastColumn="0"/>
+            </w:pPr>
             <w:r>
               <w:t>§3.5, §4.5</w:t>
             </w:r>
@@ -2445,9 +3008,12 @@
         </w:tc>
         <w:tc>
           <w:tcPr>
-            <w:tcW w:type="dxa" w:w="2880"/>
-          </w:tcPr>
-          <w:p>
+            <w:tcW w:w="2880" w:type="dxa"/>
+          </w:tcPr>
+          <w:p>
+            <w:pPr>
+              <w:cnfStyle w:val="000000100000" w:firstRow="0" w:lastRow="0" w:firstColumn="0" w:lastColumn="0" w:oddVBand="0" w:evenVBand="0" w:oddHBand="1" w:evenHBand="0" w:firstRowFirstColumn="0" w:firstRowLastColumn="0" w:lastRowFirstColumn="0" w:lastRowLastColumn="0"/>
+            </w:pPr>
             <w:r>
               <w:t>Source file storage management.</w:t>
             </w:r>
@@ -2455,9 +3021,13 @@
         </w:tc>
       </w:tr>
       <w:tr>
-        <w:tc>
-          <w:tcPr>
-            <w:tcW w:type="dxa" w:w="2880"/>
+        <w:trPr>
+          <w:cnfStyle w:val="000000010000" w:firstRow="0" w:lastRow="0" w:firstColumn="0" w:lastColumn="0" w:oddVBand="0" w:evenVBand="0" w:oddHBand="0" w:evenHBand="1" w:firstRowFirstColumn="0" w:firstRowLastColumn="0" w:lastRowFirstColumn="0" w:lastRowLastColumn="0"/>
+        </w:trPr>
+        <w:tc>
+          <w:tcPr>
+            <w:cnfStyle w:val="001000000000" w:firstRow="0" w:lastRow="0" w:firstColumn="1" w:lastColumn="0" w:oddVBand="0" w:evenVBand="0" w:oddHBand="0" w:evenHBand="0" w:firstRowFirstColumn="0" w:firstRowLastColumn="0" w:lastRowFirstColumn="0" w:lastRowLastColumn="0"/>
+            <w:tcW w:w="2880" w:type="dxa"/>
           </w:tcPr>
           <w:p>
             <w:r>
@@ -2467,9 +3037,12 @@
         </w:tc>
         <w:tc>
           <w:tcPr>
-            <w:tcW w:type="dxa" w:w="2880"/>
-          </w:tcPr>
-          <w:p>
+            <w:tcW w:w="2880" w:type="dxa"/>
+          </w:tcPr>
+          <w:p>
+            <w:pPr>
+              <w:cnfStyle w:val="000000010000" w:firstRow="0" w:lastRow="0" w:firstColumn="0" w:lastColumn="0" w:oddVBand="0" w:evenVBand="0" w:oddHBand="0" w:evenHBand="1" w:firstRowFirstColumn="0" w:firstRowLastColumn="0" w:lastRowFirstColumn="0" w:lastRowLastColumn="0"/>
+            </w:pPr>
             <w:r>
               <w:t>§4.6</w:t>
             </w:r>
@@ -2477,9 +3050,12 @@
         </w:tc>
         <w:tc>
           <w:tcPr>
-            <w:tcW w:type="dxa" w:w="2880"/>
-          </w:tcPr>
-          <w:p>
+            <w:tcW w:w="2880" w:type="dxa"/>
+          </w:tcPr>
+          <w:p>
+            <w:pPr>
+              <w:cnfStyle w:val="000000010000" w:firstRow="0" w:lastRow="0" w:firstColumn="0" w:lastColumn="0" w:oddVBand="0" w:evenVBand="0" w:oddHBand="0" w:evenHBand="1" w:firstRowFirstColumn="0" w:firstRowLastColumn="0" w:lastRowFirstColumn="0" w:lastRowLastColumn="0"/>
+            </w:pPr>
             <w:r>
               <w:t>Byte-offset indexing.</w:t>
             </w:r>
@@ -2487,9 +3063,13 @@
         </w:tc>
       </w:tr>
       <w:tr>
-        <w:tc>
-          <w:tcPr>
-            <w:tcW w:type="dxa" w:w="2880"/>
+        <w:trPr>
+          <w:cnfStyle w:val="000000100000" w:firstRow="0" w:lastRow="0" w:firstColumn="0" w:lastColumn="0" w:oddVBand="0" w:evenVBand="0" w:oddHBand="1" w:evenHBand="0" w:firstRowFirstColumn="0" w:firstRowLastColumn="0" w:lastRowFirstColumn="0" w:lastRowLastColumn="0"/>
+        </w:trPr>
+        <w:tc>
+          <w:tcPr>
+            <w:cnfStyle w:val="001000000000" w:firstRow="0" w:lastRow="0" w:firstColumn="1" w:lastColumn="0" w:oddVBand="0" w:evenVBand="0" w:oddHBand="0" w:evenHBand="0" w:firstRowFirstColumn="0" w:firstRowLastColumn="0" w:lastRowFirstColumn="0" w:lastRowLastColumn="0"/>
+            <w:tcW w:w="2880" w:type="dxa"/>
           </w:tcPr>
           <w:p>
             <w:r>
@@ -2499,9 +3079,12 @@
         </w:tc>
         <w:tc>
           <w:tcPr>
-            <w:tcW w:type="dxa" w:w="2880"/>
-          </w:tcPr>
-          <w:p>
+            <w:tcW w:w="2880" w:type="dxa"/>
+          </w:tcPr>
+          <w:p>
+            <w:pPr>
+              <w:cnfStyle w:val="000000100000" w:firstRow="0" w:lastRow="0" w:firstColumn="0" w:lastColumn="0" w:oddVBand="0" w:evenVBand="0" w:oddHBand="1" w:evenHBand="0" w:firstRowFirstColumn="0" w:firstRowLastColumn="0" w:lastRowFirstColumn="0" w:lastRowLastColumn="0"/>
+            </w:pPr>
             <w:r>
               <w:t>§4.17</w:t>
             </w:r>
@@ -2509,9 +3092,12 @@
         </w:tc>
         <w:tc>
           <w:tcPr>
-            <w:tcW w:type="dxa" w:w="2880"/>
-          </w:tcPr>
-          <w:p>
+            <w:tcW w:w="2880" w:type="dxa"/>
+          </w:tcPr>
+          <w:p>
+            <w:pPr>
+              <w:cnfStyle w:val="000000100000" w:firstRow="0" w:lastRow="0" w:firstColumn="0" w:lastColumn="0" w:oddVBand="0" w:evenVBand="0" w:oddHBand="1" w:evenHBand="0" w:firstRowFirstColumn="0" w:firstRowLastColumn="0" w:lastRowFirstColumn="0" w:lastRowLastColumn="0"/>
+            </w:pPr>
             <w:r>
               <w:t>Source↔DB reconciliation.</w:t>
             </w:r>
@@ -2519,9 +3105,13 @@
         </w:tc>
       </w:tr>
       <w:tr>
-        <w:tc>
-          <w:tcPr>
-            <w:tcW w:type="dxa" w:w="2880"/>
+        <w:trPr>
+          <w:cnfStyle w:val="000000010000" w:firstRow="0" w:lastRow="0" w:firstColumn="0" w:lastColumn="0" w:oddVBand="0" w:evenVBand="0" w:oddHBand="0" w:evenHBand="1" w:firstRowFirstColumn="0" w:firstRowLastColumn="0" w:lastRowFirstColumn="0" w:lastRowLastColumn="0"/>
+        </w:trPr>
+        <w:tc>
+          <w:tcPr>
+            <w:cnfStyle w:val="001000000000" w:firstRow="0" w:lastRow="0" w:firstColumn="1" w:lastColumn="0" w:oddVBand="0" w:evenVBand="0" w:oddHBand="0" w:evenHBand="0" w:firstRowFirstColumn="0" w:firstRowLastColumn="0" w:lastRowFirstColumn="0" w:lastRowLastColumn="0"/>
+            <w:tcW w:w="2880" w:type="dxa"/>
           </w:tcPr>
           <w:p>
             <w:r>
@@ -2531,9 +3121,12 @@
         </w:tc>
         <w:tc>
           <w:tcPr>
-            <w:tcW w:type="dxa" w:w="2880"/>
-          </w:tcPr>
-          <w:p>
+            <w:tcW w:w="2880" w:type="dxa"/>
+          </w:tcPr>
+          <w:p>
+            <w:pPr>
+              <w:cnfStyle w:val="000000010000" w:firstRow="0" w:lastRow="0" w:firstColumn="0" w:lastColumn="0" w:oddVBand="0" w:evenVBand="0" w:oddHBand="0" w:evenHBand="1" w:firstRowFirstColumn="0" w:firstRowLastColumn="0" w:lastRowFirstColumn="0" w:lastRowLastColumn="0"/>
+            </w:pPr>
             <w:r>
               <w:t>§4.18, §5.1</w:t>
             </w:r>
@@ -2541,9 +3134,12 @@
         </w:tc>
         <w:tc>
           <w:tcPr>
-            <w:tcW w:type="dxa" w:w="2880"/>
-          </w:tcPr>
-          <w:p>
+            <w:tcW w:w="2880" w:type="dxa"/>
+          </w:tcPr>
+          <w:p>
+            <w:pPr>
+              <w:cnfStyle w:val="000000010000" w:firstRow="0" w:lastRow="0" w:firstColumn="0" w:lastColumn="0" w:oddVBand="0" w:evenVBand="0" w:oddHBand="0" w:evenHBand="1" w:firstRowFirstColumn="0" w:firstRowLastColumn="0" w:lastRowFirstColumn="0" w:lastRowLastColumn="0"/>
+            </w:pPr>
             <w:r>
               <w:t>Discrepancy persistence + notifications.</w:t>
             </w:r>
@@ -2551,9 +3147,13 @@
         </w:tc>
       </w:tr>
       <w:tr>
-        <w:tc>
-          <w:tcPr>
-            <w:tcW w:type="dxa" w:w="2880"/>
+        <w:trPr>
+          <w:cnfStyle w:val="000000100000" w:firstRow="0" w:lastRow="0" w:firstColumn="0" w:lastColumn="0" w:oddVBand="0" w:evenVBand="0" w:oddHBand="1" w:evenHBand="0" w:firstRowFirstColumn="0" w:firstRowLastColumn="0" w:lastRowFirstColumn="0" w:lastRowLastColumn="0"/>
+        </w:trPr>
+        <w:tc>
+          <w:tcPr>
+            <w:cnfStyle w:val="001000000000" w:firstRow="0" w:lastRow="0" w:firstColumn="1" w:lastColumn="0" w:oddVBand="0" w:evenVBand="0" w:oddHBand="0" w:evenHBand="0" w:firstRowFirstColumn="0" w:firstRowLastColumn="0" w:lastRowFirstColumn="0" w:lastRowLastColumn="0"/>
+            <w:tcW w:w="2880" w:type="dxa"/>
           </w:tcPr>
           <w:p>
             <w:r>
@@ -2563,9 +3163,12 @@
         </w:tc>
         <w:tc>
           <w:tcPr>
-            <w:tcW w:type="dxa" w:w="2880"/>
-          </w:tcPr>
-          <w:p>
+            <w:tcW w:w="2880" w:type="dxa"/>
+          </w:tcPr>
+          <w:p>
+            <w:pPr>
+              <w:cnfStyle w:val="000000100000" w:firstRow="0" w:lastRow="0" w:firstColumn="0" w:lastColumn="0" w:oddVBand="0" w:evenVBand="0" w:oddHBand="1" w:evenHBand="0" w:firstRowFirstColumn="0" w:firstRowLastColumn="0" w:lastRowFirstColumn="0" w:lastRowLastColumn="0"/>
+            </w:pPr>
             <w:r>
               <w:t>§3.1, §4.18</w:t>
             </w:r>
@@ -2573,9 +3176,12 @@
         </w:tc>
         <w:tc>
           <w:tcPr>
-            <w:tcW w:type="dxa" w:w="2880"/>
-          </w:tcPr>
-          <w:p>
+            <w:tcW w:w="2880" w:type="dxa"/>
+          </w:tcPr>
+          <w:p>
+            <w:pPr>
+              <w:cnfStyle w:val="000000100000" w:firstRow="0" w:lastRow="0" w:firstColumn="0" w:lastColumn="0" w:oddVBand="0" w:evenVBand="0" w:oddHBand="1" w:evenHBand="0" w:firstRowFirstColumn="0" w:firstRowLastColumn="0" w:lastRowFirstColumn="0" w:lastRowLastColumn="0"/>
+            </w:pPr>
             <w:r>
               <w:t>Failure threshold aborts.</w:t>
             </w:r>
@@ -2583,9 +3189,13 @@
         </w:tc>
       </w:tr>
       <w:tr>
-        <w:tc>
-          <w:tcPr>
-            <w:tcW w:type="dxa" w:w="2880"/>
+        <w:trPr>
+          <w:cnfStyle w:val="000000010000" w:firstRow="0" w:lastRow="0" w:firstColumn="0" w:lastColumn="0" w:oddVBand="0" w:evenVBand="0" w:oddHBand="0" w:evenHBand="1" w:firstRowFirstColumn="0" w:firstRowLastColumn="0" w:lastRowFirstColumn="0" w:lastRowLastColumn="0"/>
+        </w:trPr>
+        <w:tc>
+          <w:tcPr>
+            <w:cnfStyle w:val="001000000000" w:firstRow="0" w:lastRow="0" w:firstColumn="1" w:lastColumn="0" w:oddVBand="0" w:evenVBand="0" w:oddHBand="0" w:evenHBand="0" w:firstRowFirstColumn="0" w:firstRowLastColumn="0" w:lastRowFirstColumn="0" w:lastRowLastColumn="0"/>
+            <w:tcW w:w="2880" w:type="dxa"/>
           </w:tcPr>
           <w:p>
             <w:r>
@@ -2595,9 +3205,12 @@
         </w:tc>
         <w:tc>
           <w:tcPr>
-            <w:tcW w:type="dxa" w:w="2880"/>
-          </w:tcPr>
-          <w:p>
+            <w:tcW w:w="2880" w:type="dxa"/>
+          </w:tcPr>
+          <w:p>
+            <w:pPr>
+              <w:cnfStyle w:val="000000010000" w:firstRow="0" w:lastRow="0" w:firstColumn="0" w:lastColumn="0" w:oddVBand="0" w:evenVBand="0" w:oddHBand="0" w:evenHBand="1" w:firstRowFirstColumn="0" w:firstRowLastColumn="0" w:lastRowFirstColumn="0" w:lastRowLastColumn="0"/>
+            </w:pPr>
             <w:r>
               <w:t>§4.1</w:t>
             </w:r>
@@ -2605,9 +3218,12 @@
         </w:tc>
         <w:tc>
           <w:tcPr>
-            <w:tcW w:type="dxa" w:w="2880"/>
-          </w:tcPr>
-          <w:p>
+            <w:tcW w:w="2880" w:type="dxa"/>
+          </w:tcPr>
+          <w:p>
+            <w:pPr>
+              <w:cnfStyle w:val="000000010000" w:firstRow="0" w:lastRow="0" w:firstColumn="0" w:lastColumn="0" w:oddVBand="0" w:evenVBand="0" w:oddHBand="0" w:evenHBand="1" w:firstRowFirstColumn="0" w:firstRowLastColumn="0" w:lastRowFirstColumn="0" w:lastRowLastColumn="0"/>
+            </w:pPr>
             <w:r>
               <w:t>Single authenticated entrance.</w:t>
             </w:r>
@@ -2615,9 +3231,13 @@
         </w:tc>
       </w:tr>
       <w:tr>
-        <w:tc>
-          <w:tcPr>
-            <w:tcW w:type="dxa" w:w="2880"/>
+        <w:trPr>
+          <w:cnfStyle w:val="000000100000" w:firstRow="0" w:lastRow="0" w:firstColumn="0" w:lastColumn="0" w:oddVBand="0" w:evenVBand="0" w:oddHBand="1" w:evenHBand="0" w:firstRowFirstColumn="0" w:firstRowLastColumn="0" w:lastRowFirstColumn="0" w:lastRowLastColumn="0"/>
+        </w:trPr>
+        <w:tc>
+          <w:tcPr>
+            <w:cnfStyle w:val="001000000000" w:firstRow="0" w:lastRow="0" w:firstColumn="1" w:lastColumn="0" w:oddVBand="0" w:evenVBand="0" w:oddHBand="0" w:evenHBand="0" w:firstRowFirstColumn="0" w:firstRowLastColumn="0" w:lastRowFirstColumn="0" w:lastRowLastColumn="0"/>
+            <w:tcW w:w="2880" w:type="dxa"/>
           </w:tcPr>
           <w:p>
             <w:r>
@@ -2627,9 +3247,12 @@
         </w:tc>
         <w:tc>
           <w:tcPr>
-            <w:tcW w:type="dxa" w:w="2880"/>
-          </w:tcPr>
-          <w:p>
+            <w:tcW w:w="2880" w:type="dxa"/>
+          </w:tcPr>
+          <w:p>
+            <w:pPr>
+              <w:cnfStyle w:val="000000100000" w:firstRow="0" w:lastRow="0" w:firstColumn="0" w:lastColumn="0" w:oddVBand="0" w:evenVBand="0" w:oddHBand="1" w:evenHBand="0" w:firstRowFirstColumn="0" w:firstRowLastColumn="0" w:lastRowFirstColumn="0" w:lastRowLastColumn="0"/>
+            </w:pPr>
             <w:r>
               <w:t>§4 orchestration</w:t>
             </w:r>
@@ -2637,9 +3260,12 @@
         </w:tc>
         <w:tc>
           <w:tcPr>
-            <w:tcW w:type="dxa" w:w="2880"/>
-          </w:tcPr>
-          <w:p>
+            <w:tcW w:w="2880" w:type="dxa"/>
+          </w:tcPr>
+          <w:p>
+            <w:pPr>
+              <w:cnfStyle w:val="000000100000" w:firstRow="0" w:lastRow="0" w:firstColumn="0" w:lastColumn="0" w:oddVBand="0" w:evenVBand="0" w:oddHBand="1" w:evenHBand="0" w:firstRowFirstColumn="0" w:firstRowLastColumn="0" w:lastRowFirstColumn="0" w:lastRowLastColumn="0"/>
+            </w:pPr>
             <w:r>
               <w:t>End-to-end provider orchestration.</w:t>
             </w:r>
@@ -2647,21 +3273,29 @@
         </w:tc>
       </w:tr>
       <w:tr>
-        <w:tc>
-          <w:tcPr>
-            <w:tcW w:type="dxa" w:w="2880"/>
-          </w:tcPr>
-          <w:p>
-            <w:r>
+        <w:trPr>
+          <w:cnfStyle w:val="000000010000" w:firstRow="0" w:lastRow="0" w:firstColumn="0" w:lastColumn="0" w:oddVBand="0" w:evenVBand="0" w:oddHBand="0" w:evenHBand="1" w:firstRowFirstColumn="0" w:firstRowLastColumn="0" w:lastRowFirstColumn="0" w:lastRowLastColumn="0"/>
+        </w:trPr>
+        <w:tc>
+          <w:tcPr>
+            <w:cnfStyle w:val="001000000000" w:firstRow="0" w:lastRow="0" w:firstColumn="1" w:lastColumn="0" w:oddVBand="0" w:evenVBand="0" w:oddHBand="0" w:evenHBand="0" w:firstRowFirstColumn="0" w:firstRowLastColumn="0" w:lastRowFirstColumn="0" w:lastRowLastColumn="0"/>
+            <w:tcW w:w="2880" w:type="dxa"/>
+          </w:tcPr>
+          <w:p>
+            <w:r>
+              <w:lastRenderedPageBreak/>
               <w:t>EPIC-010-F-103-S-002</w:t>
             </w:r>
           </w:p>
         </w:tc>
         <w:tc>
           <w:tcPr>
-            <w:tcW w:type="dxa" w:w="2880"/>
-          </w:tcPr>
-          <w:p>
+            <w:tcW w:w="2880" w:type="dxa"/>
+          </w:tcPr>
+          <w:p>
+            <w:pPr>
+              <w:cnfStyle w:val="000000010000" w:firstRow="0" w:lastRow="0" w:firstColumn="0" w:lastColumn="0" w:oddVBand="0" w:evenVBand="0" w:oddHBand="0" w:evenHBand="1" w:firstRowFirstColumn="0" w:firstRowLastColumn="0" w:lastRowFirstColumn="0" w:lastRowLastColumn="0"/>
+            </w:pPr>
             <w:r>
               <w:t>§4.4, §4.6</w:t>
             </w:r>
@@ -2669,9 +3303,12 @@
         </w:tc>
         <w:tc>
           <w:tcPr>
-            <w:tcW w:type="dxa" w:w="2880"/>
-          </w:tcPr>
-          <w:p>
+            <w:tcW w:w="2880" w:type="dxa"/>
+          </w:tcPr>
+          <w:p>
+            <w:pPr>
+              <w:cnfStyle w:val="000000010000" w:firstRow="0" w:lastRow="0" w:firstColumn="0" w:lastColumn="0" w:oddVBand="0" w:evenVBand="0" w:oddHBand="0" w:evenHBand="1" w:firstRowFirstColumn="0" w:firstRowLastColumn="0" w:lastRowFirstColumn="0" w:lastRowLastColumn="0"/>
+            </w:pPr>
             <w:r>
               <w:t>NPPES base + canonical NPI key.</w:t>
             </w:r>
@@ -2679,9 +3316,13 @@
         </w:tc>
       </w:tr>
       <w:tr>
-        <w:tc>
-          <w:tcPr>
-            <w:tcW w:type="dxa" w:w="2880"/>
+        <w:trPr>
+          <w:cnfStyle w:val="000000100000" w:firstRow="0" w:lastRow="0" w:firstColumn="0" w:lastColumn="0" w:oddVBand="0" w:evenVBand="0" w:oddHBand="1" w:evenHBand="0" w:firstRowFirstColumn="0" w:firstRowLastColumn="0" w:lastRowFirstColumn="0" w:lastRowLastColumn="0"/>
+        </w:trPr>
+        <w:tc>
+          <w:tcPr>
+            <w:cnfStyle w:val="001000000000" w:firstRow="0" w:lastRow="0" w:firstColumn="1" w:lastColumn="0" w:oddVBand="0" w:evenVBand="0" w:oddHBand="0" w:evenHBand="0" w:firstRowFirstColumn="0" w:firstRowLastColumn="0" w:lastRowFirstColumn="0" w:lastRowLastColumn="0"/>
+            <w:tcW w:w="2880" w:type="dxa"/>
           </w:tcPr>
           <w:p>
             <w:r>
@@ -2691,9 +3332,12 @@
         </w:tc>
         <w:tc>
           <w:tcPr>
-            <w:tcW w:type="dxa" w:w="2880"/>
-          </w:tcPr>
-          <w:p>
+            <w:tcW w:w="2880" w:type="dxa"/>
+          </w:tcPr>
+          <w:p>
+            <w:pPr>
+              <w:cnfStyle w:val="000000100000" w:firstRow="0" w:lastRow="0" w:firstColumn="0" w:lastColumn="0" w:oddVBand="0" w:evenVBand="0" w:oddHBand="1" w:evenHBand="0" w:firstRowFirstColumn="0" w:firstRowLastColumn="0" w:lastRowFirstColumn="0" w:lastRowLastColumn="0"/>
+            </w:pPr>
             <w:r>
               <w:t>§4.9</w:t>
             </w:r>
@@ -2701,9 +3345,12 @@
         </w:tc>
         <w:tc>
           <w:tcPr>
-            <w:tcW w:type="dxa" w:w="2880"/>
-          </w:tcPr>
-          <w:p>
+            <w:tcW w:w="2880" w:type="dxa"/>
+          </w:tcPr>
+          <w:p>
+            <w:pPr>
+              <w:cnfStyle w:val="000000100000" w:firstRow="0" w:lastRow="0" w:firstColumn="0" w:lastColumn="0" w:oddVBand="0" w:evenVBand="0" w:oddHBand="1" w:evenHBand="0" w:firstRowFirstColumn="0" w:firstRowLastColumn="0" w:lastRowFirstColumn="0" w:lastRowLastColumn="0"/>
+            </w:pPr>
             <w:r>
               <w:t>Multi-address file (pl_pfile).</w:t>
             </w:r>
@@ -2711,9 +3358,13 @@
         </w:tc>
       </w:tr>
       <w:tr>
-        <w:tc>
-          <w:tcPr>
-            <w:tcW w:type="dxa" w:w="2880"/>
+        <w:trPr>
+          <w:cnfStyle w:val="000000010000" w:firstRow="0" w:lastRow="0" w:firstColumn="0" w:lastColumn="0" w:oddVBand="0" w:evenVBand="0" w:oddHBand="0" w:evenHBand="1" w:firstRowFirstColumn="0" w:firstRowLastColumn="0" w:lastRowFirstColumn="0" w:lastRowLastColumn="0"/>
+        </w:trPr>
+        <w:tc>
+          <w:tcPr>
+            <w:cnfStyle w:val="001000000000" w:firstRow="0" w:lastRow="0" w:firstColumn="1" w:lastColumn="0" w:oddVBand="0" w:evenVBand="0" w:oddHBand="0" w:evenHBand="0" w:firstRowFirstColumn="0" w:firstRowLastColumn="0" w:lastRowFirstColumn="0" w:lastRowLastColumn="0"/>
+            <w:tcW w:w="2880" w:type="dxa"/>
           </w:tcPr>
           <w:p>
             <w:r>
@@ -2723,9 +3374,12 @@
         </w:tc>
         <w:tc>
           <w:tcPr>
-            <w:tcW w:type="dxa" w:w="2880"/>
-          </w:tcPr>
-          <w:p>
+            <w:tcW w:w="2880" w:type="dxa"/>
+          </w:tcPr>
+          <w:p>
+            <w:pPr>
+              <w:cnfStyle w:val="000000010000" w:firstRow="0" w:lastRow="0" w:firstColumn="0" w:lastColumn="0" w:oddVBand="0" w:evenVBand="0" w:oddHBand="0" w:evenHBand="1" w:firstRowFirstColumn="0" w:firstRowLastColumn="0" w:lastRowFirstColumn="0" w:lastRowLastColumn="0"/>
+            </w:pPr>
             <w:r>
               <w:t>§4.13</w:t>
             </w:r>
@@ -2733,9 +3387,12 @@
         </w:tc>
         <w:tc>
           <w:tcPr>
-            <w:tcW w:type="dxa" w:w="2880"/>
-          </w:tcPr>
-          <w:p>
+            <w:tcW w:w="2880" w:type="dxa"/>
+          </w:tcPr>
+          <w:p>
+            <w:pPr>
+              <w:cnfStyle w:val="000000010000" w:firstRow="0" w:lastRow="0" w:firstColumn="0" w:lastColumn="0" w:oddVBand="0" w:evenVBand="0" w:oddHBand="0" w:evenHBand="1" w:firstRowFirstColumn="0" w:firstRowLastColumn="0" w:lastRowFirstColumn="0" w:lastRowLastColumn="0"/>
+            </w:pPr>
             <w:r>
               <w:t>County enrichment.</w:t>
             </w:r>
@@ -2743,9 +3400,13 @@
         </w:tc>
       </w:tr>
       <w:tr>
-        <w:tc>
-          <w:tcPr>
-            <w:tcW w:type="dxa" w:w="2880"/>
+        <w:trPr>
+          <w:cnfStyle w:val="000000100000" w:firstRow="0" w:lastRow="0" w:firstColumn="0" w:lastColumn="0" w:oddVBand="0" w:evenVBand="0" w:oddHBand="1" w:evenHBand="0" w:firstRowFirstColumn="0" w:firstRowLastColumn="0" w:lastRowFirstColumn="0" w:lastRowLastColumn="0"/>
+        </w:trPr>
+        <w:tc>
+          <w:tcPr>
+            <w:cnfStyle w:val="001000000000" w:firstRow="0" w:lastRow="0" w:firstColumn="1" w:lastColumn="0" w:oddVBand="0" w:evenVBand="0" w:oddHBand="0" w:evenHBand="0" w:firstRowFirstColumn="0" w:firstRowLastColumn="0" w:lastRowFirstColumn="0" w:lastRowLastColumn="0"/>
+            <w:tcW w:w="2880" w:type="dxa"/>
           </w:tcPr>
           <w:p>
             <w:r>
@@ -2755,9 +3416,12 @@
         </w:tc>
         <w:tc>
           <w:tcPr>
-            <w:tcW w:type="dxa" w:w="2880"/>
-          </w:tcPr>
-          <w:p>
+            <w:tcW w:w="2880" w:type="dxa"/>
+          </w:tcPr>
+          <w:p>
+            <w:pPr>
+              <w:cnfStyle w:val="000000100000" w:firstRow="0" w:lastRow="0" w:firstColumn="0" w:lastColumn="0" w:oddVBand="0" w:evenVBand="0" w:oddHBand="1" w:evenHBand="0" w:firstRowFirstColumn="0" w:firstRowLastColumn="0" w:lastRowFirstColumn="0" w:lastRowLastColumn="0"/>
+            </w:pPr>
             <w:r>
               <w:t>§4.14</w:t>
             </w:r>
@@ -2765,9 +3429,12 @@
         </w:tc>
         <w:tc>
           <w:tcPr>
-            <w:tcW w:type="dxa" w:w="2880"/>
-          </w:tcPr>
-          <w:p>
+            <w:tcW w:w="2880" w:type="dxa"/>
+          </w:tcPr>
+          <w:p>
+            <w:pPr>
+              <w:cnfStyle w:val="000000100000" w:firstRow="0" w:lastRow="0" w:firstColumn="0" w:lastColumn="0" w:oddVBand="0" w:evenVBand="0" w:oddHBand="1" w:evenHBand="0" w:firstRowFirstColumn="0" w:firstRowLastColumn="0" w:lastRowFirstColumn="0" w:lastRowLastColumn="0"/>
+            </w:pPr>
             <w:r>
               <w:t>Urban classification.</w:t>
             </w:r>
@@ -2775,9 +3442,13 @@
         </w:tc>
       </w:tr>
       <w:tr>
-        <w:tc>
-          <w:tcPr>
-            <w:tcW w:type="dxa" w:w="2880"/>
+        <w:trPr>
+          <w:cnfStyle w:val="000000010000" w:firstRow="0" w:lastRow="0" w:firstColumn="0" w:lastColumn="0" w:oddVBand="0" w:evenVBand="0" w:oddHBand="0" w:evenHBand="1" w:firstRowFirstColumn="0" w:firstRowLastColumn="0" w:lastRowFirstColumn="0" w:lastRowLastColumn="0"/>
+        </w:trPr>
+        <w:tc>
+          <w:tcPr>
+            <w:cnfStyle w:val="001000000000" w:firstRow="0" w:lastRow="0" w:firstColumn="1" w:lastColumn="0" w:oddVBand="0" w:evenVBand="0" w:oddHBand="0" w:evenHBand="0" w:firstRowFirstColumn="0" w:firstRowLastColumn="0" w:lastRowFirstColumn="0" w:lastRowLastColumn="0"/>
+            <w:tcW w:w="2880" w:type="dxa"/>
           </w:tcPr>
           <w:p>
             <w:r>
@@ -2787,9 +3458,12 @@
         </w:tc>
         <w:tc>
           <w:tcPr>
-            <w:tcW w:type="dxa" w:w="2880"/>
-          </w:tcPr>
-          <w:p>
+            <w:tcW w:w="2880" w:type="dxa"/>
+          </w:tcPr>
+          <w:p>
+            <w:pPr>
+              <w:cnfStyle w:val="000000010000" w:firstRow="0" w:lastRow="0" w:firstColumn="0" w:lastColumn="0" w:oddVBand="0" w:evenVBand="0" w:oddHBand="0" w:evenHBand="1" w:firstRowFirstColumn="0" w:firstRowLastColumn="0" w:lastRowFirstColumn="0" w:lastRowLastColumn="0"/>
+            </w:pPr>
             <w:r>
               <w:t>§4.15, §4.16</w:t>
             </w:r>
@@ -2797,9 +3471,12 @@
         </w:tc>
         <w:tc>
           <w:tcPr>
-            <w:tcW w:type="dxa" w:w="2880"/>
-          </w:tcPr>
-          <w:p>
+            <w:tcW w:w="2880" w:type="dxa"/>
+          </w:tcPr>
+          <w:p>
+            <w:pPr>
+              <w:cnfStyle w:val="000000010000" w:firstRow="0" w:lastRow="0" w:firstColumn="0" w:lastColumn="0" w:oddVBand="0" w:evenVBand="0" w:oddHBand="0" w:evenHBand="1" w:firstRowFirstColumn="0" w:firstRowLastColumn="0" w:lastRowFirstColumn="0" w:lastRowLastColumn="0"/>
+            </w:pPr>
             <w:r>
               <w:t>Proprietary flag enrichment.</w:t>
             </w:r>
@@ -2807,9 +3484,13 @@
         </w:tc>
       </w:tr>
       <w:tr>
-        <w:tc>
-          <w:tcPr>
-            <w:tcW w:type="dxa" w:w="2880"/>
+        <w:trPr>
+          <w:cnfStyle w:val="000000100000" w:firstRow="0" w:lastRow="0" w:firstColumn="0" w:lastColumn="0" w:oddVBand="0" w:evenVBand="0" w:oddHBand="1" w:evenHBand="0" w:firstRowFirstColumn="0" w:firstRowLastColumn="0" w:lastRowFirstColumn="0" w:lastRowLastColumn="0"/>
+        </w:trPr>
+        <w:tc>
+          <w:tcPr>
+            <w:cnfStyle w:val="001000000000" w:firstRow="0" w:lastRow="0" w:firstColumn="1" w:lastColumn="0" w:oddVBand="0" w:evenVBand="0" w:oddHBand="0" w:evenHBand="0" w:firstRowFirstColumn="0" w:firstRowLastColumn="0" w:lastRowFirstColumn="0" w:lastRowLastColumn="0"/>
+            <w:tcW w:w="2880" w:type="dxa"/>
           </w:tcPr>
           <w:p>
             <w:r>
@@ -2819,9 +3500,12 @@
         </w:tc>
         <w:tc>
           <w:tcPr>
-            <w:tcW w:type="dxa" w:w="2880"/>
-          </w:tcPr>
-          <w:p>
+            <w:tcW w:w="2880" w:type="dxa"/>
+          </w:tcPr>
+          <w:p>
+            <w:pPr>
+              <w:cnfStyle w:val="000000100000" w:firstRow="0" w:lastRow="0" w:firstColumn="0" w:lastColumn="0" w:oddVBand="0" w:evenVBand="0" w:oddHBand="1" w:evenHBand="0" w:firstRowFirstColumn="0" w:firstRowLastColumn="0" w:lastRowFirstColumn="0" w:lastRowLastColumn="0"/>
+            </w:pPr>
             <w:r>
               <w:t>§6.1, §6.3</w:t>
             </w:r>
@@ -2829,9 +3513,12 @@
         </w:tc>
         <w:tc>
           <w:tcPr>
-            <w:tcW w:type="dxa" w:w="2880"/>
-          </w:tcPr>
-          <w:p>
+            <w:tcW w:w="2880" w:type="dxa"/>
+          </w:tcPr>
+          <w:p>
+            <w:pPr>
+              <w:cnfStyle w:val="000000100000" w:firstRow="0" w:lastRow="0" w:firstColumn="0" w:lastColumn="0" w:oddVBand="0" w:evenVBand="0" w:oddHBand="1" w:evenHBand="0" w:firstRowFirstColumn="0" w:firstRowLastColumn="0" w:lastRowFirstColumn="0" w:lastRowLastColumn="0"/>
+            </w:pPr>
             <w:r>
               <w:t>Normative provider schema.</w:t>
             </w:r>
@@ -2839,9 +3526,13 @@
         </w:tc>
       </w:tr>
       <w:tr>
-        <w:tc>
-          <w:tcPr>
-            <w:tcW w:type="dxa" w:w="2880"/>
+        <w:trPr>
+          <w:cnfStyle w:val="000000010000" w:firstRow="0" w:lastRow="0" w:firstColumn="0" w:lastColumn="0" w:oddVBand="0" w:evenVBand="0" w:oddHBand="0" w:evenHBand="1" w:firstRowFirstColumn="0" w:firstRowLastColumn="0" w:lastRowFirstColumn="0" w:lastRowLastColumn="0"/>
+        </w:trPr>
+        <w:tc>
+          <w:tcPr>
+            <w:cnfStyle w:val="001000000000" w:firstRow="0" w:lastRow="0" w:firstColumn="1" w:lastColumn="0" w:oddVBand="0" w:evenVBand="0" w:oddHBand="0" w:evenHBand="0" w:firstRowFirstColumn="0" w:firstRowLastColumn="0" w:lastRowFirstColumn="0" w:lastRowLastColumn="0"/>
+            <w:tcW w:w="2880" w:type="dxa"/>
           </w:tcPr>
           <w:p>
             <w:r>
@@ -2851,9 +3542,12 @@
         </w:tc>
         <w:tc>
           <w:tcPr>
-            <w:tcW w:type="dxa" w:w="2880"/>
-          </w:tcPr>
-          <w:p>
+            <w:tcW w:w="2880" w:type="dxa"/>
+          </w:tcPr>
+          <w:p>
+            <w:pPr>
+              <w:cnfStyle w:val="000000010000" w:firstRow="0" w:lastRow="0" w:firstColumn="0" w:lastColumn="0" w:oddVBand="0" w:evenVBand="0" w:oddHBand="0" w:evenHBand="1" w:firstRowFirstColumn="0" w:firstRowLastColumn="0" w:lastRowFirstColumn="0" w:lastRowLastColumn="0"/>
+            </w:pPr>
             <w:r>
               <w:t>§4.7, §6.2</w:t>
             </w:r>
@@ -2861,9 +3555,12 @@
         </w:tc>
         <w:tc>
           <w:tcPr>
-            <w:tcW w:type="dxa" w:w="2880"/>
-          </w:tcPr>
-          <w:p>
+            <w:tcW w:w="2880" w:type="dxa"/>
+          </w:tcPr>
+          <w:p>
+            <w:pPr>
+              <w:cnfStyle w:val="000000010000" w:firstRow="0" w:lastRow="0" w:firstColumn="0" w:lastColumn="0" w:oddVBand="0" w:evenVBand="0" w:oddHBand="0" w:evenHBand="1" w:firstRowFirstColumn="0" w:firstRowLastColumn="0" w:lastRowFirstColumn="0" w:lastRowLastColumn="0"/>
+            </w:pPr>
             <w:r>
               <w:t>F-105 single source of truth.</w:t>
             </w:r>
@@ -2871,9 +3568,13 @@
         </w:tc>
       </w:tr>
       <w:tr>
-        <w:tc>
-          <w:tcPr>
-            <w:tcW w:type="dxa" w:w="2880"/>
+        <w:trPr>
+          <w:cnfStyle w:val="000000100000" w:firstRow="0" w:lastRow="0" w:firstColumn="0" w:lastColumn="0" w:oddVBand="0" w:evenVBand="0" w:oddHBand="1" w:evenHBand="0" w:firstRowFirstColumn="0" w:firstRowLastColumn="0" w:lastRowFirstColumn="0" w:lastRowLastColumn="0"/>
+        </w:trPr>
+        <w:tc>
+          <w:tcPr>
+            <w:cnfStyle w:val="001000000000" w:firstRow="0" w:lastRow="0" w:firstColumn="1" w:lastColumn="0" w:oddVBand="0" w:evenVBand="0" w:oddHBand="0" w:evenHBand="0" w:firstRowFirstColumn="0" w:firstRowLastColumn="0" w:lastRowFirstColumn="0" w:lastRowLastColumn="0"/>
+            <w:tcW w:w="2880" w:type="dxa"/>
           </w:tcPr>
           <w:p>
             <w:r>
@@ -2883,9 +3584,12 @@
         </w:tc>
         <w:tc>
           <w:tcPr>
-            <w:tcW w:type="dxa" w:w="2880"/>
-          </w:tcPr>
-          <w:p>
+            <w:tcW w:w="2880" w:type="dxa"/>
+          </w:tcPr>
+          <w:p>
+            <w:pPr>
+              <w:cnfStyle w:val="000000100000" w:firstRow="0" w:lastRow="0" w:firstColumn="0" w:lastColumn="0" w:oddVBand="0" w:evenVBand="0" w:oddHBand="1" w:evenHBand="0" w:firstRowFirstColumn="0" w:firstRowLastColumn="0" w:lastRowFirstColumn="0" w:lastRowLastColumn="0"/>
+            </w:pPr>
             <w:r>
               <w:t>§4.15</w:t>
             </w:r>
@@ -2893,9 +3597,12 @@
         </w:tc>
         <w:tc>
           <w:tcPr>
-            <w:tcW w:type="dxa" w:w="2880"/>
-          </w:tcPr>
-          <w:p>
+            <w:tcW w:w="2880" w:type="dxa"/>
+          </w:tcPr>
+          <w:p>
+            <w:pPr>
+              <w:cnfStyle w:val="000000100000" w:firstRow="0" w:lastRow="0" w:firstColumn="0" w:lastColumn="0" w:oddVBand="0" w:evenVBand="0" w:oddHBand="1" w:evenHBand="0" w:firstRowFirstColumn="0" w:firstRowLastColumn="0" w:lastRowFirstColumn="0" w:lastRowLastColumn="0"/>
+            </w:pPr>
             <w:r>
               <w:t>can_prescribe.</w:t>
             </w:r>
@@ -2903,9 +3610,13 @@
         </w:tc>
       </w:tr>
       <w:tr>
-        <w:tc>
-          <w:tcPr>
-            <w:tcW w:type="dxa" w:w="2880"/>
+        <w:trPr>
+          <w:cnfStyle w:val="000000010000" w:firstRow="0" w:lastRow="0" w:firstColumn="0" w:lastColumn="0" w:oddVBand="0" w:evenVBand="0" w:oddHBand="0" w:evenHBand="1" w:firstRowFirstColumn="0" w:firstRowLastColumn="0" w:lastRowFirstColumn="0" w:lastRowLastColumn="0"/>
+        </w:trPr>
+        <w:tc>
+          <w:tcPr>
+            <w:cnfStyle w:val="001000000000" w:firstRow="0" w:lastRow="0" w:firstColumn="1" w:lastColumn="0" w:oddVBand="0" w:evenVBand="0" w:oddHBand="0" w:evenHBand="0" w:firstRowFirstColumn="0" w:firstRowLastColumn="0" w:lastRowFirstColumn="0" w:lastRowLastColumn="0"/>
+            <w:tcW w:w="2880" w:type="dxa"/>
           </w:tcPr>
           <w:p>
             <w:r>
@@ -2915,9 +3626,12 @@
         </w:tc>
         <w:tc>
           <w:tcPr>
-            <w:tcW w:type="dxa" w:w="2880"/>
-          </w:tcPr>
-          <w:p>
+            <w:tcW w:w="2880" w:type="dxa"/>
+          </w:tcPr>
+          <w:p>
+            <w:pPr>
+              <w:cnfStyle w:val="000000010000" w:firstRow="0" w:lastRow="0" w:firstColumn="0" w:lastColumn="0" w:oddVBand="0" w:evenVBand="0" w:oddHBand="0" w:evenHBand="1" w:firstRowFirstColumn="0" w:firstRowLastColumn="0" w:lastRowFirstColumn="0" w:lastRowLastColumn="0"/>
+            </w:pPr>
             <w:r>
               <w:t>§4.15</w:t>
             </w:r>
@@ -2925,9 +3639,12 @@
         </w:tc>
         <w:tc>
           <w:tcPr>
-            <w:tcW w:type="dxa" w:w="2880"/>
-          </w:tcPr>
-          <w:p>
+            <w:tcW w:w="2880" w:type="dxa"/>
+          </w:tcPr>
+          <w:p>
+            <w:pPr>
+              <w:cnfStyle w:val="000000010000" w:firstRow="0" w:lastRow="0" w:firstColumn="0" w:lastColumn="0" w:oddVBand="0" w:evenVBand="0" w:oddHBand="0" w:evenHBand="1" w:firstRowFirstColumn="0" w:firstRowLastColumn="0" w:lastRowFirstColumn="0" w:lastRowLastColumn="0"/>
+            </w:pPr>
             <w:r>
               <w:t>is_homeopathic.</w:t>
             </w:r>
@@ -2935,9 +3652,13 @@
         </w:tc>
       </w:tr>
       <w:tr>
-        <w:tc>
-          <w:tcPr>
-            <w:tcW w:type="dxa" w:w="2880"/>
+        <w:trPr>
+          <w:cnfStyle w:val="000000100000" w:firstRow="0" w:lastRow="0" w:firstColumn="0" w:lastColumn="0" w:oddVBand="0" w:evenVBand="0" w:oddHBand="1" w:evenHBand="0" w:firstRowFirstColumn="0" w:firstRowLastColumn="0" w:lastRowFirstColumn="0" w:lastRowLastColumn="0"/>
+        </w:trPr>
+        <w:tc>
+          <w:tcPr>
+            <w:cnfStyle w:val="001000000000" w:firstRow="0" w:lastRow="0" w:firstColumn="1" w:lastColumn="0" w:oddVBand="0" w:evenVBand="0" w:oddHBand="0" w:evenHBand="0" w:firstRowFirstColumn="0" w:firstRowLastColumn="0" w:lastRowFirstColumn="0" w:lastRowLastColumn="0"/>
+            <w:tcW w:w="2880" w:type="dxa"/>
           </w:tcPr>
           <w:p>
             <w:r>
@@ -2947,9 +3668,12 @@
         </w:tc>
         <w:tc>
           <w:tcPr>
-            <w:tcW w:type="dxa" w:w="2880"/>
-          </w:tcPr>
-          <w:p>
+            <w:tcW w:w="2880" w:type="dxa"/>
+          </w:tcPr>
+          <w:p>
+            <w:pPr>
+              <w:cnfStyle w:val="000000100000" w:firstRow="0" w:lastRow="0" w:firstColumn="0" w:lastColumn="0" w:oddVBand="0" w:evenVBand="0" w:oddHBand="1" w:evenHBand="0" w:firstRowFirstColumn="0" w:firstRowLastColumn="0" w:lastRowFirstColumn="0" w:lastRowLastColumn="0"/>
+            </w:pPr>
             <w:r>
               <w:t>§2.1–§2.3, §5.4</w:t>
             </w:r>
@@ -2957,9 +3681,12 @@
         </w:tc>
         <w:tc>
           <w:tcPr>
-            <w:tcW w:type="dxa" w:w="2880"/>
-          </w:tcPr>
-          <w:p>
+            <w:tcW w:w="2880" w:type="dxa"/>
+          </w:tcPr>
+          <w:p>
+            <w:pPr>
+              <w:cnfStyle w:val="000000100000" w:firstRow="0" w:lastRow="0" w:firstColumn="0" w:lastColumn="0" w:oddVBand="0" w:evenVBand="0" w:oddHBand="1" w:evenHBand="0" w:firstRowFirstColumn="0" w:firstRowLastColumn="0" w:lastRowFirstColumn="0" w:lastRowLastColumn="0"/>
+            </w:pPr>
             <w:r>
               <w:t>ChatHealthy operates its own CA; pipeline nodes consume it.</w:t>
             </w:r>
@@ -2967,9 +3694,13 @@
         </w:tc>
       </w:tr>
       <w:tr>
-        <w:tc>
-          <w:tcPr>
-            <w:tcW w:type="dxa" w:w="2880"/>
+        <w:trPr>
+          <w:cnfStyle w:val="000000010000" w:firstRow="0" w:lastRow="0" w:firstColumn="0" w:lastColumn="0" w:oddVBand="0" w:evenVBand="0" w:oddHBand="0" w:evenHBand="1" w:firstRowFirstColumn="0" w:firstRowLastColumn="0" w:lastRowFirstColumn="0" w:lastRowLastColumn="0"/>
+        </w:trPr>
+        <w:tc>
+          <w:tcPr>
+            <w:cnfStyle w:val="001000000000" w:firstRow="0" w:lastRow="0" w:firstColumn="1" w:lastColumn="0" w:oddVBand="0" w:evenVBand="0" w:oddHBand="0" w:evenHBand="0" w:firstRowFirstColumn="0" w:firstRowLastColumn="0" w:lastRowFirstColumn="0" w:lastRowLastColumn="0"/>
+            <w:tcW w:w="2880" w:type="dxa"/>
           </w:tcPr>
           <w:p>
             <w:r>
@@ -2979,9 +3710,12 @@
         </w:tc>
         <w:tc>
           <w:tcPr>
-            <w:tcW w:type="dxa" w:w="2880"/>
-          </w:tcPr>
-          <w:p>
+            <w:tcW w:w="2880" w:type="dxa"/>
+          </w:tcPr>
+          <w:p>
+            <w:pPr>
+              <w:cnfStyle w:val="000000010000" w:firstRow="0" w:lastRow="0" w:firstColumn="0" w:lastColumn="0" w:oddVBand="0" w:evenVBand="0" w:oddHBand="0" w:evenHBand="1" w:firstRowFirstColumn="0" w:firstRowLastColumn="0" w:lastRowFirstColumn="0" w:lastRowLastColumn="0"/>
+            </w:pPr>
             <w:r>
               <w:t>§2.3, §4.1, §5.4</w:t>
             </w:r>
@@ -2989,9 +3723,12 @@
         </w:tc>
         <w:tc>
           <w:tcPr>
-            <w:tcW w:type="dxa" w:w="2880"/>
-          </w:tcPr>
-          <w:p>
+            <w:tcW w:w="2880" w:type="dxa"/>
+          </w:tcPr>
+          <w:p>
+            <w:pPr>
+              <w:cnfStyle w:val="000000010000" w:firstRow="0" w:lastRow="0" w:firstColumn="0" w:lastColumn="0" w:oddVBand="0" w:evenVBand="0" w:oddHBand="0" w:evenHBand="1" w:firstRowFirstColumn="0" w:firstRowLastColumn="0" w:lastRowFirstColumn="0" w:lastRowLastColumn="0"/>
+            </w:pPr>
             <w:r>
               <w:t>Every issued cert traceable to identity, node, server; CA subject policy refuses any non-pipeline-* namespace.</w:t>
             </w:r>
@@ -2999,9 +3736,13 @@
         </w:tc>
       </w:tr>
       <w:tr>
-        <w:tc>
-          <w:tcPr>
-            <w:tcW w:type="dxa" w:w="2880"/>
+        <w:trPr>
+          <w:cnfStyle w:val="000000100000" w:firstRow="0" w:lastRow="0" w:firstColumn="0" w:lastColumn="0" w:oddVBand="0" w:evenVBand="0" w:oddHBand="1" w:evenHBand="0" w:firstRowFirstColumn="0" w:firstRowLastColumn="0" w:lastRowFirstColumn="0" w:lastRowLastColumn="0"/>
+        </w:trPr>
+        <w:tc>
+          <w:tcPr>
+            <w:cnfStyle w:val="001000000000" w:firstRow="0" w:lastRow="0" w:firstColumn="1" w:lastColumn="0" w:oddVBand="0" w:evenVBand="0" w:oddHBand="0" w:evenHBand="0" w:firstRowFirstColumn="0" w:firstRowLastColumn="0" w:lastRowFirstColumn="0" w:lastRowLastColumn="0"/>
+            <w:tcW w:w="2880" w:type="dxa"/>
           </w:tcPr>
           <w:p>
             <w:r>
@@ -3011,9 +3752,12 @@
         </w:tc>
         <w:tc>
           <w:tcPr>
-            <w:tcW w:type="dxa" w:w="2880"/>
-          </w:tcPr>
-          <w:p>
+            <w:tcW w:w="2880" w:type="dxa"/>
+          </w:tcPr>
+          <w:p>
+            <w:pPr>
+              <w:cnfStyle w:val="000000100000" w:firstRow="0" w:lastRow="0" w:firstColumn="0" w:lastColumn="0" w:oddVBand="0" w:evenVBand="0" w:oddHBand="1" w:evenHBand="0" w:firstRowFirstColumn="0" w:firstRowLastColumn="0" w:lastRowFirstColumn="0" w:lastRowLastColumn="0"/>
+            </w:pPr>
             <w:r>
               <w:t>§2.1–§2.3, §5.4</w:t>
             </w:r>
@@ -3021,9 +3765,12 @@
         </w:tc>
         <w:tc>
           <w:tcPr>
-            <w:tcW w:type="dxa" w:w="2880"/>
-          </w:tcPr>
-          <w:p>
+            <w:tcW w:w="2880" w:type="dxa"/>
+          </w:tcPr>
+          <w:p>
+            <w:pPr>
+              <w:cnfStyle w:val="000000100000" w:firstRow="0" w:lastRow="0" w:firstColumn="0" w:lastColumn="0" w:oddVBand="0" w:evenVBand="0" w:oddHBand="1" w:evenHBand="0" w:firstRowFirstColumn="0" w:firstRowLastColumn="0" w:lastRowFirstColumn="0" w:lastRowLastColumn="0"/>
+            </w:pPr>
             <w:r>
               <w:t>Long-lived (Runbook/Control) vs job-scoped (Worker) cert lifetime.</w:t>
             </w:r>
@@ -3031,9 +3778,13 @@
         </w:tc>
       </w:tr>
       <w:tr>
-        <w:tc>
-          <w:tcPr>
-            <w:tcW w:type="dxa" w:w="2880"/>
+        <w:trPr>
+          <w:cnfStyle w:val="000000010000" w:firstRow="0" w:lastRow="0" w:firstColumn="0" w:lastColumn="0" w:oddVBand="0" w:evenVBand="0" w:oddHBand="0" w:evenHBand="1" w:firstRowFirstColumn="0" w:firstRowLastColumn="0" w:lastRowFirstColumn="0" w:lastRowLastColumn="0"/>
+        </w:trPr>
+        <w:tc>
+          <w:tcPr>
+            <w:cnfStyle w:val="001000000000" w:firstRow="0" w:lastRow="0" w:firstColumn="1" w:lastColumn="0" w:oddVBand="0" w:evenVBand="0" w:oddHBand="0" w:evenHBand="0" w:firstRowFirstColumn="0" w:firstRowLastColumn="0" w:lastRowFirstColumn="0" w:lastRowLastColumn="0"/>
+            <w:tcW w:w="2880" w:type="dxa"/>
           </w:tcPr>
           <w:p>
             <w:r>
@@ -3043,9 +3794,12 @@
         </w:tc>
         <w:tc>
           <w:tcPr>
-            <w:tcW w:type="dxa" w:w="2880"/>
-          </w:tcPr>
-          <w:p>
+            <w:tcW w:w="2880" w:type="dxa"/>
+          </w:tcPr>
+          <w:p>
+            <w:pPr>
+              <w:cnfStyle w:val="000000010000" w:firstRow="0" w:lastRow="0" w:firstColumn="0" w:lastColumn="0" w:oddVBand="0" w:evenVBand="0" w:oddHBand="0" w:evenHBand="1" w:firstRowFirstColumn="0" w:firstRowLastColumn="0" w:lastRowFirstColumn="0" w:lastRowLastColumn="0"/>
+            </w:pPr>
             <w:r>
               <w:t>§2.1–§2.3, §4.1–§4.19</w:t>
             </w:r>
@@ -3053,9 +3807,12 @@
         </w:tc>
         <w:tc>
           <w:tcPr>
-            <w:tcW w:type="dxa" w:w="2880"/>
-          </w:tcPr>
-          <w:p>
+            <w:tcW w:w="2880" w:type="dxa"/>
+          </w:tcPr>
+          <w:p>
+            <w:pPr>
+              <w:cnfStyle w:val="000000010000" w:firstRow="0" w:lastRow="0" w:firstColumn="0" w:lastColumn="0" w:oddVBand="0" w:evenVBand="0" w:oddHBand="0" w:evenHBand="1" w:firstRowFirstColumn="0" w:firstRowLastColumn="0" w:lastRowFirstColumn="0" w:lastRowLastColumn="0"/>
+            </w:pPr>
             <w:r>
               <w:t>Private credentials held only by their issued identity; Mongo X.509 auth throughout.</w:t>
             </w:r>
@@ -3063,9 +3820,13 @@
         </w:tc>
       </w:tr>
       <w:tr>
-        <w:tc>
-          <w:tcPr>
-            <w:tcW w:type="dxa" w:w="2880"/>
+        <w:trPr>
+          <w:cnfStyle w:val="000000100000" w:firstRow="0" w:lastRow="0" w:firstColumn="0" w:lastColumn="0" w:oddVBand="0" w:evenVBand="0" w:oddHBand="1" w:evenHBand="0" w:firstRowFirstColumn="0" w:firstRowLastColumn="0" w:lastRowFirstColumn="0" w:lastRowLastColumn="0"/>
+        </w:trPr>
+        <w:tc>
+          <w:tcPr>
+            <w:cnfStyle w:val="001000000000" w:firstRow="0" w:lastRow="0" w:firstColumn="1" w:lastColumn="0" w:oddVBand="0" w:evenVBand="0" w:oddHBand="0" w:evenHBand="0" w:firstRowFirstColumn="0" w:firstRowLastColumn="0" w:lastRowFirstColumn="0" w:lastRowLastColumn="0"/>
+            <w:tcW w:w="2880" w:type="dxa"/>
           </w:tcPr>
           <w:p>
             <w:r>
@@ -3075,9 +3836,12 @@
         </w:tc>
         <w:tc>
           <w:tcPr>
-            <w:tcW w:type="dxa" w:w="2880"/>
-          </w:tcPr>
-          <w:p>
+            <w:tcW w:w="2880" w:type="dxa"/>
+          </w:tcPr>
+          <w:p>
+            <w:pPr>
+              <w:cnfStyle w:val="000000100000" w:firstRow="0" w:lastRow="0" w:firstColumn="0" w:lastColumn="0" w:oddVBand="0" w:evenVBand="0" w:oddHBand="1" w:evenHBand="0" w:firstRowFirstColumn="0" w:firstRowLastColumn="0" w:lastRowFirstColumn="0" w:lastRowLastColumn="0"/>
+            </w:pPr>
             <w:r>
               <w:t>§4.2, §5.4</w:t>
             </w:r>
@@ -3085,9 +3849,12 @@
         </w:tc>
         <w:tc>
           <w:tcPr>
-            <w:tcW w:type="dxa" w:w="2880"/>
-          </w:tcPr>
-          <w:p>
+            <w:tcW w:w="2880" w:type="dxa"/>
+          </w:tcPr>
+          <w:p>
+            <w:pPr>
+              <w:cnfStyle w:val="000000100000" w:firstRow="0" w:lastRow="0" w:firstColumn="0" w:lastColumn="0" w:oddVBand="0" w:evenVBand="0" w:oddHBand="1" w:evenHBand="0" w:firstRowFirstColumn="0" w:firstRowLastColumn="0" w:lastRowFirstColumn="0" w:lastRowLastColumn="0"/>
+            </w:pPr>
             <w:r>
               <w:t>Least privilege on secrets.</w:t>
             </w:r>
@@ -3095,9 +3862,13 @@
         </w:tc>
       </w:tr>
       <w:tr>
-        <w:tc>
-          <w:tcPr>
-            <w:tcW w:type="dxa" w:w="2880"/>
+        <w:trPr>
+          <w:cnfStyle w:val="000000010000" w:firstRow="0" w:lastRow="0" w:firstColumn="0" w:lastColumn="0" w:oddVBand="0" w:evenVBand="0" w:oddHBand="0" w:evenHBand="1" w:firstRowFirstColumn="0" w:firstRowLastColumn="0" w:lastRowFirstColumn="0" w:lastRowLastColumn="0"/>
+        </w:trPr>
+        <w:tc>
+          <w:tcPr>
+            <w:cnfStyle w:val="001000000000" w:firstRow="0" w:lastRow="0" w:firstColumn="1" w:lastColumn="0" w:oddVBand="0" w:evenVBand="0" w:oddHBand="0" w:evenHBand="0" w:firstRowFirstColumn="0" w:firstRowLastColumn="0" w:lastRowFirstColumn="0" w:lastRowLastColumn="0"/>
+            <w:tcW w:w="2880" w:type="dxa"/>
           </w:tcPr>
           <w:p>
             <w:r>
@@ -3107,9 +3878,12 @@
         </w:tc>
         <w:tc>
           <w:tcPr>
-            <w:tcW w:type="dxa" w:w="2880"/>
-          </w:tcPr>
-          <w:p>
+            <w:tcW w:w="2880" w:type="dxa"/>
+          </w:tcPr>
+          <w:p>
+            <w:pPr>
+              <w:cnfStyle w:val="000000010000" w:firstRow="0" w:lastRow="0" w:firstColumn="0" w:lastColumn="0" w:oddVBand="0" w:evenVBand="0" w:oddHBand="0" w:evenHBand="1" w:firstRowFirstColumn="0" w:firstRowLastColumn="0" w:lastRowFirstColumn="0" w:lastRowLastColumn="0"/>
+            </w:pPr>
             <w:r>
               <w:t>§3.8, §4.1, §4.18, §5.5</w:t>
             </w:r>
@@ -3117,9 +3891,12 @@
         </w:tc>
         <w:tc>
           <w:tcPr>
-            <w:tcW w:type="dxa" w:w="2880"/>
-          </w:tcPr>
-          <w:p>
+            <w:tcW w:w="2880" w:type="dxa"/>
+          </w:tcPr>
+          <w:p>
+            <w:pPr>
+              <w:cnfStyle w:val="000000010000" w:firstRow="0" w:lastRow="0" w:firstColumn="0" w:lastColumn="0" w:oddVBand="0" w:evenVBand="0" w:oddHBand="0" w:evenHBand="1" w:firstRowFirstColumn="0" w:firstRowLastColumn="0" w:lastRowFirstColumn="0" w:lastRowLastColumn="0"/>
+            </w:pPr>
             <w:r>
               <w:t>Every secret read audited via security_issues + KV audit.</w:t>
             </w:r>
@@ -3127,9 +3904,13 @@
         </w:tc>
       </w:tr>
       <w:tr>
-        <w:tc>
-          <w:tcPr>
-            <w:tcW w:type="dxa" w:w="2880"/>
+        <w:trPr>
+          <w:cnfStyle w:val="000000100000" w:firstRow="0" w:lastRow="0" w:firstColumn="0" w:lastColumn="0" w:oddVBand="0" w:evenVBand="0" w:oddHBand="1" w:evenHBand="0" w:firstRowFirstColumn="0" w:firstRowLastColumn="0" w:lastRowFirstColumn="0" w:lastRowLastColumn="0"/>
+        </w:trPr>
+        <w:tc>
+          <w:tcPr>
+            <w:cnfStyle w:val="001000000000" w:firstRow="0" w:lastRow="0" w:firstColumn="1" w:lastColumn="0" w:oddVBand="0" w:evenVBand="0" w:oddHBand="0" w:evenHBand="0" w:firstRowFirstColumn="0" w:firstRowLastColumn="0" w:lastRowFirstColumn="0" w:lastRowLastColumn="0"/>
+            <w:tcW w:w="2880" w:type="dxa"/>
           </w:tcPr>
           <w:p>
             <w:r>
@@ -3139,9 +3920,12 @@
         </w:tc>
         <w:tc>
           <w:tcPr>
-            <w:tcW w:type="dxa" w:w="2880"/>
-          </w:tcPr>
-          <w:p>
+            <w:tcW w:w="2880" w:type="dxa"/>
+          </w:tcPr>
+          <w:p>
+            <w:pPr>
+              <w:cnfStyle w:val="000000100000" w:firstRow="0" w:lastRow="0" w:firstColumn="0" w:lastColumn="0" w:oddVBand="0" w:evenVBand="0" w:oddHBand="1" w:evenHBand="0" w:firstRowFirstColumn="0" w:firstRowLastColumn="0" w:lastRowFirstColumn="0" w:lastRowLastColumn="0"/>
+            </w:pPr>
             <w:r>
               <w:t>§2.2, §2.3, §4.1</w:t>
             </w:r>
@@ -3149,9 +3933,12 @@
         </w:tc>
         <w:tc>
           <w:tcPr>
-            <w:tcW w:type="dxa" w:w="2880"/>
-          </w:tcPr>
-          <w:p>
+            <w:tcW w:w="2880" w:type="dxa"/>
+          </w:tcPr>
+          <w:p>
+            <w:pPr>
+              <w:cnfStyle w:val="000000100000" w:firstRow="0" w:lastRow="0" w:firstColumn="0" w:lastColumn="0" w:oddVBand="0" w:evenVBand="0" w:oddHBand="1" w:evenHBand="0" w:firstRowFirstColumn="0" w:firstRowLastColumn="0" w:lastRowFirstColumn="0" w:lastRowLastColumn="0"/>
+            </w:pPr>
             <w:r>
               <w:t>One canonical identity per component (Runbook, Control, Worker).</w:t>
             </w:r>
@@ -3159,9 +3946,13 @@
         </w:tc>
       </w:tr>
       <w:tr>
-        <w:tc>
-          <w:tcPr>
-            <w:tcW w:type="dxa" w:w="2880"/>
+        <w:trPr>
+          <w:cnfStyle w:val="000000010000" w:firstRow="0" w:lastRow="0" w:firstColumn="0" w:lastColumn="0" w:oddVBand="0" w:evenVBand="0" w:oddHBand="0" w:evenHBand="1" w:firstRowFirstColumn="0" w:firstRowLastColumn="0" w:lastRowFirstColumn="0" w:lastRowLastColumn="0"/>
+        </w:trPr>
+        <w:tc>
+          <w:tcPr>
+            <w:cnfStyle w:val="001000000000" w:firstRow="0" w:lastRow="0" w:firstColumn="1" w:lastColumn="0" w:oddVBand="0" w:evenVBand="0" w:oddHBand="0" w:evenHBand="0" w:firstRowFirstColumn="0" w:firstRowLastColumn="0" w:lastRowFirstColumn="0" w:lastRowLastColumn="0"/>
+            <w:tcW w:w="2880" w:type="dxa"/>
           </w:tcPr>
           <w:p>
             <w:r>
@@ -3171,9 +3962,12 @@
         </w:tc>
         <w:tc>
           <w:tcPr>
-            <w:tcW w:type="dxa" w:w="2880"/>
-          </w:tcPr>
-          <w:p>
+            <w:tcW w:w="2880" w:type="dxa"/>
+          </w:tcPr>
+          <w:p>
+            <w:pPr>
+              <w:cnfStyle w:val="000000010000" w:firstRow="0" w:lastRow="0" w:firstColumn="0" w:lastColumn="0" w:oddVBand="0" w:evenVBand="0" w:oddHBand="0" w:evenHBand="1" w:firstRowFirstColumn="0" w:firstRowLastColumn="0" w:lastRowFirstColumn="0" w:lastRowLastColumn="0"/>
+            </w:pPr>
             <w:r>
               <w:t>§2.3, §4.1</w:t>
             </w:r>
@@ -3181,9 +3975,12 @@
         </w:tc>
         <w:tc>
           <w:tcPr>
-            <w:tcW w:type="dxa" w:w="2880"/>
-          </w:tcPr>
-          <w:p>
+            <w:tcW w:w="2880" w:type="dxa"/>
+          </w:tcPr>
+          <w:p>
+            <w:pPr>
+              <w:cnfStyle w:val="000000010000" w:firstRow="0" w:lastRow="0" w:firstColumn="0" w:lastColumn="0" w:oddVBand="0" w:evenVBand="0" w:oddHBand="0" w:evenHBand="1" w:firstRowFirstColumn="0" w:firstRowLastColumn="0" w:lastRowFirstColumn="0" w:lastRowLastColumn="0"/>
+            </w:pPr>
             <w:r>
               <w:t>Single authoritative identity registry consumed at admission time.</w:t>
             </w:r>
@@ -3191,9 +3988,13 @@
         </w:tc>
       </w:tr>
       <w:tr>
-        <w:tc>
-          <w:tcPr>
-            <w:tcW w:type="dxa" w:w="2880"/>
+        <w:trPr>
+          <w:cnfStyle w:val="000000100000" w:firstRow="0" w:lastRow="0" w:firstColumn="0" w:lastColumn="0" w:oddVBand="0" w:evenVBand="0" w:oddHBand="1" w:evenHBand="0" w:firstRowFirstColumn="0" w:firstRowLastColumn="0" w:lastRowFirstColumn="0" w:lastRowLastColumn="0"/>
+        </w:trPr>
+        <w:tc>
+          <w:tcPr>
+            <w:cnfStyle w:val="001000000000" w:firstRow="0" w:lastRow="0" w:firstColumn="1" w:lastColumn="0" w:oddVBand="0" w:evenVBand="0" w:oddHBand="0" w:evenHBand="0" w:firstRowFirstColumn="0" w:firstRowLastColumn="0" w:lastRowFirstColumn="0" w:lastRowLastColumn="0"/>
+            <w:tcW w:w="2880" w:type="dxa"/>
           </w:tcPr>
           <w:p>
             <w:r>
@@ -3203,9 +4004,12 @@
         </w:tc>
         <w:tc>
           <w:tcPr>
-            <w:tcW w:type="dxa" w:w="2880"/>
-          </w:tcPr>
-          <w:p>
+            <w:tcW w:w="2880" w:type="dxa"/>
+          </w:tcPr>
+          <w:p>
+            <w:pPr>
+              <w:cnfStyle w:val="000000100000" w:firstRow="0" w:lastRow="0" w:firstColumn="0" w:lastColumn="0" w:oddVBand="0" w:evenVBand="0" w:oddHBand="1" w:evenHBand="0" w:firstRowFirstColumn="0" w:firstRowLastColumn="0" w:lastRowFirstColumn="0" w:lastRowLastColumn="0"/>
+            </w:pPr>
             <w:r>
               <w:t>§4.2, §4.18</w:t>
             </w:r>
@@ -3213,9 +4017,12 @@
         </w:tc>
         <w:tc>
           <w:tcPr>
-            <w:tcW w:type="dxa" w:w="2880"/>
-          </w:tcPr>
-          <w:p>
+            <w:tcW w:w="2880" w:type="dxa"/>
+          </w:tcPr>
+          <w:p>
+            <w:pPr>
+              <w:cnfStyle w:val="000000100000" w:firstRow="0" w:lastRow="0" w:firstColumn="0" w:lastColumn="0" w:oddVBand="0" w:evenVBand="0" w:oddHBand="1" w:evenHBand="0" w:firstRowFirstColumn="0" w:firstRowLastColumn="0" w:lastRowFirstColumn="0" w:lastRowLastColumn="0"/>
+            </w:pPr>
             <w:r>
               <w:t>Registry entry names every authenticating surface.</w:t>
             </w:r>
@@ -3223,9 +4030,13 @@
         </w:tc>
       </w:tr>
       <w:tr>
-        <w:tc>
-          <w:tcPr>
-            <w:tcW w:type="dxa" w:w="2880"/>
+        <w:trPr>
+          <w:cnfStyle w:val="000000010000" w:firstRow="0" w:lastRow="0" w:firstColumn="0" w:lastColumn="0" w:oddVBand="0" w:evenVBand="0" w:oddHBand="0" w:evenHBand="1" w:firstRowFirstColumn="0" w:firstRowLastColumn="0" w:lastRowFirstColumn="0" w:lastRowLastColumn="0"/>
+        </w:trPr>
+        <w:tc>
+          <w:tcPr>
+            <w:cnfStyle w:val="001000000000" w:firstRow="0" w:lastRow="0" w:firstColumn="1" w:lastColumn="0" w:oddVBand="0" w:evenVBand="0" w:oddHBand="0" w:evenHBand="0" w:firstRowFirstColumn="0" w:firstRowLastColumn="0" w:lastRowFirstColumn="0" w:lastRowLastColumn="0"/>
+            <w:tcW w:w="2880" w:type="dxa"/>
           </w:tcPr>
           <w:p>
             <w:r>
@@ -3235,9 +4046,12 @@
         </w:tc>
         <w:tc>
           <w:tcPr>
-            <w:tcW w:type="dxa" w:w="2880"/>
-          </w:tcPr>
-          <w:p>
+            <w:tcW w:w="2880" w:type="dxa"/>
+          </w:tcPr>
+          <w:p>
+            <w:pPr>
+              <w:cnfStyle w:val="000000010000" w:firstRow="0" w:lastRow="0" w:firstColumn="0" w:lastColumn="0" w:oddVBand="0" w:evenVBand="0" w:oddHBand="0" w:evenHBand="1" w:firstRowFirstColumn="0" w:firstRowLastColumn="0" w:lastRowFirstColumn="0" w:lastRowLastColumn="0"/>
+            </w:pPr>
             <w:r>
               <w:t>§10</w:t>
             </w:r>
@@ -3245,9 +4059,12 @@
         </w:tc>
         <w:tc>
           <w:tcPr>
-            <w:tcW w:type="dxa" w:w="2880"/>
-          </w:tcPr>
-          <w:p>
+            <w:tcW w:w="2880" w:type="dxa"/>
+          </w:tcPr>
+          <w:p>
+            <w:pPr>
+              <w:cnfStyle w:val="000000010000" w:firstRow="0" w:lastRow="0" w:firstColumn="0" w:lastColumn="0" w:oddVBand="0" w:evenVBand="0" w:oddHBand="0" w:evenHBand="1" w:firstRowFirstColumn="0" w:firstRowLastColumn="0" w:lastRowFirstColumn="0" w:lastRowLastColumn="0"/>
+            </w:pPr>
             <w:r>
               <w:t>Human authorization gate on deploy.</w:t>
             </w:r>
@@ -3255,9 +4072,13 @@
         </w:tc>
       </w:tr>
       <w:tr>
-        <w:tc>
-          <w:tcPr>
-            <w:tcW w:type="dxa" w:w="2880"/>
+        <w:trPr>
+          <w:cnfStyle w:val="000000100000" w:firstRow="0" w:lastRow="0" w:firstColumn="0" w:lastColumn="0" w:oddVBand="0" w:evenVBand="0" w:oddHBand="1" w:evenHBand="0" w:firstRowFirstColumn="0" w:firstRowLastColumn="0" w:lastRowFirstColumn="0" w:lastRowLastColumn="0"/>
+        </w:trPr>
+        <w:tc>
+          <w:tcPr>
+            <w:cnfStyle w:val="001000000000" w:firstRow="0" w:lastRow="0" w:firstColumn="1" w:lastColumn="0" w:oddVBand="0" w:evenVBand="0" w:oddHBand="0" w:evenHBand="0" w:firstRowFirstColumn="0" w:firstRowLastColumn="0" w:lastRowFirstColumn="0" w:lastRowLastColumn="0"/>
+            <w:tcW w:w="2880" w:type="dxa"/>
           </w:tcPr>
           <w:p>
             <w:r>
@@ -3267,9 +4088,12 @@
         </w:tc>
         <w:tc>
           <w:tcPr>
-            <w:tcW w:type="dxa" w:w="2880"/>
-          </w:tcPr>
-          <w:p>
+            <w:tcW w:w="2880" w:type="dxa"/>
+          </w:tcPr>
+          <w:p>
+            <w:pPr>
+              <w:cnfStyle w:val="000000100000" w:firstRow="0" w:lastRow="0" w:firstColumn="0" w:lastColumn="0" w:oddVBand="0" w:evenVBand="0" w:oddHBand="1" w:evenHBand="0" w:firstRowFirstColumn="0" w:firstRowLastColumn="0" w:lastRowFirstColumn="0" w:lastRowLastColumn="0"/>
+            </w:pPr>
             <w:r>
               <w:t>§10</w:t>
             </w:r>
@@ -3277,9 +4101,12 @@
         </w:tc>
         <w:tc>
           <w:tcPr>
-            <w:tcW w:type="dxa" w:w="2880"/>
-          </w:tcPr>
-          <w:p>
+            <w:tcW w:w="2880" w:type="dxa"/>
+          </w:tcPr>
+          <w:p>
+            <w:pPr>
+              <w:cnfStyle w:val="000000100000" w:firstRow="0" w:lastRow="0" w:firstColumn="0" w:lastColumn="0" w:oddVBand="0" w:evenVBand="0" w:oddHBand="1" w:evenHBand="0" w:firstRowFirstColumn="0" w:firstRowLastColumn="0" w:lastRowFirstColumn="0" w:lastRowLastColumn="0"/>
+            </w:pPr>
             <w:r>
               <w:t>No commit or deploy without explicit human authorization (Rule-065).</w:t>
             </w:r>
@@ -3287,9 +4114,13 @@
         </w:tc>
       </w:tr>
       <w:tr>
-        <w:tc>
-          <w:tcPr>
-            <w:tcW w:type="dxa" w:w="2880"/>
+        <w:trPr>
+          <w:cnfStyle w:val="000000010000" w:firstRow="0" w:lastRow="0" w:firstColumn="0" w:lastColumn="0" w:oddVBand="0" w:evenVBand="0" w:oddHBand="0" w:evenHBand="1" w:firstRowFirstColumn="0" w:firstRowLastColumn="0" w:lastRowFirstColumn="0" w:lastRowLastColumn="0"/>
+        </w:trPr>
+        <w:tc>
+          <w:tcPr>
+            <w:cnfStyle w:val="001000000000" w:firstRow="0" w:lastRow="0" w:firstColumn="1" w:lastColumn="0" w:oddVBand="0" w:evenVBand="0" w:oddHBand="0" w:evenHBand="0" w:firstRowFirstColumn="0" w:firstRowLastColumn="0" w:lastRowFirstColumn="0" w:lastRowLastColumn="0"/>
+            <w:tcW w:w="2880" w:type="dxa"/>
           </w:tcPr>
           <w:p>
             <w:r>
@@ -3299,9 +4130,12 @@
         </w:tc>
         <w:tc>
           <w:tcPr>
-            <w:tcW w:type="dxa" w:w="2880"/>
-          </w:tcPr>
-          <w:p>
+            <w:tcW w:w="2880" w:type="dxa"/>
+          </w:tcPr>
+          <w:p>
+            <w:pPr>
+              <w:cnfStyle w:val="000000010000" w:firstRow="0" w:lastRow="0" w:firstColumn="0" w:lastColumn="0" w:oddVBand="0" w:evenVBand="0" w:oddHBand="0" w:evenHBand="1" w:firstRowFirstColumn="0" w:firstRowLastColumn="0" w:lastRowFirstColumn="0" w:lastRowLastColumn="0"/>
+            </w:pPr>
             <w:r>
               <w:t>§10</w:t>
             </w:r>
@@ -3309,9 +4143,12 @@
         </w:tc>
         <w:tc>
           <w:tcPr>
-            <w:tcW w:type="dxa" w:w="2880"/>
-          </w:tcPr>
-          <w:p>
+            <w:tcW w:w="2880" w:type="dxa"/>
+          </w:tcPr>
+          <w:p>
+            <w:pPr>
+              <w:cnfStyle w:val="000000010000" w:firstRow="0" w:lastRow="0" w:firstColumn="0" w:lastColumn="0" w:oddVBand="0" w:evenVBand="0" w:oddHBand="0" w:evenHBand="1" w:firstRowFirstColumn="0" w:firstRowLastColumn="0" w:lastRowFirstColumn="0" w:lastRowLastColumn="0"/>
+            </w:pPr>
             <w:r>
               <w:t>Manifest is exact-truth for files shipped to each target.</w:t>
             </w:r>
@@ -3319,9 +4156,13 @@
         </w:tc>
       </w:tr>
       <w:tr>
-        <w:tc>
-          <w:tcPr>
-            <w:tcW w:type="dxa" w:w="2880"/>
+        <w:trPr>
+          <w:cnfStyle w:val="000000100000" w:firstRow="0" w:lastRow="0" w:firstColumn="0" w:lastColumn="0" w:oddVBand="0" w:evenVBand="0" w:oddHBand="1" w:evenHBand="0" w:firstRowFirstColumn="0" w:firstRowLastColumn="0" w:lastRowFirstColumn="0" w:lastRowLastColumn="0"/>
+        </w:trPr>
+        <w:tc>
+          <w:tcPr>
+            <w:cnfStyle w:val="001000000000" w:firstRow="0" w:lastRow="0" w:firstColumn="1" w:lastColumn="0" w:oddVBand="0" w:evenVBand="0" w:oddHBand="0" w:evenHBand="0" w:firstRowFirstColumn="0" w:firstRowLastColumn="0" w:lastRowFirstColumn="0" w:lastRowLastColumn="0"/>
+            <w:tcW w:w="2880" w:type="dxa"/>
           </w:tcPr>
           <w:p>
             <w:r>
@@ -3331,9 +4172,12 @@
         </w:tc>
         <w:tc>
           <w:tcPr>
-            <w:tcW w:type="dxa" w:w="2880"/>
-          </w:tcPr>
-          <w:p>
+            <w:tcW w:w="2880" w:type="dxa"/>
+          </w:tcPr>
+          <w:p>
+            <w:pPr>
+              <w:cnfStyle w:val="000000100000" w:firstRow="0" w:lastRow="0" w:firstColumn="0" w:lastColumn="0" w:oddVBand="0" w:evenVBand="0" w:oddHBand="1" w:evenHBand="0" w:firstRowFirstColumn="0" w:firstRowLastColumn="0" w:lastRowFirstColumn="0" w:lastRowLastColumn="0"/>
+            </w:pPr>
             <w:r>
               <w:t>§3.3, §10</w:t>
             </w:r>
@@ -3341,9 +4185,12 @@
         </w:tc>
         <w:tc>
           <w:tcPr>
-            <w:tcW w:type="dxa" w:w="2880"/>
-          </w:tcPr>
-          <w:p>
+            <w:tcW w:w="2880" w:type="dxa"/>
+          </w:tcPr>
+          <w:p>
+            <w:pPr>
+              <w:cnfStyle w:val="000000100000" w:firstRow="0" w:lastRow="0" w:firstColumn="0" w:lastColumn="0" w:oddVBand="0" w:evenVBand="0" w:oddHBand="1" w:evenHBand="0" w:firstRowFirstColumn="0" w:firstRowLastColumn="0" w:lastRowFirstColumn="0" w:lastRowLastColumn="0"/>
+            </w:pPr>
             <w:r>
               <w:t>Code-branch facts in deployment_architecture.json.</w:t>
             </w:r>
@@ -3351,53 +4198,80 @@
         </w:tc>
       </w:tr>
       <w:tr>
-        <w:tc>
-          <w:tcPr>
-            <w:tcW w:type="dxa" w:w="2880"/>
-          </w:tcPr>
-          <w:p>
-            <w:r>
-              <w:t>EPIC-008-F-012-S-001-REQ-T-054</w:t>
-            </w:r>
-          </w:p>
-        </w:tc>
-        <w:tc>
-          <w:tcPr>
-            <w:tcW w:type="dxa" w:w="2880"/>
-          </w:tcPr>
-          <w:p>
-            <w:r>
+        <w:trPr>
+          <w:cnfStyle w:val="000000010000" w:firstRow="0" w:lastRow="0" w:firstColumn="0" w:lastColumn="0" w:oddVBand="0" w:evenVBand="0" w:oddHBand="0" w:evenHBand="1" w:firstRowFirstColumn="0" w:firstRowLastColumn="0" w:lastRowFirstColumn="0" w:lastRowLastColumn="0"/>
+        </w:trPr>
+        <w:tc>
+          <w:tcPr>
+            <w:cnfStyle w:val="001000000000" w:firstRow="0" w:lastRow="0" w:firstColumn="1" w:lastColumn="0" w:oddVBand="0" w:evenVBand="0" w:oddHBand="0" w:evenHBand="0" w:firstRowFirstColumn="0" w:firstRowLastColumn="0" w:lastRowFirstColumn="0" w:lastRowLastColumn="0"/>
+            <w:tcW w:w="2880" w:type="dxa"/>
+          </w:tcPr>
+          <w:p>
+            <w:r>
+              <w:t>EPIC-008-F-012-S-001-REQ-T-</w:t>
+            </w:r>
+            <w:r>
+              <w:lastRenderedPageBreak/>
+              <w:t>054</w:t>
+            </w:r>
+          </w:p>
+        </w:tc>
+        <w:tc>
+          <w:tcPr>
+            <w:tcW w:w="2880" w:type="dxa"/>
+          </w:tcPr>
+          <w:p>
+            <w:pPr>
+              <w:cnfStyle w:val="000000010000" w:firstRow="0" w:lastRow="0" w:firstColumn="0" w:lastColumn="0" w:oddVBand="0" w:evenVBand="0" w:oddHBand="0" w:evenHBand="1" w:firstRowFirstColumn="0" w:firstRowLastColumn="0" w:lastRowFirstColumn="0" w:lastRowLastColumn="0"/>
+            </w:pPr>
+            <w:r>
+              <w:lastRenderedPageBreak/>
               <w:t>§3.3, §10</w:t>
             </w:r>
           </w:p>
         </w:tc>
         <w:tc>
           <w:tcPr>
-            <w:tcW w:type="dxa" w:w="2880"/>
-          </w:tcPr>
-          <w:p>
-            <w:r>
-              <w:t>Versioned build packages tracked in git.</w:t>
+            <w:tcW w:w="2880" w:type="dxa"/>
+          </w:tcPr>
+          <w:p>
+            <w:pPr>
+              <w:cnfStyle w:val="000000010000" w:firstRow="0" w:lastRow="0" w:firstColumn="0" w:lastColumn="0" w:oddVBand="0" w:evenVBand="0" w:oddHBand="0" w:evenHBand="1" w:firstRowFirstColumn="0" w:firstRowLastColumn="0" w:lastRowFirstColumn="0" w:lastRowLastColumn="0"/>
+            </w:pPr>
+            <w:r>
+              <w:t xml:space="preserve">Versioned build packages </w:t>
+            </w:r>
+            <w:r>
+              <w:lastRenderedPageBreak/>
+              <w:t>tracked in git.</w:t>
             </w:r>
           </w:p>
         </w:tc>
       </w:tr>
       <w:tr>
-        <w:tc>
-          <w:tcPr>
-            <w:tcW w:type="dxa" w:w="2880"/>
-          </w:tcPr>
-          <w:p>
-            <w:r>
+        <w:trPr>
+          <w:cnfStyle w:val="000000100000" w:firstRow="0" w:lastRow="0" w:firstColumn="0" w:lastColumn="0" w:oddVBand="0" w:evenVBand="0" w:oddHBand="1" w:evenHBand="0" w:firstRowFirstColumn="0" w:firstRowLastColumn="0" w:lastRowFirstColumn="0" w:lastRowLastColumn="0"/>
+        </w:trPr>
+        <w:tc>
+          <w:tcPr>
+            <w:cnfStyle w:val="001000000000" w:firstRow="0" w:lastRow="0" w:firstColumn="1" w:lastColumn="0" w:oddVBand="0" w:evenVBand="0" w:oddHBand="0" w:evenHBand="0" w:firstRowFirstColumn="0" w:firstRowLastColumn="0" w:lastRowFirstColumn="0" w:lastRowLastColumn="0"/>
+            <w:tcW w:w="2880" w:type="dxa"/>
+          </w:tcPr>
+          <w:p>
+            <w:r>
+              <w:lastRenderedPageBreak/>
               <w:t>EPIC-008-F-012-S-003-REQ-B-001</w:t>
             </w:r>
           </w:p>
         </w:tc>
         <w:tc>
           <w:tcPr>
-            <w:tcW w:type="dxa" w:w="2880"/>
-          </w:tcPr>
-          <w:p>
+            <w:tcW w:w="2880" w:type="dxa"/>
+          </w:tcPr>
+          <w:p>
+            <w:pPr>
+              <w:cnfStyle w:val="000000100000" w:firstRow="0" w:lastRow="0" w:firstColumn="0" w:lastColumn="0" w:oddVBand="0" w:evenVBand="0" w:oddHBand="1" w:evenHBand="0" w:firstRowFirstColumn="0" w:firstRowLastColumn="0" w:lastRowFirstColumn="0" w:lastRowLastColumn="0"/>
+            </w:pPr>
             <w:r>
               <w:t>§10</w:t>
             </w:r>
@@ -3405,9 +4279,12 @@
         </w:tc>
         <w:tc>
           <w:tcPr>
-            <w:tcW w:type="dxa" w:w="2880"/>
-          </w:tcPr>
-          <w:p>
+            <w:tcW w:w="2880" w:type="dxa"/>
+          </w:tcPr>
+          <w:p>
+            <w:pPr>
+              <w:cnfStyle w:val="000000100000" w:firstRow="0" w:lastRow="0" w:firstColumn="0" w:lastColumn="0" w:oddVBand="0" w:evenVBand="0" w:oddHBand="1" w:evenHBand="0" w:firstRowFirstColumn="0" w:firstRowLastColumn="0" w:lastRowFirstColumn="0" w:lastRowLastColumn="0"/>
+            </w:pPr>
             <w:r>
               <w:t>Single parameterized deploy script for env targets.</w:t>
             </w:r>
@@ -3415,9 +4292,13 @@
         </w:tc>
       </w:tr>
       <w:tr>
-        <w:tc>
-          <w:tcPr>
-            <w:tcW w:type="dxa" w:w="2880"/>
+        <w:trPr>
+          <w:cnfStyle w:val="000000010000" w:firstRow="0" w:lastRow="0" w:firstColumn="0" w:lastColumn="0" w:oddVBand="0" w:evenVBand="0" w:oddHBand="0" w:evenHBand="1" w:firstRowFirstColumn="0" w:firstRowLastColumn="0" w:lastRowFirstColumn="0" w:lastRowLastColumn="0"/>
+        </w:trPr>
+        <w:tc>
+          <w:tcPr>
+            <w:cnfStyle w:val="001000000000" w:firstRow="0" w:lastRow="0" w:firstColumn="1" w:lastColumn="0" w:oddVBand="0" w:evenVBand="0" w:oddHBand="0" w:evenHBand="0" w:firstRowFirstColumn="0" w:firstRowLastColumn="0" w:lastRowFirstColumn="0" w:lastRowLastColumn="0"/>
+            <w:tcW w:w="2880" w:type="dxa"/>
           </w:tcPr>
           <w:p>
             <w:r>
@@ -3427,9 +4308,12 @@
         </w:tc>
         <w:tc>
           <w:tcPr>
-            <w:tcW w:type="dxa" w:w="2880"/>
-          </w:tcPr>
-          <w:p>
+            <w:tcW w:w="2880" w:type="dxa"/>
+          </w:tcPr>
+          <w:p>
+            <w:pPr>
+              <w:cnfStyle w:val="000000010000" w:firstRow="0" w:lastRow="0" w:firstColumn="0" w:lastColumn="0" w:oddVBand="0" w:evenVBand="0" w:oddHBand="0" w:evenHBand="1" w:firstRowFirstColumn="0" w:firstRowLastColumn="0" w:lastRowFirstColumn="0" w:lastRowLastColumn="0"/>
+            </w:pPr>
             <w:r>
               <w:t>§10</w:t>
             </w:r>
@@ -3437,9 +4321,12 @@
         </w:tc>
         <w:tc>
           <w:tcPr>
-            <w:tcW w:type="dxa" w:w="2880"/>
-          </w:tcPr>
-          <w:p>
+            <w:tcW w:w="2880" w:type="dxa"/>
+          </w:tcPr>
+          <w:p>
+            <w:pPr>
+              <w:cnfStyle w:val="000000010000" w:firstRow="0" w:lastRow="0" w:firstColumn="0" w:lastColumn="0" w:oddVBand="0" w:evenVBand="0" w:oddHBand="0" w:evenHBand="1" w:firstRowFirstColumn="0" w:firstRowLastColumn="0" w:lastRowFirstColumn="0" w:lastRowLastColumn="0"/>
+            </w:pPr>
             <w:r>
               <w:t>Promote chain pairs are invariant.</w:t>
             </w:r>
@@ -3447,9 +4334,13 @@
         </w:tc>
       </w:tr>
       <w:tr>
-        <w:tc>
-          <w:tcPr>
-            <w:tcW w:type="dxa" w:w="2880"/>
+        <w:trPr>
+          <w:cnfStyle w:val="000000100000" w:firstRow="0" w:lastRow="0" w:firstColumn="0" w:lastColumn="0" w:oddVBand="0" w:evenVBand="0" w:oddHBand="1" w:evenHBand="0" w:firstRowFirstColumn="0" w:firstRowLastColumn="0" w:lastRowFirstColumn="0" w:lastRowLastColumn="0"/>
+        </w:trPr>
+        <w:tc>
+          <w:tcPr>
+            <w:cnfStyle w:val="001000000000" w:firstRow="0" w:lastRow="0" w:firstColumn="1" w:lastColumn="0" w:oddVBand="0" w:evenVBand="0" w:oddHBand="0" w:evenHBand="0" w:firstRowFirstColumn="0" w:firstRowLastColumn="0" w:lastRowFirstColumn="0" w:lastRowLastColumn="0"/>
+            <w:tcW w:w="2880" w:type="dxa"/>
           </w:tcPr>
           <w:p>
             <w:r>
@@ -3459,9 +4350,12 @@
         </w:tc>
         <w:tc>
           <w:tcPr>
-            <w:tcW w:type="dxa" w:w="2880"/>
-          </w:tcPr>
-          <w:p>
+            <w:tcW w:w="2880" w:type="dxa"/>
+          </w:tcPr>
+          <w:p>
+            <w:pPr>
+              <w:cnfStyle w:val="000000100000" w:firstRow="0" w:lastRow="0" w:firstColumn="0" w:lastColumn="0" w:oddVBand="0" w:evenVBand="0" w:oddHBand="1" w:evenHBand="0" w:firstRowFirstColumn="0" w:firstRowLastColumn="0" w:lastRowFirstColumn="0" w:lastRowLastColumn="0"/>
+            </w:pPr>
             <w:r>
               <w:t>§4.2, §5.4</w:t>
             </w:r>
@@ -3469,9 +4363,12 @@
         </w:tc>
         <w:tc>
           <w:tcPr>
-            <w:tcW w:type="dxa" w:w="2880"/>
-          </w:tcPr>
-          <w:p>
+            <w:tcW w:w="2880" w:type="dxa"/>
+          </w:tcPr>
+          <w:p>
+            <w:pPr>
+              <w:cnfStyle w:val="000000100000" w:firstRow="0" w:lastRow="0" w:firstColumn="0" w:lastColumn="0" w:oddVBand="0" w:evenVBand="0" w:oddHBand="1" w:evenHBand="0" w:firstRowFirstColumn="0" w:firstRowLastColumn="0" w:lastRowFirstColumn="0" w:lastRowLastColumn="0"/>
+            </w:pPr>
             <w:r>
               <w:t>Secrets in Key Vault.</w:t>
             </w:r>
@@ -3479,9 +4376,13 @@
         </w:tc>
       </w:tr>
       <w:tr>
-        <w:tc>
-          <w:tcPr>
-            <w:tcW w:type="dxa" w:w="2880"/>
+        <w:trPr>
+          <w:cnfStyle w:val="000000010000" w:firstRow="0" w:lastRow="0" w:firstColumn="0" w:lastColumn="0" w:oddVBand="0" w:evenVBand="0" w:oddHBand="0" w:evenHBand="1" w:firstRowFirstColumn="0" w:firstRowLastColumn="0" w:lastRowFirstColumn="0" w:lastRowLastColumn="0"/>
+        </w:trPr>
+        <w:tc>
+          <w:tcPr>
+            <w:cnfStyle w:val="001000000000" w:firstRow="0" w:lastRow="0" w:firstColumn="1" w:lastColumn="0" w:oddVBand="0" w:evenVBand="0" w:oddHBand="0" w:evenHBand="0" w:firstRowFirstColumn="0" w:firstRowLastColumn="0" w:lastRowFirstColumn="0" w:lastRowLastColumn="0"/>
+            <w:tcW w:w="2880" w:type="dxa"/>
           </w:tcPr>
           <w:p>
             <w:r>
@@ -3491,9 +4392,12 @@
         </w:tc>
         <w:tc>
           <w:tcPr>
-            <w:tcW w:type="dxa" w:w="2880"/>
-          </w:tcPr>
-          <w:p>
+            <w:tcW w:w="2880" w:type="dxa"/>
+          </w:tcPr>
+          <w:p>
+            <w:pPr>
+              <w:cnfStyle w:val="000000010000" w:firstRow="0" w:lastRow="0" w:firstColumn="0" w:lastColumn="0" w:oddVBand="0" w:evenVBand="0" w:oddHBand="0" w:evenHBand="1" w:firstRowFirstColumn="0" w:firstRowLastColumn="0" w:lastRowFirstColumn="0" w:lastRowLastColumn="0"/>
+            </w:pPr>
             <w:r>
               <w:t>§2.1, §2.2, §5.4</w:t>
             </w:r>
@@ -3501,9 +4405,12 @@
         </w:tc>
         <w:tc>
           <w:tcPr>
-            <w:tcW w:type="dxa" w:w="2880"/>
-          </w:tcPr>
-          <w:p>
+            <w:tcW w:w="2880" w:type="dxa"/>
+          </w:tcPr>
+          <w:p>
+            <w:pPr>
+              <w:cnfStyle w:val="000000010000" w:firstRow="0" w:lastRow="0" w:firstColumn="0" w:lastColumn="0" w:oddVBand="0" w:evenVBand="0" w:oddHBand="0" w:evenHBand="1" w:firstRowFirstColumn="0" w:firstRowLastColumn="0" w:lastRowFirstColumn="0" w:lastRowLastColumn="0"/>
+            </w:pPr>
             <w:r>
               <w:t>Managed-identity secret fetch — no plaintext propagation.</w:t>
             </w:r>
@@ -3511,9 +4418,13 @@
         </w:tc>
       </w:tr>
       <w:tr>
-        <w:tc>
-          <w:tcPr>
-            <w:tcW w:type="dxa" w:w="2880"/>
+        <w:trPr>
+          <w:cnfStyle w:val="000000100000" w:firstRow="0" w:lastRow="0" w:firstColumn="0" w:lastColumn="0" w:oddVBand="0" w:evenVBand="0" w:oddHBand="1" w:evenHBand="0" w:firstRowFirstColumn="0" w:firstRowLastColumn="0" w:lastRowFirstColumn="0" w:lastRowLastColumn="0"/>
+        </w:trPr>
+        <w:tc>
+          <w:tcPr>
+            <w:cnfStyle w:val="001000000000" w:firstRow="0" w:lastRow="0" w:firstColumn="1" w:lastColumn="0" w:oddVBand="0" w:evenVBand="0" w:oddHBand="0" w:evenHBand="0" w:firstRowFirstColumn="0" w:firstRowLastColumn="0" w:lastRowFirstColumn="0" w:lastRowLastColumn="0"/>
+            <w:tcW w:w="2880" w:type="dxa"/>
           </w:tcPr>
           <w:p>
             <w:r>
@@ -3523,9 +4434,12 @@
         </w:tc>
         <w:tc>
           <w:tcPr>
-            <w:tcW w:type="dxa" w:w="2880"/>
-          </w:tcPr>
-          <w:p>
+            <w:tcW w:w="2880" w:type="dxa"/>
+          </w:tcPr>
+          <w:p>
+            <w:pPr>
+              <w:cnfStyle w:val="000000100000" w:firstRow="0" w:lastRow="0" w:firstColumn="0" w:lastColumn="0" w:oddVBand="0" w:evenVBand="0" w:oddHBand="1" w:evenHBand="0" w:firstRowFirstColumn="0" w:firstRowLastColumn="0" w:lastRowFirstColumn="0" w:lastRowLastColumn="0"/>
+            </w:pPr>
             <w:r>
               <w:t>§5.5</w:t>
             </w:r>
@@ -3533,9 +4447,12 @@
         </w:tc>
         <w:tc>
           <w:tcPr>
-            <w:tcW w:type="dxa" w:w="2880"/>
-          </w:tcPr>
-          <w:p>
+            <w:tcW w:w="2880" w:type="dxa"/>
+          </w:tcPr>
+          <w:p>
+            <w:pPr>
+              <w:cnfStyle w:val="000000100000" w:firstRow="0" w:lastRow="0" w:firstColumn="0" w:lastColumn="0" w:oddVBand="0" w:evenVBand="0" w:oddHBand="1" w:evenHBand="0" w:firstRowFirstColumn="0" w:firstRowLastColumn="0" w:lastRowFirstColumn="0" w:lastRowLastColumn="0"/>
+            </w:pPr>
             <w:r>
               <w:t>Key Vault access audit.</w:t>
             </w:r>
@@ -3543,9 +4460,13 @@
         </w:tc>
       </w:tr>
       <w:tr>
-        <w:tc>
-          <w:tcPr>
-            <w:tcW w:type="dxa" w:w="2880"/>
+        <w:trPr>
+          <w:cnfStyle w:val="000000010000" w:firstRow="0" w:lastRow="0" w:firstColumn="0" w:lastColumn="0" w:oddVBand="0" w:evenVBand="0" w:oddHBand="0" w:evenHBand="1" w:firstRowFirstColumn="0" w:firstRowLastColumn="0" w:lastRowFirstColumn="0" w:lastRowLastColumn="0"/>
+        </w:trPr>
+        <w:tc>
+          <w:tcPr>
+            <w:cnfStyle w:val="001000000000" w:firstRow="0" w:lastRow="0" w:firstColumn="1" w:lastColumn="0" w:oddVBand="0" w:evenVBand="0" w:oddHBand="0" w:evenHBand="0" w:firstRowFirstColumn="0" w:firstRowLastColumn="0" w:lastRowFirstColumn="0" w:lastRowLastColumn="0"/>
+            <w:tcW w:w="2880" w:type="dxa"/>
           </w:tcPr>
           <w:p>
             <w:r>
@@ -3555,9 +4476,12 @@
         </w:tc>
         <w:tc>
           <w:tcPr>
-            <w:tcW w:type="dxa" w:w="2880"/>
-          </w:tcPr>
-          <w:p>
+            <w:tcW w:w="2880" w:type="dxa"/>
+          </w:tcPr>
+          <w:p>
+            <w:pPr>
+              <w:cnfStyle w:val="000000010000" w:firstRow="0" w:lastRow="0" w:firstColumn="0" w:lastColumn="0" w:oddVBand="0" w:evenVBand="0" w:oddHBand="0" w:evenHBand="1" w:firstRowFirstColumn="0" w:firstRowLastColumn="0" w:lastRowFirstColumn="0" w:lastRowLastColumn="0"/>
+            </w:pPr>
             <w:r>
               <w:t>§2, §5.4</w:t>
             </w:r>
@@ -3565,9 +4489,12 @@
         </w:tc>
         <w:tc>
           <w:tcPr>
-            <w:tcW w:type="dxa" w:w="2880"/>
-          </w:tcPr>
-          <w:p>
+            <w:tcW w:w="2880" w:type="dxa"/>
+          </w:tcPr>
+          <w:p>
+            <w:pPr>
+              <w:cnfStyle w:val="000000010000" w:firstRow="0" w:lastRow="0" w:firstColumn="0" w:lastColumn="0" w:oddVBand="0" w:evenVBand="0" w:oddHBand="0" w:evenHBand="1" w:firstRowFirstColumn="0" w:firstRowLastColumn="0" w:lastRowFirstColumn="0" w:lastRowLastColumn="0"/>
+            </w:pPr>
             <w:r>
               <w:t>Comply with F-003 mTLS as producer and client.</w:t>
             </w:r>
@@ -3575,9 +4502,13 @@
         </w:tc>
       </w:tr>
       <w:tr>
-        <w:tc>
-          <w:tcPr>
-            <w:tcW w:type="dxa" w:w="2880"/>
+        <w:trPr>
+          <w:cnfStyle w:val="000000100000" w:firstRow="0" w:lastRow="0" w:firstColumn="0" w:lastColumn="0" w:oddVBand="0" w:evenVBand="0" w:oddHBand="1" w:evenHBand="0" w:firstRowFirstColumn="0" w:firstRowLastColumn="0" w:lastRowFirstColumn="0" w:lastRowLastColumn="0"/>
+        </w:trPr>
+        <w:tc>
+          <w:tcPr>
+            <w:cnfStyle w:val="001000000000" w:firstRow="0" w:lastRow="0" w:firstColumn="1" w:lastColumn="0" w:oddVBand="0" w:evenVBand="0" w:oddHBand="0" w:evenHBand="0" w:firstRowFirstColumn="0" w:firstRowLastColumn="0" w:lastRowFirstColumn="0" w:lastRowLastColumn="0"/>
+            <w:tcW w:w="2880" w:type="dxa"/>
           </w:tcPr>
           <w:p>
             <w:r>
@@ -3587,9 +4518,12 @@
         </w:tc>
         <w:tc>
           <w:tcPr>
-            <w:tcW w:type="dxa" w:w="2880"/>
-          </w:tcPr>
-          <w:p>
+            <w:tcW w:w="2880" w:type="dxa"/>
+          </w:tcPr>
+          <w:p>
+            <w:pPr>
+              <w:cnfStyle w:val="000000100000" w:firstRow="0" w:lastRow="0" w:firstColumn="0" w:lastColumn="0" w:oddVBand="0" w:evenVBand="0" w:oddHBand="1" w:evenHBand="0" w:firstRowFirstColumn="0" w:firstRowLastColumn="0" w:lastRowFirstColumn="0" w:lastRowLastColumn="0"/>
+            </w:pPr>
             <w:r>
               <w:t>§2.5</w:t>
             </w:r>
@@ -3597,9 +4531,12 @@
         </w:tc>
         <w:tc>
           <w:tcPr>
-            <w:tcW w:type="dxa" w:w="2880"/>
-          </w:tcPr>
-          <w:p>
+            <w:tcW w:w="2880" w:type="dxa"/>
+          </w:tcPr>
+          <w:p>
+            <w:pPr>
+              <w:cnfStyle w:val="000000100000" w:firstRow="0" w:lastRow="0" w:firstColumn="0" w:lastColumn="0" w:oddVBand="0" w:evenVBand="0" w:oddHBand="1" w:evenHBand="0" w:firstRowFirstColumn="0" w:firstRowLastColumn="0" w:lastRowFirstColumn="0" w:lastRowLastColumn="0"/>
+            </w:pPr>
             <w:r>
               <w:t>Every runtime component sits inside a network boundary.</w:t>
             </w:r>
@@ -3607,9 +4544,13 @@
         </w:tc>
       </w:tr>
       <w:tr>
-        <w:tc>
-          <w:tcPr>
-            <w:tcW w:type="dxa" w:w="2880"/>
+        <w:trPr>
+          <w:cnfStyle w:val="000000010000" w:firstRow="0" w:lastRow="0" w:firstColumn="0" w:lastColumn="0" w:oddVBand="0" w:evenVBand="0" w:oddHBand="0" w:evenHBand="1" w:firstRowFirstColumn="0" w:firstRowLastColumn="0" w:lastRowFirstColumn="0" w:lastRowLastColumn="0"/>
+        </w:trPr>
+        <w:tc>
+          <w:tcPr>
+            <w:cnfStyle w:val="001000000000" w:firstRow="0" w:lastRow="0" w:firstColumn="1" w:lastColumn="0" w:oddVBand="0" w:evenVBand="0" w:oddHBand="0" w:evenHBand="0" w:firstRowFirstColumn="0" w:firstRowLastColumn="0" w:lastRowFirstColumn="0" w:lastRowLastColumn="0"/>
+            <w:tcW w:w="2880" w:type="dxa"/>
           </w:tcPr>
           <w:p>
             <w:r>
@@ -3619,9 +4560,12 @@
         </w:tc>
         <w:tc>
           <w:tcPr>
-            <w:tcW w:type="dxa" w:w="2880"/>
-          </w:tcPr>
-          <w:p>
+            <w:tcW w:w="2880" w:type="dxa"/>
+          </w:tcPr>
+          <w:p>
+            <w:pPr>
+              <w:cnfStyle w:val="000000010000" w:firstRow="0" w:lastRow="0" w:firstColumn="0" w:lastColumn="0" w:oddVBand="0" w:evenVBand="0" w:oddHBand="0" w:evenHBand="1" w:firstRowFirstColumn="0" w:firstRowLastColumn="0" w:lastRowFirstColumn="0" w:lastRowLastColumn="0"/>
+            </w:pPr>
             <w:r>
               <w:t>§2.5</w:t>
             </w:r>
@@ -3629,9 +4573,12 @@
         </w:tc>
         <w:tc>
           <w:tcPr>
-            <w:tcW w:type="dxa" w:w="2880"/>
-          </w:tcPr>
-          <w:p>
+            <w:tcW w:w="2880" w:type="dxa"/>
+          </w:tcPr>
+          <w:p>
+            <w:pPr>
+              <w:cnfStyle w:val="000000010000" w:firstRow="0" w:lastRow="0" w:firstColumn="0" w:lastColumn="0" w:oddVBand="0" w:evenVBand="0" w:oddHBand="0" w:evenHBand="1" w:firstRowFirstColumn="0" w:firstRowLastColumn="0" w:lastRowFirstColumn="0" w:lastRowLastColumn="0"/>
+            </w:pPr>
             <w:r>
               <w:t>Undeclared traffic is refused.</w:t>
             </w:r>
@@ -3639,9 +4586,13 @@
         </w:tc>
       </w:tr>
       <w:tr>
-        <w:tc>
-          <w:tcPr>
-            <w:tcW w:type="dxa" w:w="2880"/>
+        <w:trPr>
+          <w:cnfStyle w:val="000000100000" w:firstRow="0" w:lastRow="0" w:firstColumn="0" w:lastColumn="0" w:oddVBand="0" w:evenVBand="0" w:oddHBand="1" w:evenHBand="0" w:firstRowFirstColumn="0" w:firstRowLastColumn="0" w:lastRowFirstColumn="0" w:lastRowLastColumn="0"/>
+        </w:trPr>
+        <w:tc>
+          <w:tcPr>
+            <w:cnfStyle w:val="001000000000" w:firstRow="0" w:lastRow="0" w:firstColumn="1" w:lastColumn="0" w:oddVBand="0" w:evenVBand="0" w:oddHBand="0" w:evenHBand="0" w:firstRowFirstColumn="0" w:firstRowLastColumn="0" w:lastRowFirstColumn="0" w:lastRowLastColumn="0"/>
+            <w:tcW w:w="2880" w:type="dxa"/>
           </w:tcPr>
           <w:p>
             <w:r>
@@ -3651,9 +4602,12 @@
         </w:tc>
         <w:tc>
           <w:tcPr>
-            <w:tcW w:type="dxa" w:w="2880"/>
-          </w:tcPr>
-          <w:p>
+            <w:tcW w:w="2880" w:type="dxa"/>
+          </w:tcPr>
+          <w:p>
+            <w:pPr>
+              <w:cnfStyle w:val="000000100000" w:firstRow="0" w:lastRow="0" w:firstColumn="0" w:lastColumn="0" w:oddVBand="0" w:evenVBand="0" w:oddHBand="1" w:evenHBand="0" w:firstRowFirstColumn="0" w:firstRowLastColumn="0" w:lastRowFirstColumn="0" w:lastRowLastColumn="0"/>
+            </w:pPr>
             <w:r>
               <w:t>§2.5</w:t>
             </w:r>
@@ -3661,9 +4615,12 @@
         </w:tc>
         <w:tc>
           <w:tcPr>
-            <w:tcW w:type="dxa" w:w="2880"/>
-          </w:tcPr>
-          <w:p>
+            <w:tcW w:w="2880" w:type="dxa"/>
+          </w:tcPr>
+          <w:p>
+            <w:pPr>
+              <w:cnfStyle w:val="000000100000" w:firstRow="0" w:lastRow="0" w:firstColumn="0" w:lastColumn="0" w:oddVBand="0" w:evenVBand="0" w:oddHBand="1" w:evenHBand="0" w:firstRowFirstColumn="0" w:firstRowLastColumn="0" w:lastRowFirstColumn="0" w:lastRowLastColumn="0"/>
+            </w:pPr>
             <w:r>
               <w:t>Network layer independent of identity layer.</w:t>
             </w:r>
@@ -3671,9 +4628,13 @@
         </w:tc>
       </w:tr>
       <w:tr>
-        <w:tc>
-          <w:tcPr>
-            <w:tcW w:type="dxa" w:w="2880"/>
+        <w:trPr>
+          <w:cnfStyle w:val="000000010000" w:firstRow="0" w:lastRow="0" w:firstColumn="0" w:lastColumn="0" w:oddVBand="0" w:evenVBand="0" w:oddHBand="0" w:evenHBand="1" w:firstRowFirstColumn="0" w:firstRowLastColumn="0" w:lastRowFirstColumn="0" w:lastRowLastColumn="0"/>
+        </w:trPr>
+        <w:tc>
+          <w:tcPr>
+            <w:cnfStyle w:val="001000000000" w:firstRow="0" w:lastRow="0" w:firstColumn="1" w:lastColumn="0" w:oddVBand="0" w:evenVBand="0" w:oddHBand="0" w:evenHBand="0" w:firstRowFirstColumn="0" w:firstRowLastColumn="0" w:lastRowFirstColumn="0" w:lastRowLastColumn="0"/>
+            <w:tcW w:w="2880" w:type="dxa"/>
           </w:tcPr>
           <w:p>
             <w:r>
@@ -3683,9 +4644,12 @@
         </w:tc>
         <w:tc>
           <w:tcPr>
-            <w:tcW w:type="dxa" w:w="2880"/>
-          </w:tcPr>
-          <w:p>
+            <w:tcW w:w="2880" w:type="dxa"/>
+          </w:tcPr>
+          <w:p>
+            <w:pPr>
+              <w:cnfStyle w:val="000000010000" w:firstRow="0" w:lastRow="0" w:firstColumn="0" w:lastColumn="0" w:oddVBand="0" w:evenVBand="0" w:oddHBand="0" w:evenHBand="1" w:firstRowFirstColumn="0" w:firstRowLastColumn="0" w:lastRowFirstColumn="0" w:lastRowLastColumn="0"/>
+            </w:pPr>
             <w:r>
               <w:t>§2.5</w:t>
             </w:r>
@@ -3693,9 +4657,12 @@
         </w:tc>
         <w:tc>
           <w:tcPr>
-            <w:tcW w:type="dxa" w:w="2880"/>
-          </w:tcPr>
-          <w:p>
+            <w:tcW w:w="2880" w:type="dxa"/>
+          </w:tcPr>
+          <w:p>
+            <w:pPr>
+              <w:cnfStyle w:val="000000010000" w:firstRow="0" w:lastRow="0" w:firstColumn="0" w:lastColumn="0" w:oddVBand="0" w:evenVBand="0" w:oddHBand="0" w:evenHBand="1" w:firstRowFirstColumn="0" w:firstRowLastColumn="0" w:lastRowFirstColumn="0" w:lastRowLastColumn="0"/>
+            </w:pPr>
             <w:r>
               <w:t>Authorized traffic patterns are declared.</w:t>
             </w:r>
@@ -3703,9 +4670,13 @@
         </w:tc>
       </w:tr>
       <w:tr>
-        <w:tc>
-          <w:tcPr>
-            <w:tcW w:type="dxa" w:w="2880"/>
+        <w:trPr>
+          <w:cnfStyle w:val="000000100000" w:firstRow="0" w:lastRow="0" w:firstColumn="0" w:lastColumn="0" w:oddVBand="0" w:evenVBand="0" w:oddHBand="1" w:evenHBand="0" w:firstRowFirstColumn="0" w:firstRowLastColumn="0" w:lastRowFirstColumn="0" w:lastRowLastColumn="0"/>
+        </w:trPr>
+        <w:tc>
+          <w:tcPr>
+            <w:cnfStyle w:val="001000000000" w:firstRow="0" w:lastRow="0" w:firstColumn="1" w:lastColumn="0" w:oddVBand="0" w:evenVBand="0" w:oddHBand="0" w:evenHBand="0" w:firstRowFirstColumn="0" w:firstRowLastColumn="0" w:lastRowFirstColumn="0" w:lastRowLastColumn="0"/>
+            <w:tcW w:w="2880" w:type="dxa"/>
           </w:tcPr>
           <w:p>
             <w:r>
@@ -3715,9 +4686,12 @@
         </w:tc>
         <w:tc>
           <w:tcPr>
-            <w:tcW w:type="dxa" w:w="2880"/>
-          </w:tcPr>
-          <w:p>
+            <w:tcW w:w="2880" w:type="dxa"/>
+          </w:tcPr>
+          <w:p>
+            <w:pPr>
+              <w:cnfStyle w:val="000000100000" w:firstRow="0" w:lastRow="0" w:firstColumn="0" w:lastColumn="0" w:oddVBand="0" w:evenVBand="0" w:oddHBand="1" w:evenHBand="0" w:firstRowFirstColumn="0" w:firstRowLastColumn="0" w:lastRowFirstColumn="0" w:lastRowLastColumn="0"/>
+            </w:pPr>
             <w:r>
               <w:t>§2.5, §4.2</w:t>
             </w:r>
@@ -3725,9 +4699,12 @@
         </w:tc>
         <w:tc>
           <w:tcPr>
-            <w:tcW w:type="dxa" w:w="2880"/>
-          </w:tcPr>
-          <w:p>
+            <w:tcW w:w="2880" w:type="dxa"/>
+          </w:tcPr>
+          <w:p>
+            <w:pPr>
+              <w:cnfStyle w:val="000000100000" w:firstRow="0" w:lastRow="0" w:firstColumn="0" w:lastColumn="0" w:oddVBand="0" w:evenVBand="0" w:oddHBand="1" w:evenHBand="0" w:firstRowFirstColumn="0" w:firstRowLastColumn="0" w:lastRowFirstColumn="0" w:lastRowLastColumn="0"/>
+            </w:pPr>
             <w:r>
               <w:t>Runtime-created network nodes comply.</w:t>
             </w:r>
@@ -3735,9 +4712,13 @@
         </w:tc>
       </w:tr>
       <w:tr>
-        <w:tc>
-          <w:tcPr>
-            <w:tcW w:type="dxa" w:w="2880"/>
+        <w:trPr>
+          <w:cnfStyle w:val="000000010000" w:firstRow="0" w:lastRow="0" w:firstColumn="0" w:lastColumn="0" w:oddVBand="0" w:evenVBand="0" w:oddHBand="0" w:evenHBand="1" w:firstRowFirstColumn="0" w:firstRowLastColumn="0" w:lastRowFirstColumn="0" w:lastRowLastColumn="0"/>
+        </w:trPr>
+        <w:tc>
+          <w:tcPr>
+            <w:cnfStyle w:val="001000000000" w:firstRow="0" w:lastRow="0" w:firstColumn="1" w:lastColumn="0" w:oddVBand="0" w:evenVBand="0" w:oddHBand="0" w:evenHBand="0" w:firstRowFirstColumn="0" w:firstRowLastColumn="0" w:lastRowFirstColumn="0" w:lastRowLastColumn="0"/>
+            <w:tcW w:w="2880" w:type="dxa"/>
           </w:tcPr>
           <w:p>
             <w:r>
@@ -3747,9 +4728,12 @@
         </w:tc>
         <w:tc>
           <w:tcPr>
-            <w:tcW w:type="dxa" w:w="2880"/>
-          </w:tcPr>
-          <w:p>
+            <w:tcW w:w="2880" w:type="dxa"/>
+          </w:tcPr>
+          <w:p>
+            <w:pPr>
+              <w:cnfStyle w:val="000000010000" w:firstRow="0" w:lastRow="0" w:firstColumn="0" w:lastColumn="0" w:oddVBand="0" w:evenVBand="0" w:oddHBand="0" w:evenHBand="1" w:firstRowFirstColumn="0" w:firstRowLastColumn="0" w:lastRowFirstColumn="0" w:lastRowLastColumn="0"/>
+            </w:pPr>
             <w:r>
               <w:t>§2.5</w:t>
             </w:r>
@@ -3757,9 +4741,12 @@
         </w:tc>
         <w:tc>
           <w:tcPr>
-            <w:tcW w:type="dxa" w:w="2880"/>
-          </w:tcPr>
-          <w:p>
+            <w:tcW w:w="2880" w:type="dxa"/>
+          </w:tcPr>
+          <w:p>
+            <w:pPr>
+              <w:cnfStyle w:val="000000010000" w:firstRow="0" w:lastRow="0" w:firstColumn="0" w:lastColumn="0" w:oddVBand="0" w:evenVBand="0" w:oddHBand="0" w:evenHBand="1" w:firstRowFirstColumn="0" w:firstRowLastColumn="0" w:lastRowFirstColumn="0" w:lastRowLastColumn="0"/>
+            </w:pPr>
             <w:r>
               <w:t>HTTPS-only at the network boundary.</w:t>
             </w:r>
@@ -3830,6 +4817,7 @@
         <w:pStyle w:val="Heading2"/>
       </w:pPr>
       <w:r>
+        <w:lastRenderedPageBreak/>
         <w:t>9.3 Integration tests</w:t>
       </w:r>
     </w:p>
@@ -3875,744 +4863,1411 @@
     <w:p>
       <w:r>
         <w:t>The chain from operator-writes-code to pipeline-run-completes. Every step is mechanical. The only judgment calls are the explicit authorization gates at commit and deploy (Rule-065; realized by EPIC-008-F-012-S-001-REQ-B-006 and REQ-B-007).</w:t>
+      </w:r>
+    </w:p>
+    <w:p>
+      <w:pPr>
+        <w:pStyle w:val="Heading2"/>
+      </w:pPr>
+      <w:r>
+        <w:t>Deployment sequence (UML)</w:t>
+      </w:r>
+    </w:p>
+    <w:p>
+      <w:r>
+        <w:t>The sequence below covers the four phases of a Provider Pipeline deployment: author + commit (Rule-065 gated), build (local, per target_kind), deploy (local -&gt; live substrates), and promote (dev -&gt; qa -&gt; prod via GitHub Actions). It complements the runtime sequence diagram above; runtime is what happens AFTER deployment materializes the components.</w:t>
+      </w:r>
+    </w:p>
+    <w:p>
+      <w:r>
+        <w:drawing>
+          <wp:inline xmlns:a="http://schemas.openxmlformats.org/drawingml/2006/main" xmlns:pic="http://schemas.openxmlformats.org/drawingml/2006/picture">
+            <wp:extent cx="6217920" cy="8705088"/>
+            <wp:docPr id="4" name="Picture 4"/>
+            <wp:cNvGraphicFramePr>
+              <a:graphicFrameLocks noChangeAspect="1"/>
+            </wp:cNvGraphicFramePr>
+            <a:graphic>
+              <a:graphicData uri="http://schemas.openxmlformats.org/drawingml/2006/picture">
+                <pic:pic>
+                  <pic:nvPicPr>
+                    <pic:cNvPr id="0" name="deployment_sequence_diagram.png"/>
+                    <pic:cNvPicPr/>
+                  </pic:nvPicPr>
+                  <pic:blipFill>
+                    <a:blip r:embed="rId11"/>
+                    <a:stretch>
+                      <a:fillRect/>
+                    </a:stretch>
+                  </pic:blipFill>
+                  <pic:spPr>
+                    <a:xfrm>
+                      <a:off x="0" y="0"/>
+                      <a:ext cx="6217920" cy="8705088"/>
+                    </a:xfrm>
+                    <a:prstGeom prst="rect"/>
+                  </pic:spPr>
+                </pic:pic>
+              </a:graphicData>
+            </a:graphic>
+          </wp:inline>
+        </w:drawing>
+      </w:r>
+    </w:p>
+    <w:p>
+      <w:r>
+        <w:rPr>
+          <w:i/>
+          <w:sz w:val="18"/>
+        </w:rPr>
+        <w:t>Figure - Provider Pipeline deployment sequence. Yellow notes call out the gating REQs (Rule-065 for commit and deploy authorization; Rule-008 statement 5 for secret-in-build-package rejection).</w:t>
       </w:r>
     </w:p>
     <w:tbl>
       <w:tblPr>
         <w:tblStyle w:val="LightGrid-Accent1"/>
-        <w:tblW w:type="auto" w:w="0"/>
-        <w:tblLook w:firstColumn="1" w:firstRow="1" w:lastColumn="0" w:lastRow="0" w:noHBand="0" w:noVBand="1" w:val="04A0"/>
+        <w:tblW w:w="0" w:type="auto"/>
+        <w:tblLook w:val="04A0" w:firstRow="1" w:lastRow="0" w:firstColumn="1" w:lastColumn="0" w:noHBand="0" w:noVBand="1"/>
+        <w:tblLayout w:type="fixed"/>
       </w:tblPr>
       <w:tblGrid>
-        <w:gridCol w:w="1728"/>
-        <w:gridCol w:w="1728"/>
-        <w:gridCol w:w="1728"/>
-        <w:gridCol w:w="1728"/>
-        <w:gridCol w:w="1728"/>
+        <w:gridCol w:w="900"/>
+        <w:gridCol w:w="1400"/>
+        <w:gridCol w:w="1900"/>
+        <w:gridCol w:w="2200"/>
+        <w:gridCol w:w="2960"/>
       </w:tblGrid>
       <w:tr>
-        <w:tc>
-          <w:tcPr>
-            <w:tcW w:type="dxa" w:w="1728"/>
-          </w:tcPr>
-          <w:p>
-            <w:r>
+        <w:trPr>
+          <w:cnfStyle w:val="100000000000" w:firstRow="1" w:lastRow="0" w:firstColumn="0" w:lastColumn="0" w:oddVBand="0" w:evenVBand="0" w:oddHBand="0" w:evenHBand="0" w:firstRowFirstColumn="0" w:firstRowLastColumn="0" w:lastRowFirstColumn="0" w:lastRowLastColumn="0"/>
+          <w:trHeight w:val="0" w:hRule="auto"/>
+        </w:trPr>
+        <w:tc>
+          <w:tcPr>
+            <w:cnfStyle w:val="001000000000" w:firstRow="0" w:lastRow="0" w:firstColumn="1" w:lastColumn="0" w:oddVBand="0" w:evenVBand="0" w:oddHBand="0" w:evenHBand="0" w:firstRowFirstColumn="0" w:firstRowLastColumn="0" w:lastRowFirstColumn="0" w:lastRowLastColumn="0"/>
+            <w:tcW w:w="900" w:type="dxa"/>
+          </w:tcPr>
+          <w:p>
+            <w:pPr>
+              <w:spacing w:before="0" w:after="0" w:line="240" w:lineRule="auto"/>
+            </w:pPr>
+            <w:r>
+              <w:rPr>
+                <w:b/>
+                <w:sz w:val="18"/>
+              </w:rPr>
               <w:t>Step</w:t>
             </w:r>
           </w:p>
         </w:tc>
         <w:tc>
           <w:tcPr>
-            <w:tcW w:type="dxa" w:w="1728"/>
-          </w:tcPr>
-          <w:p>
-            <w:r>
+            <w:tcW w:w="1400" w:type="dxa"/>
+          </w:tcPr>
+          <w:p>
+            <w:pPr>
+              <w:spacing w:before="0" w:after="0" w:line="240" w:lineRule="auto"/>
+              <w:cnfStyle w:val="100000000000" w:firstRow="1" w:lastRow="0" w:firstColumn="0" w:lastColumn="0" w:oddVBand="0" w:evenVBand="0" w:oddHBand="0" w:evenHBand="0" w:firstRowFirstColumn="0" w:firstRowLastColumn="0" w:lastRowFirstColumn="0" w:lastRowLastColumn="0"/>
+            </w:pPr>
+            <w:r>
+              <w:rPr>
+                <w:b/>
+                <w:sz w:val="18"/>
+              </w:rPr>
               <w:t>Actor</w:t>
             </w:r>
           </w:p>
         </w:tc>
         <w:tc>
           <w:tcPr>
-            <w:tcW w:type="dxa" w:w="1728"/>
-          </w:tcPr>
-          <w:p>
-            <w:r>
+            <w:tcW w:w="1900" w:type="dxa"/>
+          </w:tcPr>
+          <w:p>
+            <w:pPr>
+              <w:spacing w:before="0" w:after="0" w:line="240" w:lineRule="auto"/>
+              <w:cnfStyle w:val="100000000000" w:firstRow="1" w:lastRow="0" w:firstColumn="0" w:lastColumn="0" w:oddVBand="0" w:evenVBand="0" w:oddHBand="0" w:evenHBand="0" w:firstRowFirstColumn="0" w:firstRowLastColumn="0" w:lastRowFirstColumn="0" w:lastRowLastColumn="0"/>
+            </w:pPr>
+            <w:r>
+              <w:rPr>
+                <w:b/>
+                <w:sz w:val="18"/>
+              </w:rPr>
               <w:t>Input</w:t>
             </w:r>
           </w:p>
         </w:tc>
         <w:tc>
           <w:tcPr>
-            <w:tcW w:type="dxa" w:w="1728"/>
-          </w:tcPr>
-          <w:p>
-            <w:r>
+            <w:tcW w:w="2200" w:type="dxa"/>
+          </w:tcPr>
+          <w:p>
+            <w:pPr>
+              <w:spacing w:before="0" w:after="0" w:line="240" w:lineRule="auto"/>
+              <w:cnfStyle w:val="100000000000" w:firstRow="1" w:lastRow="0" w:firstColumn="0" w:lastColumn="0" w:oddVBand="0" w:evenVBand="0" w:oddHBand="0" w:evenHBand="0" w:firstRowFirstColumn="0" w:firstRowLastColumn="0" w:lastRowFirstColumn="0" w:lastRowLastColumn="0"/>
+            </w:pPr>
+            <w:r>
+              <w:rPr>
+                <w:b/>
+                <w:sz w:val="18"/>
+              </w:rPr>
               <w:t>Output</w:t>
             </w:r>
           </w:p>
         </w:tc>
         <w:tc>
           <w:tcPr>
-            <w:tcW w:type="dxa" w:w="1728"/>
-          </w:tcPr>
-          <w:p>
-            <w:r>
+            <w:tcW w:w="2960" w:type="dxa"/>
+          </w:tcPr>
+          <w:p>
+            <w:pPr>
+              <w:spacing w:before="0" w:after="0" w:line="240" w:lineRule="auto"/>
+              <w:cnfStyle w:val="100000000000" w:firstRow="1" w:lastRow="0" w:firstColumn="0" w:lastColumn="0" w:oddVBand="0" w:evenVBand="0" w:oddHBand="0" w:evenHBand="0" w:firstRowFirstColumn="0" w:firstRowLastColumn="0" w:lastRowFirstColumn="0" w:lastRowLastColumn="0"/>
+            </w:pPr>
+            <w:r>
+              <w:rPr>
+                <w:b/>
+                <w:sz w:val="18"/>
+              </w:rPr>
               <w:t>Authorization gate / governing REQ</w:t>
             </w:r>
           </w:p>
         </w:tc>
       </w:tr>
       <w:tr>
-        <w:tc>
-          <w:tcPr>
-            <w:tcW w:type="dxa" w:w="1728"/>
-          </w:tcPr>
-          <w:p>
-            <w:r>
+        <w:trPr>
+          <w:cnfStyle w:val="000000100000" w:firstRow="0" w:lastRow="0" w:firstColumn="0" w:lastColumn="0" w:oddVBand="0" w:evenVBand="0" w:oddHBand="1" w:evenHBand="0" w:firstRowFirstColumn="0" w:firstRowLastColumn="0" w:lastRowFirstColumn="0" w:lastRowLastColumn="0"/>
+          <w:trHeight w:val="0" w:hRule="auto"/>
+        </w:trPr>
+        <w:tc>
+          <w:tcPr>
+            <w:cnfStyle w:val="001000000000" w:firstRow="0" w:lastRow="0" w:firstColumn="1" w:lastColumn="0" w:oddVBand="0" w:evenVBand="0" w:oddHBand="0" w:evenHBand="0" w:firstRowFirstColumn="0" w:firstRowLastColumn="0" w:lastRowFirstColumn="0" w:lastRowLastColumn="0"/>
+            <w:tcW w:w="900" w:type="dxa"/>
+          </w:tcPr>
+          <w:p>
+            <w:pPr>
+              <w:spacing w:before="0" w:after="0" w:line="240" w:lineRule="auto"/>
+            </w:pPr>
+            <w:r>
+              <w:rPr>
+                <w:sz w:val="18"/>
+              </w:rPr>
               <w:t>1. Develop</w:t>
             </w:r>
           </w:p>
         </w:tc>
         <w:tc>
           <w:tcPr>
-            <w:tcW w:type="dxa" w:w="1728"/>
-          </w:tcPr>
-          <w:p>
-            <w:r>
+            <w:tcW w:w="1400" w:type="dxa"/>
+          </w:tcPr>
+          <w:p>
+            <w:pPr>
+              <w:spacing w:before="0" w:after="0" w:line="240" w:lineRule="auto"/>
+              <w:cnfStyle w:val="000000100000" w:firstRow="0" w:lastRow="0" w:firstColumn="0" w:lastColumn="0" w:oddVBand="0" w:evenVBand="0" w:oddHBand="1" w:evenHBand="0" w:firstRowFirstColumn="0" w:firstRowLastColumn="0" w:lastRowFirstColumn="0" w:lastRowLastColumn="0"/>
+            </w:pPr>
+            <w:r>
+              <w:rPr>
+                <w:sz w:val="18"/>
+              </w:rPr>
               <w:t>Operator (via Claude Code)</w:t>
             </w:r>
           </w:p>
         </w:tc>
         <w:tc>
           <w:tcPr>
-            <w:tcW w:type="dxa" w:w="1728"/>
-          </w:tcPr>
-          <w:p>
-            <w:r>
+            <w:tcW w:w="1900" w:type="dxa"/>
+          </w:tcPr>
+          <w:p>
+            <w:pPr>
+              <w:spacing w:before="0" w:after="0" w:line="240" w:lineRule="auto"/>
+              <w:cnfStyle w:val="000000100000" w:firstRow="0" w:lastRow="0" w:firstColumn="0" w:lastColumn="0" w:oddVBand="0" w:evenVBand="0" w:oddHBand="1" w:evenHBand="0" w:firstRowFirstColumn="0" w:firstRowLastColumn="0" w:lastRowFirstColumn="0" w:lastRowLastColumn="0"/>
+            </w:pPr>
+            <w:r>
+              <w:rPr>
+                <w:sz w:val="18"/>
+              </w:rPr>
               <w:t>Feature or bug in agile_backlog.json; pipeline source under pipeline/ and architecture/DevOpsBuildDeployAndEnvironmentManagement/.</w:t>
             </w:r>
           </w:p>
         </w:tc>
         <w:tc>
           <w:tcPr>
-            <w:tcW w:type="dxa" w:w="1728"/>
-          </w:tcPr>
-          <w:p>
-            <w:r>
+            <w:tcW w:w="2200" w:type="dxa"/>
+          </w:tcPr>
+          <w:p>
+            <w:pPr>
+              <w:spacing w:before="0" w:after="0" w:line="240" w:lineRule="auto"/>
+              <w:cnfStyle w:val="000000100000" w:firstRow="0" w:lastRow="0" w:firstColumn="0" w:lastColumn="0" w:oddVBand="0" w:evenVBand="0" w:oddHBand="1" w:evenHBand="0" w:firstRowFirstColumn="0" w:firstRowLastColumn="0" w:lastRowFirstColumn="0" w:lastRowLastColumn="0"/>
+            </w:pPr>
+            <w:r>
+              <w:rPr>
+                <w:sz w:val="18"/>
+              </w:rPr>
               <w:t>Working-tree edits: pipeline code, deployment_architecture.json file entries, unit tests.</w:t>
             </w:r>
           </w:p>
         </w:tc>
         <w:tc>
           <w:tcPr>
-            <w:tcW w:type="dxa" w:w="1728"/>
-          </w:tcPr>
-          <w:p>
-            <w:r>
-              <w:t>None. Governed by EPIC-008-F-012-S-009 (file system mirrors backlog).</w:t>
+            <w:tcW w:w="2960" w:type="dxa"/>
+          </w:tcPr>
+          <w:p>
+            <w:pPr>
+              <w:spacing w:before="0" w:after="0" w:line="240" w:lineRule="auto"/>
+              <w:cnfStyle w:val="000000100000" w:firstRow="0" w:lastRow="0" w:firstColumn="0" w:lastColumn="0" w:oddVBand="0" w:evenVBand="0" w:oddHBand="1" w:evenHBand="0" w:firstRowFirstColumn="0" w:firstRowLastColumn="0" w:lastRowFirstColumn="0" w:lastRowLastColumn="0"/>
+            </w:pPr>
+            <w:r>
+              <w:rPr>
+                <w:sz w:val="18"/>
+              </w:rPr>
+              <w:t>None. Governed by EPIC-008-F-012-</w:t>
+            </w:r>
+            <w:r>
+              <w:rPr>
+                <w:sz w:val="18"/>
+              </w:rPr>
+              <w:lastRenderedPageBreak/>
+              <w:t>S-009 (file system mirrors backlog).</w:t>
             </w:r>
           </w:p>
         </w:tc>
       </w:tr>
       <w:tr>
-        <w:tc>
-          <w:tcPr>
-            <w:tcW w:type="dxa" w:w="1728"/>
-          </w:tcPr>
-          <w:p>
-            <w:r>
+        <w:trPr>
+          <w:cnfStyle w:val="000000010000" w:firstRow="0" w:lastRow="0" w:firstColumn="0" w:lastColumn="0" w:oddVBand="0" w:evenVBand="0" w:oddHBand="0" w:evenHBand="1" w:firstRowFirstColumn="0" w:firstRowLastColumn="0" w:lastRowFirstColumn="0" w:lastRowLastColumn="0"/>
+          <w:trHeight w:val="0" w:hRule="auto"/>
+        </w:trPr>
+        <w:tc>
+          <w:tcPr>
+            <w:cnfStyle w:val="001000000000" w:firstRow="0" w:lastRow="0" w:firstColumn="1" w:lastColumn="0" w:oddVBand="0" w:evenVBand="0" w:oddHBand="0" w:evenHBand="0" w:firstRowFirstColumn="0" w:firstRowLastColumn="0" w:lastRowFirstColumn="0" w:lastRowLastColumn="0"/>
+            <w:tcW w:w="900" w:type="dxa"/>
+          </w:tcPr>
+          <w:p>
+            <w:pPr>
+              <w:spacing w:before="0" w:after="0" w:line="240" w:lineRule="auto"/>
+            </w:pPr>
+            <w:r>
+              <w:rPr>
+                <w:sz w:val="18"/>
+              </w:rPr>
+              <w:lastRenderedPageBreak/>
               <w:t>2. Local pre-commit scan</w:t>
             </w:r>
           </w:p>
         </w:tc>
         <w:tc>
           <w:tcPr>
-            <w:tcW w:type="dxa" w:w="1728"/>
-          </w:tcPr>
-          <w:p>
-            <w:r>
+            <w:tcW w:w="1400" w:type="dxa"/>
+          </w:tcPr>
+          <w:p>
+            <w:pPr>
+              <w:spacing w:before="0" w:after="0" w:line="240" w:lineRule="auto"/>
+              <w:cnfStyle w:val="000000010000" w:firstRow="0" w:lastRow="0" w:firstColumn="0" w:lastColumn="0" w:oddVBand="0" w:evenVBand="0" w:oddHBand="0" w:evenHBand="1" w:firstRowFirstColumn="0" w:firstRowLastColumn="0" w:lastRowFirstColumn="0" w:lastRowLastColumn="0"/>
+            </w:pPr>
+            <w:r>
+              <w:rPr>
+                <w:sz w:val="18"/>
+              </w:rPr>
               <w:t>Git pre-commit hook (chathealthy_enforcement_manager)</w:t>
             </w:r>
           </w:p>
         </w:tc>
         <w:tc>
           <w:tcPr>
-            <w:tcW w:type="dxa" w:w="1728"/>
-          </w:tcPr>
-          <w:p>
-            <w:r>
+            <w:tcW w:w="1900" w:type="dxa"/>
+          </w:tcPr>
+          <w:p>
+            <w:pPr>
+              <w:spacing w:before="0" w:after="0" w:line="240" w:lineRule="auto"/>
+              <w:cnfStyle w:val="000000010000" w:firstRow="0" w:lastRow="0" w:firstColumn="0" w:lastColumn="0" w:oddVBand="0" w:evenVBand="0" w:oddHBand="0" w:evenHBand="1" w:firstRowFirstColumn="0" w:firstRowLastColumn="0" w:lastRowFirstColumn="0" w:lastRowLastColumn="0"/>
+            </w:pPr>
+            <w:r>
+              <w:rPr>
+                <w:sz w:val="18"/>
+              </w:rPr>
               <w:t>git staged files.</w:t>
             </w:r>
           </w:p>
         </w:tc>
         <w:tc>
           <w:tcPr>
-            <w:tcW w:type="dxa" w:w="1728"/>
-          </w:tcPr>
-          <w:p>
-            <w:r>
+            <w:tcW w:w="2200" w:type="dxa"/>
+          </w:tcPr>
+          <w:p>
+            <w:pPr>
+              <w:spacing w:before="0" w:after="0" w:line="240" w:lineRule="auto"/>
+              <w:cnfStyle w:val="000000010000" w:firstRow="0" w:lastRow="0" w:firstColumn="0" w:lastColumn="0" w:oddVBand="0" w:evenVBand="0" w:oddHBand="0" w:evenHBand="1" w:firstRowFirstColumn="0" w:firstRowLastColumn="0" w:lastRowFirstColumn="0" w:lastRowLastColumn="0"/>
+            </w:pPr>
+            <w:r>
+              <w:rPr>
+                <w:sz w:val="18"/>
+              </w:rPr>
               <w:t>PASS or REJECT verdict. Rejects: manifest drift, secret paste, HTTP URL, JSON schema failure, deliberate-raise class, direct MongoClient, etc.</w:t>
             </w:r>
           </w:p>
         </w:tc>
         <w:tc>
           <w:tcPr>
-            <w:tcW w:type="dxa" w:w="1728"/>
-          </w:tcPr>
-          <w:p>
-            <w:r>
+            <w:tcW w:w="2960" w:type="dxa"/>
+          </w:tcPr>
+          <w:p>
+            <w:pPr>
+              <w:spacing w:before="0" w:after="0" w:line="240" w:lineRule="auto"/>
+              <w:cnfStyle w:val="000000010000" w:firstRow="0" w:lastRow="0" w:firstColumn="0" w:lastColumn="0" w:oddVBand="0" w:evenVBand="0" w:oddHBand="0" w:evenHBand="1" w:firstRowFirstColumn="0" w:firstRowLastColumn="0" w:lastRowFirstColumn="0" w:lastRowLastColumn="0"/>
+            </w:pPr>
+            <w:r>
+              <w:rPr>
+                <w:sz w:val="18"/>
+              </w:rPr>
               <w:t>None; rejection blocks commit. Governed by Rule-003, Rule-004, Rule-005, Rule-008, Rule-066.</w:t>
             </w:r>
           </w:p>
         </w:tc>
       </w:tr>
       <w:tr>
-        <w:tc>
-          <w:tcPr>
-            <w:tcW w:type="dxa" w:w="1728"/>
-          </w:tcPr>
-          <w:p>
-            <w:r>
+        <w:trPr>
+          <w:cnfStyle w:val="000000100000" w:firstRow="0" w:lastRow="0" w:firstColumn="0" w:lastColumn="0" w:oddVBand="0" w:evenVBand="0" w:oddHBand="1" w:evenHBand="0" w:firstRowFirstColumn="0" w:firstRowLastColumn="0" w:lastRowFirstColumn="0" w:lastRowLastColumn="0"/>
+          <w:trHeight w:val="0" w:hRule="auto"/>
+        </w:trPr>
+        <w:tc>
+          <w:tcPr>
+            <w:cnfStyle w:val="001000000000" w:firstRow="0" w:lastRow="0" w:firstColumn="1" w:lastColumn="0" w:oddVBand="0" w:evenVBand="0" w:oddHBand="0" w:evenHBand="0" w:firstRowFirstColumn="0" w:firstRowLastColumn="0" w:lastRowFirstColumn="0" w:lastRowLastColumn="0"/>
+            <w:tcW w:w="900" w:type="dxa"/>
+          </w:tcPr>
+          <w:p>
+            <w:pPr>
+              <w:spacing w:before="0" w:after="0" w:line="240" w:lineRule="auto"/>
+            </w:pPr>
+            <w:r>
+              <w:rPr>
+                <w:sz w:val="18"/>
+              </w:rPr>
               <w:t>3. Commit authorization</w:t>
             </w:r>
           </w:p>
         </w:tc>
         <w:tc>
           <w:tcPr>
-            <w:tcW w:type="dxa" w:w="1728"/>
-          </w:tcPr>
-          <w:p>
-            <w:r>
+            <w:tcW w:w="1400" w:type="dxa"/>
+          </w:tcPr>
+          <w:p>
+            <w:pPr>
+              <w:spacing w:before="0" w:after="0" w:line="240" w:lineRule="auto"/>
+              <w:cnfStyle w:val="000000100000" w:firstRow="0" w:lastRow="0" w:firstColumn="0" w:lastColumn="0" w:oddVBand="0" w:evenVBand="0" w:oddHBand="1" w:evenHBand="0" w:firstRowFirstColumn="0" w:firstRowLastColumn="0" w:lastRowFirstColumn="0" w:lastRowLastColumn="0"/>
+            </w:pPr>
+            <w:r>
+              <w:rPr>
+                <w:sz w:val="18"/>
+              </w:rPr>
               <w:t>Operator (echoed APPROVE token)</w:t>
             </w:r>
           </w:p>
         </w:tc>
         <w:tc>
           <w:tcPr>
-            <w:tcW w:type="dxa" w:w="1728"/>
-          </w:tcPr>
-          <w:p>
-            <w:r>
+            <w:tcW w:w="1900" w:type="dxa"/>
+          </w:tcPr>
+          <w:p>
+            <w:pPr>
+              <w:spacing w:before="0" w:after="0" w:line="240" w:lineRule="auto"/>
+              <w:cnfStyle w:val="000000100000" w:firstRow="0" w:lastRow="0" w:firstColumn="0" w:lastColumn="0" w:oddVBand="0" w:evenVBand="0" w:oddHBand="1" w:evenHBand="0" w:firstRowFirstColumn="0" w:firstRowLastColumn="0" w:lastRowFirstColumn="0" w:lastRowLastColumn="0"/>
+            </w:pPr>
+            <w:r>
+              <w:rPr>
+                <w:sz w:val="18"/>
+              </w:rPr>
               <w:t>Diff to be committed.</w:t>
             </w:r>
           </w:p>
         </w:tc>
         <w:tc>
           <w:tcPr>
-            <w:tcW w:type="dxa" w:w="1728"/>
-          </w:tcPr>
-          <w:p>
-            <w:r>
+            <w:tcW w:w="2200" w:type="dxa"/>
+          </w:tcPr>
+          <w:p>
+            <w:pPr>
+              <w:spacing w:before="0" w:after="0" w:line="240" w:lineRule="auto"/>
+              <w:cnfStyle w:val="000000100000" w:firstRow="0" w:lastRow="0" w:firstColumn="0" w:lastColumn="0" w:oddVBand="0" w:evenVBand="0" w:oddHBand="1" w:evenHBand="0" w:firstRowFirstColumn="0" w:firstRowLastColumn="0" w:lastRowFirstColumn="0" w:lastRowLastColumn="0"/>
+            </w:pPr>
+            <w:r>
+              <w:rPr>
+                <w:sz w:val="18"/>
+              </w:rPr>
               <w:t>Authorization record written; git commit proceeds.</w:t>
             </w:r>
           </w:p>
         </w:tc>
         <w:tc>
           <w:tcPr>
-            <w:tcW w:type="dxa" w:w="1728"/>
-          </w:tcPr>
-          <w:p>
-            <w:r>
-              <w:t>EPIC-008-F-012-S-001-REQ-B-007 (Rule-065). No commit without explicit human authorization.</w:t>
+            <w:tcW w:w="2960" w:type="dxa"/>
+          </w:tcPr>
+          <w:p>
+            <w:pPr>
+              <w:spacing w:before="0" w:after="0" w:line="240" w:lineRule="auto"/>
+              <w:cnfStyle w:val="000000100000" w:firstRow="0" w:lastRow="0" w:firstColumn="0" w:lastColumn="0" w:oddVBand="0" w:evenVBand="0" w:oddHBand="1" w:evenHBand="0" w:firstRowFirstColumn="0" w:firstRowLastColumn="0" w:lastRowFirstColumn="0" w:lastRowLastColumn="0"/>
+            </w:pPr>
+            <w:r>
+              <w:rPr>
+                <w:sz w:val="18"/>
+              </w:rPr>
+              <w:t>EPIC-008-F-012-S-001-REQ-B-007 (Rule-065). No commit without expli</w:t>
+            </w:r>
+            <w:r>
+              <w:rPr>
+                <w:sz w:val="18"/>
+              </w:rPr>
+              <w:lastRenderedPageBreak/>
+              <w:t>cit human authorization.</w:t>
             </w:r>
           </w:p>
         </w:tc>
       </w:tr>
       <w:tr>
-        <w:tc>
-          <w:tcPr>
-            <w:tcW w:type="dxa" w:w="1728"/>
-          </w:tcPr>
-          <w:p>
-            <w:r>
+        <w:trPr>
+          <w:cnfStyle w:val="000000010000" w:firstRow="0" w:lastRow="0" w:firstColumn="0" w:lastColumn="0" w:oddVBand="0" w:evenVBand="0" w:oddHBand="0" w:evenHBand="1" w:firstRowFirstColumn="0" w:firstRowLastColumn="0" w:lastRowFirstColumn="0" w:lastRowLastColumn="0"/>
+          <w:trHeight w:val="0" w:hRule="auto"/>
+        </w:trPr>
+        <w:tc>
+          <w:tcPr>
+            <w:cnfStyle w:val="001000000000" w:firstRow="0" w:lastRow="0" w:firstColumn="1" w:lastColumn="0" w:oddVBand="0" w:evenVBand="0" w:oddHBand="0" w:evenHBand="0" w:firstRowFirstColumn="0" w:firstRowLastColumn="0" w:lastRowFirstColumn="0" w:lastRowLastColumn="0"/>
+            <w:tcW w:w="900" w:type="dxa"/>
+          </w:tcPr>
+          <w:p>
+            <w:pPr>
+              <w:spacing w:before="0" w:after="0" w:line="240" w:lineRule="auto"/>
+            </w:pPr>
+            <w:r>
+              <w:rPr>
+                <w:sz w:val="18"/>
+              </w:rPr>
+              <w:lastRenderedPageBreak/>
               <w:t>4. Push to dev</w:t>
             </w:r>
           </w:p>
         </w:tc>
         <w:tc>
           <w:tcPr>
-            <w:tcW w:type="dxa" w:w="1728"/>
-          </w:tcPr>
-          <w:p>
-            <w:r>
+            <w:tcW w:w="1400" w:type="dxa"/>
+          </w:tcPr>
+          <w:p>
+            <w:pPr>
+              <w:spacing w:before="0" w:after="0" w:line="240" w:lineRule="auto"/>
+              <w:cnfStyle w:val="000000010000" w:firstRow="0" w:lastRow="0" w:firstColumn="0" w:lastColumn="0" w:oddVBand="0" w:evenVBand="0" w:oddHBand="0" w:evenHBand="1" w:firstRowFirstColumn="0" w:firstRowLastColumn="0" w:lastRowFirstColumn="0" w:lastRowLastColumn="0"/>
+            </w:pPr>
+            <w:r>
+              <w:rPr>
+                <w:sz w:val="18"/>
+              </w:rPr>
               <w:t>Git</w:t>
             </w:r>
           </w:p>
         </w:tc>
         <w:tc>
           <w:tcPr>
-            <w:tcW w:type="dxa" w:w="1728"/>
-          </w:tcPr>
-          <w:p>
-            <w:r>
+            <w:tcW w:w="1900" w:type="dxa"/>
+          </w:tcPr>
+          <w:p>
+            <w:pPr>
+              <w:spacing w:before="0" w:after="0" w:line="240" w:lineRule="auto"/>
+              <w:cnfStyle w:val="000000010000" w:firstRow="0" w:lastRow="0" w:firstColumn="0" w:lastColumn="0" w:oddVBand="0" w:evenVBand="0" w:oddHBand="0" w:evenHBand="1" w:firstRowFirstColumn="0" w:firstRowLastColumn="0" w:lastRowFirstColumn="0" w:lastRowLastColumn="0"/>
+            </w:pPr>
+            <w:r>
+              <w:rPr>
+                <w:sz w:val="18"/>
+              </w:rPr>
               <w:t>Commit SHA.</w:t>
             </w:r>
           </w:p>
         </w:tc>
         <w:tc>
           <w:tcPr>
-            <w:tcW w:type="dxa" w:w="1728"/>
-          </w:tcPr>
-          <w:p>
-            <w:r>
+            <w:tcW w:w="2200" w:type="dxa"/>
+          </w:tcPr>
+          <w:p>
+            <w:pPr>
+              <w:spacing w:before="0" w:after="0" w:line="240" w:lineRule="auto"/>
+              <w:cnfStyle w:val="000000010000" w:firstRow="0" w:lastRow="0" w:firstColumn="0" w:lastColumn="0" w:oddVBand="0" w:evenVBand="0" w:oddHBand="0" w:evenHBand="1" w:firstRowFirstColumn="0" w:firstRowLastColumn="0" w:lastRowFirstColumn="0" w:lastRowLastColumn="0"/>
+            </w:pPr>
+            <w:r>
+              <w:rPr>
+                <w:sz w:val="18"/>
+              </w:rPr>
               <w:t>Ref updated on origin/dev.</w:t>
             </w:r>
           </w:p>
         </w:tc>
         <w:tc>
           <w:tcPr>
-            <w:tcW w:type="dxa" w:w="1728"/>
-          </w:tcPr>
-          <w:p>
-            <w:r>
+            <w:tcW w:w="2960" w:type="dxa"/>
+          </w:tcPr>
+          <w:p>
+            <w:pPr>
+              <w:spacing w:before="0" w:after="0" w:line="240" w:lineRule="auto"/>
+              <w:cnfStyle w:val="000000010000" w:firstRow="0" w:lastRow="0" w:firstColumn="0" w:lastColumn="0" w:oddVBand="0" w:evenVBand="0" w:oddHBand="0" w:evenHBand="1" w:firstRowFirstColumn="0" w:firstRowLastColumn="0" w:lastRowFirstColumn="0" w:lastRowLastColumn="0"/>
+            </w:pPr>
+            <w:r>
+              <w:rPr>
+                <w:sz w:val="18"/>
+              </w:rPr>
               <w:t>None separately; push is implicit in commit authorization per Rule-065.</w:t>
             </w:r>
           </w:p>
         </w:tc>
       </w:tr>
       <w:tr>
-        <w:tc>
-          <w:tcPr>
-            <w:tcW w:type="dxa" w:w="1728"/>
-          </w:tcPr>
-          <w:p>
-            <w:r>
+        <w:trPr>
+          <w:cnfStyle w:val="000000100000" w:firstRow="0" w:lastRow="0" w:firstColumn="0" w:lastColumn="0" w:oddVBand="0" w:evenVBand="0" w:oddHBand="1" w:evenHBand="0" w:firstRowFirstColumn="0" w:firstRowLastColumn="0" w:lastRowFirstColumn="0" w:lastRowLastColumn="0"/>
+          <w:trHeight w:val="0" w:hRule="auto"/>
+        </w:trPr>
+        <w:tc>
+          <w:tcPr>
+            <w:cnfStyle w:val="001000000000" w:firstRow="0" w:lastRow="0" w:firstColumn="1" w:lastColumn="0" w:oddVBand="0" w:evenVBand="0" w:oddHBand="0" w:evenHBand="0" w:firstRowFirstColumn="0" w:firstRowLastColumn="0" w:lastRowFirstColumn="0" w:lastRowLastColumn="0"/>
+            <w:tcW w:w="900" w:type="dxa"/>
+          </w:tcPr>
+          <w:p>
+            <w:pPr>
+              <w:spacing w:before="0" w:after="0" w:line="240" w:lineRule="auto"/>
+            </w:pPr>
+            <w:r>
+              <w:rPr>
+                <w:sz w:val="18"/>
+              </w:rPr>
               <w:t>5. Build</w:t>
             </w:r>
           </w:p>
         </w:tc>
         <w:tc>
           <w:tcPr>
-            <w:tcW w:type="dxa" w:w="1728"/>
-          </w:tcPr>
-          <w:p>
-            <w:r>
+            <w:tcW w:w="1400" w:type="dxa"/>
+          </w:tcPr>
+          <w:p>
+            <w:pPr>
+              <w:spacing w:before="0" w:after="0" w:line="240" w:lineRule="auto"/>
+              <w:cnfStyle w:val="000000100000" w:firstRow="0" w:lastRow="0" w:firstColumn="0" w:lastColumn="0" w:oddVBand="0" w:evenVBand="0" w:oddHBand="1" w:evenHBand="0" w:firstRowFirstColumn="0" w:firstRowLastColumn="0" w:lastRowFirstColumn="0" w:lastRowLastColumn="0"/>
+            </w:pPr>
+            <w:r>
+              <w:rPr>
+                <w:sz w:val="18"/>
+              </w:rPr>
               <w:t>build_chathealthy.py (local workstation or named CI runner)</w:t>
             </w:r>
           </w:p>
         </w:tc>
         <w:tc>
           <w:tcPr>
-            <w:tcW w:type="dxa" w:w="1728"/>
-          </w:tcPr>
-          <w:p>
-            <w:r>
+            <w:tcW w:w="1900" w:type="dxa"/>
+          </w:tcPr>
+          <w:p>
+            <w:pPr>
+              <w:spacing w:before="0" w:after="0" w:line="240" w:lineRule="auto"/>
+              <w:cnfStyle w:val="000000100000" w:firstRow="0" w:lastRow="0" w:firstColumn="0" w:lastColumn="0" w:oddVBand="0" w:evenVBand="0" w:oddHBand="1" w:evenHBand="0" w:firstRowFirstColumn="0" w:firstRowLastColumn="0" w:lastRowFirstColumn="0" w:lastRowLastColumn="0"/>
+            </w:pPr>
+            <w:r>
+              <w:rPr>
+                <w:sz w:val="18"/>
+              </w:rPr>
               <w:t>HEAD of dev branch; deployment_architecture.json target list.</w:t>
             </w:r>
           </w:p>
         </w:tc>
         <w:tc>
           <w:tcPr>
-            <w:tcW w:type="dxa" w:w="1728"/>
-          </w:tcPr>
-          <w:p>
-            <w:r>
+            <w:tcW w:w="2200" w:type="dxa"/>
+          </w:tcPr>
+          <w:p>
+            <w:pPr>
+              <w:spacing w:before="0" w:after="0" w:line="240" w:lineRule="auto"/>
+              <w:cnfStyle w:val="000000100000" w:firstRow="0" w:lastRow="0" w:firstColumn="0" w:lastColumn="0" w:oddVBand="0" w:evenVBand="0" w:oddHBand="1" w:evenHBand="0" w:firstRowFirstColumn="0" w:firstRowLastColumn="0" w:lastRowFirstColumn="0" w:lastRowLastColumn="0"/>
+            </w:pPr>
+            <w:r>
+              <w:rPr>
+                <w:sz w:val="18"/>
+              </w:rPr>
               <w:t>Per-target build package under architecture/DevOpsBuildDeployAndEnvironmentManagement/localBuild/&lt;target_id&gt;/ or remoteBuild/&lt;target_id&gt;/. Container images pushed to ACR with tag = git commit SHA. admin.Versions builds[&lt;env&gt;].build entry.</w:t>
             </w:r>
           </w:p>
         </w:tc>
         <w:tc>
           <w:tcPr>
-            <w:tcW w:type="dxa" w:w="1728"/>
-          </w:tcPr>
-          <w:p>
-            <w:r>
-              <w:t>EPIC-008-F-012-S-001-REQ-T-054 (versioned build packages tracked in git). EPIC-008-F-012-S-001-REQ-T-055 (builds run on local workstation or named CI runner; never elsewhere).</w:t>
+            <w:tcW w:w="2960" w:type="dxa"/>
+          </w:tcPr>
+          <w:p>
+            <w:pPr>
+              <w:spacing w:before="0" w:after="0" w:line="240" w:lineRule="auto"/>
+              <w:cnfStyle w:val="000000100000" w:firstRow="0" w:lastRow="0" w:firstColumn="0" w:lastColumn="0" w:oddVBand="0" w:evenVBand="0" w:oddHBand="1" w:evenHBand="0" w:firstRowFirstColumn="0" w:firstRowLastColumn="0" w:lastRowFirstColumn="0" w:lastRowLastColumn="0"/>
+            </w:pPr>
+            <w:r>
+              <w:rPr>
+                <w:sz w:val="18"/>
+              </w:rPr>
+              <w:t xml:space="preserve">EPIC-008-F-012-S-001-REQ-T-054 (versioned build packages tracked in git). EPIC-008-F-012-S-001-REQ-T-055 </w:t>
+            </w:r>
+            <w:r>
+              <w:rPr>
+                <w:sz w:val="18"/>
+              </w:rPr>
+              <w:lastRenderedPageBreak/>
+              <w:t>(builds run on local workstation or named CI runner; never elsewhere).</w:t>
             </w:r>
           </w:p>
         </w:tc>
       </w:tr>
       <w:tr>
-        <w:tc>
-          <w:tcPr>
-            <w:tcW w:type="dxa" w:w="1728"/>
-          </w:tcPr>
-          <w:p>
-            <w:r>
+        <w:trPr>
+          <w:cnfStyle w:val="000000010000" w:firstRow="0" w:lastRow="0" w:firstColumn="0" w:lastColumn="0" w:oddVBand="0" w:evenVBand="0" w:oddHBand="0" w:evenHBand="1" w:firstRowFirstColumn="0" w:firstRowLastColumn="0" w:lastRowFirstColumn="0" w:lastRowLastColumn="0"/>
+          <w:trHeight w:val="0" w:hRule="auto"/>
+        </w:trPr>
+        <w:tc>
+          <w:tcPr>
+            <w:cnfStyle w:val="001000000000" w:firstRow="0" w:lastRow="0" w:firstColumn="1" w:lastColumn="0" w:oddVBand="0" w:evenVBand="0" w:oddHBand="0" w:evenHBand="0" w:firstRowFirstColumn="0" w:firstRowLastColumn="0" w:lastRowFirstColumn="0" w:lastRowLastColumn="0"/>
+            <w:tcW w:w="900" w:type="dxa"/>
+          </w:tcPr>
+          <w:p>
+            <w:pPr>
+              <w:spacing w:before="0" w:after="0" w:line="240" w:lineRule="auto"/>
+            </w:pPr>
+            <w:r>
+              <w:rPr>
+                <w:sz w:val="18"/>
+              </w:rPr>
+              <w:lastRenderedPageBreak/>
               <w:t>6. Regression gate</w:t>
             </w:r>
           </w:p>
         </w:tc>
         <w:tc>
           <w:tcPr>
-            <w:tcW w:type="dxa" w:w="1728"/>
-          </w:tcPr>
-          <w:p>
-            <w:r>
+            <w:tcW w:w="1400" w:type="dxa"/>
+          </w:tcPr>
+          <w:p>
+            <w:pPr>
+              <w:spacing w:before="0" w:after="0" w:line="240" w:lineRule="auto"/>
+              <w:cnfStyle w:val="000000010000" w:firstRow="0" w:lastRow="0" w:firstColumn="0" w:lastColumn="0" w:oddVBand="0" w:evenVBand="0" w:oddHBand="0" w:evenHBand="1" w:firstRowFirstColumn="0" w:firstRowLastColumn="0" w:lastRowFirstColumn="0" w:lastRowLastColumn="0"/>
+            </w:pPr>
+            <w:r>
+              <w:rPr>
+                <w:sz w:val="18"/>
+              </w:rPr>
               <w:t>Regression runner (§9)</w:t>
             </w:r>
           </w:p>
         </w:tc>
         <w:tc>
           <w:tcPr>
-            <w:tcW w:type="dxa" w:w="1728"/>
-          </w:tcPr>
-          <w:p>
-            <w:r>
+            <w:tcW w:w="1900" w:type="dxa"/>
+          </w:tcPr>
+          <w:p>
+            <w:pPr>
+              <w:spacing w:before="0" w:after="0" w:line="240" w:lineRule="auto"/>
+              <w:cnfStyle w:val="000000010000" w:firstRow="0" w:lastRow="0" w:firstColumn="0" w:lastColumn="0" w:oddVBand="0" w:evenVBand="0" w:oddHBand="0" w:evenHBand="1" w:firstRowFirstColumn="0" w:firstRowLastColumn="0" w:lastRowFirstColumn="0" w:lastRowLastColumn="0"/>
+            </w:pPr>
+            <w:r>
+              <w:rPr>
+                <w:sz w:val="18"/>
+              </w:rPr>
               <w:t>Fresh integration snapshot; built container image.</w:t>
             </w:r>
           </w:p>
         </w:tc>
         <w:tc>
           <w:tcPr>
-            <w:tcW w:type="dxa" w:w="1728"/>
-          </w:tcPr>
-          <w:p>
-            <w:r>
+            <w:tcW w:w="2200" w:type="dxa"/>
+          </w:tcPr>
+          <w:p>
+            <w:pPr>
+              <w:spacing w:before="0" w:after="0" w:line="240" w:lineRule="auto"/>
+              <w:cnfStyle w:val="000000010000" w:firstRow="0" w:lastRow="0" w:firstColumn="0" w:lastColumn="0" w:oddVBand="0" w:evenVBand="0" w:oddHBand="0" w:evenHBand="1" w:firstRowFirstColumn="0" w:firstRowLastColumn="0" w:lastRowFirstColumn="0" w:lastRowLastColumn="0"/>
+            </w:pPr>
+            <w:r>
+              <w:rPr>
+                <w:sz w:val="18"/>
+              </w:rPr>
               <w:t>PASS or REJECT verdict on the per-REQ assertion table (§9.4).</w:t>
             </w:r>
           </w:p>
         </w:tc>
         <w:tc>
           <w:tcPr>
-            <w:tcW w:type="dxa" w:w="1728"/>
-          </w:tcPr>
-          <w:p>
-            <w:r>
+            <w:tcW w:w="2960" w:type="dxa"/>
+          </w:tcPr>
+          <w:p>
+            <w:pPr>
+              <w:spacing w:before="0" w:after="0" w:line="240" w:lineRule="auto"/>
+              <w:cnfStyle w:val="000000010000" w:firstRow="0" w:lastRow="0" w:firstColumn="0" w:lastColumn="0" w:oddVBand="0" w:evenVBand="0" w:oddHBand="0" w:evenHBand="1" w:firstRowFirstColumn="0" w:firstRowLastColumn="0" w:lastRowFirstColumn="0" w:lastRowLastColumn="0"/>
+            </w:pPr>
+            <w:r>
+              <w:rPr>
+                <w:sz w:val="18"/>
+              </w:rPr>
               <w:t>EPIC-008-F-012-S-003-REQ-B-003 (promote chain pairs). Failure blocks the promote to dev.</w:t>
             </w:r>
           </w:p>
         </w:tc>
       </w:tr>
       <w:tr>
-        <w:tc>
-          <w:tcPr>
-            <w:tcW w:type="dxa" w:w="1728"/>
-          </w:tcPr>
-          <w:p>
-            <w:r>
+        <w:trPr>
+          <w:cnfStyle w:val="000000100000" w:firstRow="0" w:lastRow="0" w:firstColumn="0" w:lastColumn="0" w:oddVBand="0" w:evenVBand="0" w:oddHBand="1" w:evenHBand="0" w:firstRowFirstColumn="0" w:firstRowLastColumn="0" w:lastRowFirstColumn="0" w:lastRowLastColumn="0"/>
+          <w:trHeight w:val="0" w:hRule="auto"/>
+        </w:trPr>
+        <w:tc>
+          <w:tcPr>
+            <w:cnfStyle w:val="001000000000" w:firstRow="0" w:lastRow="0" w:firstColumn="1" w:lastColumn="0" w:oddVBand="0" w:evenVBand="0" w:oddHBand="0" w:evenHBand="0" w:firstRowFirstColumn="0" w:firstRowLastColumn="0" w:lastRowFirstColumn="0" w:lastRowLastColumn="0"/>
+            <w:tcW w:w="900" w:type="dxa"/>
+          </w:tcPr>
+          <w:p>
+            <w:pPr>
+              <w:spacing w:before="0" w:after="0" w:line="240" w:lineRule="auto"/>
+            </w:pPr>
+            <w:r>
+              <w:rPr>
+                <w:sz w:val="18"/>
+              </w:rPr>
               <w:t>7. Deploy authorization</w:t>
             </w:r>
           </w:p>
         </w:tc>
         <w:tc>
           <w:tcPr>
-            <w:tcW w:type="dxa" w:w="1728"/>
-          </w:tcPr>
-          <w:p>
-            <w:r>
+            <w:tcW w:w="1400" w:type="dxa"/>
+          </w:tcPr>
+          <w:p>
+            <w:pPr>
+              <w:spacing w:before="0" w:after="0" w:line="240" w:lineRule="auto"/>
+              <w:cnfStyle w:val="000000100000" w:firstRow="0" w:lastRow="0" w:firstColumn="0" w:lastColumn="0" w:oddVBand="0" w:evenVBand="0" w:oddHBand="1" w:evenHBand="0" w:firstRowFirstColumn="0" w:firstRowLastColumn="0" w:lastRowFirstColumn="0" w:lastRowLastColumn="0"/>
+            </w:pPr>
+            <w:r>
+              <w:rPr>
+                <w:sz w:val="18"/>
+              </w:rPr>
               <w:t>Operator (echoed APPROVE token)</w:t>
             </w:r>
           </w:p>
         </w:tc>
         <w:tc>
           <w:tcPr>
-            <w:tcW w:type="dxa" w:w="1728"/>
-          </w:tcPr>
-          <w:p>
-            <w:r>
+            <w:tcW w:w="1900" w:type="dxa"/>
+          </w:tcPr>
+          <w:p>
+            <w:pPr>
+              <w:spacing w:before="0" w:after="0" w:line="240" w:lineRule="auto"/>
+              <w:cnfStyle w:val="000000100000" w:firstRow="0" w:lastRow="0" w:firstColumn="0" w:lastColumn="0" w:oddVBand="0" w:evenVBand="0" w:oddHBand="1" w:evenHBand="0" w:firstRowFirstColumn="0" w:firstRowLastColumn="0" w:lastRowFirstColumn="0" w:lastRowLastColumn="0"/>
+            </w:pPr>
+            <w:r>
+              <w:rPr>
+                <w:sz w:val="18"/>
+              </w:rPr>
               <w:t>Named target(s); env; build id.</w:t>
             </w:r>
           </w:p>
         </w:tc>
         <w:tc>
           <w:tcPr>
-            <w:tcW w:type="dxa" w:w="1728"/>
-          </w:tcPr>
-          <w:p>
-            <w:r>
+            <w:tcW w:w="2200" w:type="dxa"/>
+          </w:tcPr>
+          <w:p>
+            <w:pPr>
+              <w:spacing w:before="0" w:after="0" w:line="240" w:lineRule="auto"/>
+              <w:cnfStyle w:val="000000100000" w:firstRow="0" w:lastRow="0" w:firstColumn="0" w:lastColumn="0" w:oddVBand="0" w:evenVBand="0" w:oddHBand="1" w:evenHBand="0" w:firstRowFirstColumn="0" w:firstRowLastColumn="0" w:lastRowFirstColumn="0" w:lastRowLastColumn="0"/>
+            </w:pPr>
+            <w:r>
+              <w:rPr>
+                <w:sz w:val="18"/>
+              </w:rPr>
               <w:t>Authorization record written; deploy_chathealthy.py proceeds.</w:t>
             </w:r>
           </w:p>
         </w:tc>
         <w:tc>
           <w:tcPr>
-            <w:tcW w:type="dxa" w:w="1728"/>
-          </w:tcPr>
-          <w:p>
-            <w:r>
-              <w:t>EPIC-008-F-012-S-001-REQ-B-006 (human authorization gate). Rule-065.</w:t>
+            <w:tcW w:w="2960" w:type="dxa"/>
+          </w:tcPr>
+          <w:p>
+            <w:pPr>
+              <w:spacing w:before="0" w:after="0" w:line="240" w:lineRule="auto"/>
+              <w:cnfStyle w:val="000000100000" w:firstRow="0" w:lastRow="0" w:firstColumn="0" w:lastColumn="0" w:oddVBand="0" w:evenVBand="0" w:oddHBand="1" w:evenHBand="0" w:firstRowFirstColumn="0" w:firstRowLastColumn="0" w:lastRowFirstColumn="0" w:lastRowLastColumn="0"/>
+            </w:pPr>
+            <w:r>
+              <w:rPr>
+                <w:sz w:val="18"/>
+              </w:rPr>
+              <w:t>EPIC-008-F-012-S-001-REQ-B-</w:t>
+            </w:r>
+            <w:r>
+              <w:rPr>
+                <w:sz w:val="18"/>
+              </w:rPr>
+              <w:lastRenderedPageBreak/>
+              <w:t>006 (human authorization gate). Rule-065.</w:t>
             </w:r>
           </w:p>
         </w:tc>
       </w:tr>
       <w:tr>
-        <w:tc>
-          <w:tcPr>
-            <w:tcW w:type="dxa" w:w="1728"/>
-          </w:tcPr>
-          <w:p>
-            <w:r>
+        <w:trPr>
+          <w:cnfStyle w:val="000000010000" w:firstRow="0" w:lastRow="0" w:firstColumn="0" w:lastColumn="0" w:oddVBand="0" w:evenVBand="0" w:oddHBand="0" w:evenHBand="1" w:firstRowFirstColumn="0" w:firstRowLastColumn="0" w:lastRowFirstColumn="0" w:lastRowLastColumn="0"/>
+          <w:trHeight w:val="0" w:hRule="auto"/>
+        </w:trPr>
+        <w:tc>
+          <w:tcPr>
+            <w:cnfStyle w:val="001000000000" w:firstRow="0" w:lastRow="0" w:firstColumn="1" w:lastColumn="0" w:oddVBand="0" w:evenVBand="0" w:oddHBand="0" w:evenHBand="0" w:firstRowFirstColumn="0" w:firstRowLastColumn="0" w:lastRowFirstColumn="0" w:lastRowLastColumn="0"/>
+            <w:tcW w:w="900" w:type="dxa"/>
+          </w:tcPr>
+          <w:p>
+            <w:pPr>
+              <w:spacing w:before="0" w:after="0" w:line="240" w:lineRule="auto"/>
+            </w:pPr>
+            <w:r>
+              <w:rPr>
+                <w:sz w:val="18"/>
+              </w:rPr>
+              <w:lastRenderedPageBreak/>
               <w:t>8. Deploy</w:t>
             </w:r>
           </w:p>
         </w:tc>
         <w:tc>
           <w:tcPr>
-            <w:tcW w:type="dxa" w:w="1728"/>
-          </w:tcPr>
-          <w:p>
-            <w:r>
+            <w:tcW w:w="1400" w:type="dxa"/>
+          </w:tcPr>
+          <w:p>
+            <w:pPr>
+              <w:spacing w:before="0" w:after="0" w:line="240" w:lineRule="auto"/>
+              <w:cnfStyle w:val="000000010000" w:firstRow="0" w:lastRow="0" w:firstColumn="0" w:lastColumn="0" w:oddVBand="0" w:evenVBand="0" w:oddHBand="0" w:evenHBand="1" w:firstRowFirstColumn="0" w:firstRowLastColumn="0" w:lastRowFirstColumn="0" w:lastRowLastColumn="0"/>
+            </w:pPr>
+            <w:r>
+              <w:rPr>
+                <w:sz w:val="18"/>
+              </w:rPr>
               <w:t>deploy_chathealthy.py</w:t>
             </w:r>
           </w:p>
         </w:tc>
         <w:tc>
           <w:tcPr>
-            <w:tcW w:type="dxa" w:w="1728"/>
-          </w:tcPr>
-          <w:p>
-            <w:r>
+            <w:tcW w:w="1900" w:type="dxa"/>
+          </w:tcPr>
+          <w:p>
+            <w:pPr>
+              <w:spacing w:before="0" w:after="0" w:line="240" w:lineRule="auto"/>
+              <w:cnfStyle w:val="000000010000" w:firstRow="0" w:lastRow="0" w:firstColumn="0" w:lastColumn="0" w:oddVBand="0" w:evenVBand="0" w:oddHBand="0" w:evenHBand="1" w:firstRowFirstColumn="0" w:firstRowLastColumn="0" w:lastRowFirstColumn="0" w:lastRowLastColumn="0"/>
+            </w:pPr>
+            <w:r>
+              <w:rPr>
+                <w:sz w:val="18"/>
+              </w:rPr>
               <w:t>Build packages; deployment_architecture.json; secrets from local .env (dev bootstrap) or KV (higher envs).</w:t>
             </w:r>
           </w:p>
         </w:tc>
         <w:tc>
           <w:tcPr>
-            <w:tcW w:type="dxa" w:w="1728"/>
-          </w:tcPr>
-          <w:p>
-            <w:r>
+            <w:tcW w:w="2200" w:type="dxa"/>
+          </w:tcPr>
+          <w:p>
+            <w:pPr>
+              <w:spacing w:before="0" w:after="0" w:line="240" w:lineRule="auto"/>
+              <w:cnfStyle w:val="000000010000" w:firstRow="0" w:lastRow="0" w:firstColumn="0" w:lastColumn="0" w:oddVBand="0" w:evenVBand="0" w:oddHBand="0" w:evenHBand="1" w:firstRowFirstColumn="0" w:firstRowLastColumn="0" w:lastRowFirstColumn="0" w:lastRowLastColumn="0"/>
+            </w:pPr>
+            <w:r>
+              <w:rPr>
+                <w:sz w:val="18"/>
+              </w:rPr>
               <w:t>Runbook uploaded to Automation Account; ACA Job image references updated to new tag; long-lived certs (Runbook, Control) placed via KV per §5.4; deployer principal loses read on placed private keys; deployment_architecture.json byte-equals on-disk artifacts (crosswalk PASS per EPIC-008-F-012-S-001-REQ-T-031).</w:t>
             </w:r>
           </w:p>
         </w:tc>
         <w:tc>
           <w:tcPr>
-            <w:tcW w:type="dxa" w:w="1728"/>
-          </w:tcPr>
-          <w:p>
-            <w:r>
-              <w:t>EPIC-008-F-012-S-001-REQ-B-001 (atomic deploy); EPIC-008-F-012-S-001-REQ-B-006 (authorization gate); EPIC-008-F-012-S-012-REQ-B-005 (managed-identity secret fetch); EPIC-008-F-012-S-019-REQ-B-001 (network boundary placement).</w:t>
+            <w:tcW w:w="2960" w:type="dxa"/>
+          </w:tcPr>
+          <w:p>
+            <w:pPr>
+              <w:spacing w:before="0" w:after="0" w:line="240" w:lineRule="auto"/>
+              <w:cnfStyle w:val="000000010000" w:firstRow="0" w:lastRow="0" w:firstColumn="0" w:lastColumn="0" w:oddVBand="0" w:evenVBand="0" w:oddHBand="0" w:evenHBand="1" w:firstRowFirstColumn="0" w:firstRowLastColumn="0" w:lastRowFirstColumn="0" w:lastRowLastColumn="0"/>
+            </w:pPr>
+            <w:r>
+              <w:rPr>
+                <w:sz w:val="18"/>
+              </w:rPr>
+              <w:t>EPIC-008-F-012-S-001-REQ-B-001 (atomic deploy); EPIC-008-F-012-S-001-REQ-B-006 (authorization gate); EPIC-008-F-012-S-012-REQ-B-005 (managed-</w:t>
+            </w:r>
+            <w:r>
+              <w:rPr>
+                <w:sz w:val="18"/>
+              </w:rPr>
+              <w:lastRenderedPageBreak/>
+              <w:t>identity secret fetch); EPIC-008-F-012-S-019-REQ-B-001 (network boundary placement).</w:t>
             </w:r>
           </w:p>
         </w:tc>
       </w:tr>
       <w:tr>
-        <w:tc>
-          <w:tcPr>
-            <w:tcW w:type="dxa" w:w="1728"/>
-          </w:tcPr>
-          <w:p>
-            <w:r>
+        <w:trPr>
+          <w:cnfStyle w:val="000000100000" w:firstRow="0" w:lastRow="0" w:firstColumn="0" w:lastColumn="0" w:oddVBand="0" w:evenVBand="0" w:oddHBand="1" w:evenHBand="0" w:firstRowFirstColumn="0" w:firstRowLastColumn="0" w:lastRowFirstColumn="0" w:lastRowLastColumn="0"/>
+          <w:trHeight w:val="0" w:hRule="auto"/>
+        </w:trPr>
+        <w:tc>
+          <w:tcPr>
+            <w:cnfStyle w:val="001000000000" w:firstRow="0" w:lastRow="0" w:firstColumn="1" w:lastColumn="0" w:oddVBand="0" w:evenVBand="0" w:oddHBand="0" w:evenHBand="0" w:firstRowFirstColumn="0" w:firstRowLastColumn="0" w:lastRowFirstColumn="0" w:lastRowLastColumn="0"/>
+            <w:tcW w:w="900" w:type="dxa"/>
+          </w:tcPr>
+          <w:p>
+            <w:pPr>
+              <w:spacing w:before="0" w:after="0" w:line="240" w:lineRule="auto"/>
+            </w:pPr>
+            <w:r>
+              <w:rPr>
+                <w:sz w:val="18"/>
+              </w:rPr>
+              <w:lastRenderedPageBreak/>
               <w:t>9. Runtime — Runbook fires</w:t>
             </w:r>
           </w:p>
         </w:tc>
         <w:tc>
           <w:tcPr>
-            <w:tcW w:type="dxa" w:w="1728"/>
-          </w:tcPr>
-          <w:p>
-            <w:r>
+            <w:tcW w:w="1400" w:type="dxa"/>
+          </w:tcPr>
+          <w:p>
+            <w:pPr>
+              <w:spacing w:before="0" w:after="0" w:line="240" w:lineRule="auto"/>
+              <w:cnfStyle w:val="000000100000" w:firstRow="0" w:lastRow="0" w:firstColumn="0" w:lastColumn="0" w:oddVBand="0" w:evenVBand="0" w:oddHBand="1" w:evenHBand="0" w:firstRowFirstColumn="0" w:firstRowLastColumn="0" w:lastRowFirstColumn="0" w:lastRowLastColumn="0"/>
+            </w:pPr>
+            <w:r>
+              <w:rPr>
+                <w:sz w:val="18"/>
+              </w:rPr>
               <w:t>Azure Automation cron / operator webhook</w:t>
             </w:r>
           </w:p>
         </w:tc>
         <w:tc>
           <w:tcPr>
-            <w:tcW w:type="dxa" w:w="1728"/>
-          </w:tcPr>
-          <w:p>
-            <w:r>
+            <w:tcW w:w="1900" w:type="dxa"/>
+          </w:tcPr>
+          <w:p>
+            <w:pPr>
+              <w:spacing w:before="0" w:after="0" w:line="240" w:lineRule="auto"/>
+              <w:cnfStyle w:val="000000100000" w:firstRow="0" w:lastRow="0" w:firstColumn="0" w:lastColumn="0" w:oddVBand="0" w:evenVBand="0" w:oddHBand="1" w:evenHBand="0" w:firstRowFirstColumn="0" w:firstRowLastColumn="0" w:lastRowFirstColumn="0" w:lastRowLastColumn="0"/>
+            </w:pPr>
+            <w:r>
+              <w:rPr>
+                <w:sz w:val="18"/>
+              </w:rPr>
               <w:t>None (cron) or signed webhook payload.</w:t>
             </w:r>
           </w:p>
         </w:tc>
         <w:tc>
           <w:tcPr>
-            <w:tcW w:type="dxa" w:w="1728"/>
-          </w:tcPr>
-          <w:p>
-            <w:r>
+            <w:tcW w:w="2200" w:type="dxa"/>
+          </w:tcPr>
+          <w:p>
+            <w:pPr>
+              <w:spacing w:before="0" w:after="0" w:line="240" w:lineRule="auto"/>
+              <w:cnfStyle w:val="000000100000" w:firstRow="0" w:lastRow="0" w:firstColumn="0" w:lastColumn="0" w:oddVBand="0" w:evenVBand="0" w:oddHBand="1" w:evenHBand="0" w:firstRowFirstColumn="0" w:firstRowLastColumn="0" w:lastRowFirstColumn="0" w:lastRowLastColumn="0"/>
+            </w:pPr>
+            <w:r>
+              <w:rPr>
+                <w:sz w:val="18"/>
+              </w:rPr>
               <w:t>Run manifest created; Control ACA Job started.</w:t>
             </w:r>
           </w:p>
         </w:tc>
         <w:tc>
           <w:tcPr>
-            <w:tcW w:type="dxa" w:w="1728"/>
-          </w:tcPr>
-          <w:p>
-            <w:r>
-              <w:t>EPIC-010-F-102-S-007-REQ-B-001 (single authenticated entrance); EPIC-002-F-003-S-006-REQ-B-002 (webhook caller cert traceable).</w:t>
+            <w:tcW w:w="2960" w:type="dxa"/>
+          </w:tcPr>
+          <w:p>
+            <w:pPr>
+              <w:spacing w:before="0" w:after="0" w:line="240" w:lineRule="auto"/>
+              <w:cnfStyle w:val="000000100000" w:firstRow="0" w:lastRow="0" w:firstColumn="0" w:lastColumn="0" w:oddVBand="0" w:evenVBand="0" w:oddHBand="1" w:evenHBand="0" w:firstRowFirstColumn="0" w:firstRowLastColumn="0" w:lastRowFirstColumn="0" w:lastRowLastColumn="0"/>
+            </w:pPr>
+            <w:r>
+              <w:rPr>
+                <w:sz w:val="18"/>
+              </w:rPr>
+              <w:t>EPIC-010-F-102-S-007-REQ-B-001 (single authenticated entrance); EPIC-002-F-003-S-006-REQ-B-002 (web</w:t>
+            </w:r>
+            <w:r>
+              <w:rPr>
+                <w:sz w:val="18"/>
+              </w:rPr>
+              <w:lastRenderedPageBreak/>
+              <w:t>hook caller cert traceable).</w:t>
             </w:r>
           </w:p>
         </w:tc>
       </w:tr>
       <w:tr>
-        <w:tc>
-          <w:tcPr>
-            <w:tcW w:type="dxa" w:w="1728"/>
-          </w:tcPr>
-          <w:p>
-            <w:r>
+        <w:trPr>
+          <w:cnfStyle w:val="000000010000" w:firstRow="0" w:lastRow="0" w:firstColumn="0" w:lastColumn="0" w:oddVBand="0" w:evenVBand="0" w:oddHBand="0" w:evenHBand="1" w:firstRowFirstColumn="0" w:firstRowLastColumn="0" w:lastRowFirstColumn="0" w:lastRowLastColumn="0"/>
+          <w:trHeight w:val="0" w:hRule="auto"/>
+        </w:trPr>
+        <w:tc>
+          <w:tcPr>
+            <w:cnfStyle w:val="001000000000" w:firstRow="0" w:lastRow="0" w:firstColumn="1" w:lastColumn="0" w:oddVBand="0" w:evenVBand="0" w:oddHBand="0" w:evenHBand="0" w:firstRowFirstColumn="0" w:firstRowLastColumn="0" w:lastRowFirstColumn="0" w:lastRowLastColumn="0"/>
+            <w:tcW w:w="900" w:type="dxa"/>
+          </w:tcPr>
+          <w:p>
+            <w:pPr>
+              <w:spacing w:before="0" w:after="0" w:line="240" w:lineRule="auto"/>
+            </w:pPr>
+            <w:r>
+              <w:rPr>
+                <w:sz w:val="18"/>
+              </w:rPr>
+              <w:lastRenderedPageBreak/>
               <w:t>10. Runtime provision</w:t>
             </w:r>
           </w:p>
         </w:tc>
         <w:tc>
           <w:tcPr>
-            <w:tcW w:type="dxa" w:w="1728"/>
-          </w:tcPr>
-          <w:p>
-            <w:r>
+            <w:tcW w:w="1400" w:type="dxa"/>
+          </w:tcPr>
+          <w:p>
+            <w:pPr>
+              <w:spacing w:before="0" w:after="0" w:line="240" w:lineRule="auto"/>
+              <w:cnfStyle w:val="000000010000" w:firstRow="0" w:lastRow="0" w:firstColumn="0" w:lastColumn="0" w:oddVBand="0" w:evenVBand="0" w:oddHBand="0" w:evenHBand="1" w:firstRowFirstColumn="0" w:firstRowLastColumn="0" w:lastRowFirstColumn="0" w:lastRowLastColumn="0"/>
+            </w:pPr>
+            <w:r>
+              <w:rPr>
+                <w:sz w:val="18"/>
+              </w:rPr>
               <w:t>Control container</w:t>
             </w:r>
           </w:p>
         </w:tc>
         <w:tc>
           <w:tcPr>
-            <w:tcW w:type="dxa" w:w="1728"/>
-          </w:tcPr>
-          <w:p>
-            <w:r>
+            <w:tcW w:w="1900" w:type="dxa"/>
+          </w:tcPr>
+          <w:p>
+            <w:pPr>
+              <w:spacing w:before="0" w:after="0" w:line="240" w:lineRule="auto"/>
+              <w:cnfStyle w:val="000000010000" w:firstRow="0" w:lastRow="0" w:firstColumn="0" w:lastColumn="0" w:oddVBand="0" w:evenVBand="0" w:oddHBand="0" w:evenHBand="1" w:firstRowFirstColumn="0" w:firstRowLastColumn="0" w:lastRowFirstColumn="0" w:lastRowLastColumn="0"/>
+            </w:pPr>
+            <w:r>
+              <w:rPr>
+                <w:sz w:val="18"/>
+              </w:rPr>
               <w:t>Run manifest; deployment_architecture.json (via image); F-003 CA endpoint; Atlas Admin API.</w:t>
             </w:r>
           </w:p>
         </w:tc>
         <w:tc>
           <w:tcPr>
-            <w:tcW w:type="dxa" w:w="1728"/>
-          </w:tcPr>
-          <w:p>
-            <w:r>
+            <w:tcW w:w="2200" w:type="dxa"/>
+          </w:tcPr>
+          <w:p>
+            <w:pPr>
+              <w:spacing w:before="0" w:after="0" w:line="240" w:lineRule="auto"/>
+              <w:cnfStyle w:val="000000010000" w:firstRow="0" w:lastRow="0" w:firstColumn="0" w:lastColumn="0" w:oddVBand="0" w:evenVBand="0" w:oddHBand="0" w:evenHBand="1" w:firstRowFirstColumn="0" w:firstRowLastColumn="0" w:lastRowFirstColumn="0" w:lastRowLastColumn="0"/>
+            </w:pPr>
+            <w:r>
+              <w:rPr>
+                <w:sz w:val="18"/>
+              </w:rPr>
               <w:t>Per-run ACA Job resources provisioned on snet-aca; cluster resumed; reservation written.</w:t>
             </w:r>
           </w:p>
         </w:tc>
         <w:tc>
           <w:tcPr>
-            <w:tcW w:type="dxa" w:w="1728"/>
-          </w:tcPr>
-          <w:p>
-            <w:r>
+            <w:tcW w:w="2960" w:type="dxa"/>
+          </w:tcPr>
+          <w:p>
+            <w:pPr>
+              <w:spacing w:before="0" w:after="0" w:line="240" w:lineRule="auto"/>
+              <w:cnfStyle w:val="000000010000" w:firstRow="0" w:lastRow="0" w:firstColumn="0" w:lastColumn="0" w:oddVBand="0" w:evenVBand="0" w:oddHBand="0" w:evenHBand="1" w:firstRowFirstColumn="0" w:firstRowLastColumn="0" w:lastRowFirstColumn="0" w:lastRowLastColumn="0"/>
+            </w:pPr>
+            <w:r>
+              <w:rPr>
+                <w:sz w:val="18"/>
+              </w:rPr>
               <w:t>EPIC-010-F-101-S-001-REQ-B-001; EPIC-010-F-101-S-001-REQ-B-004; EPIC-008-F-012-S-019-REQ-B-005.</w:t>
             </w:r>
           </w:p>
         </w:tc>
       </w:tr>
       <w:tr>
-        <w:tc>
-          <w:tcPr>
-            <w:tcW w:type="dxa" w:w="1728"/>
-          </w:tcPr>
-          <w:p>
-            <w:r>
+        <w:trPr>
+          <w:cnfStyle w:val="000000100000" w:firstRow="0" w:lastRow="0" w:firstColumn="0" w:lastColumn="0" w:oddVBand="0" w:evenVBand="0" w:oddHBand="1" w:evenHBand="0" w:firstRowFirstColumn="0" w:firstRowLastColumn="0" w:lastRowFirstColumn="0" w:lastRowLastColumn="0"/>
+          <w:trHeight w:val="0" w:hRule="auto"/>
+        </w:trPr>
+        <w:tc>
+          <w:tcPr>
+            <w:cnfStyle w:val="001000000000" w:firstRow="0" w:lastRow="0" w:firstColumn="1" w:lastColumn="0" w:oddVBand="0" w:evenVBand="0" w:oddHBand="0" w:evenHBand="0" w:firstRowFirstColumn="0" w:firstRowLastColumn="0" w:lastRowFirstColumn="0" w:lastRowLastColumn="0"/>
+            <w:tcW w:w="900" w:type="dxa"/>
+          </w:tcPr>
+          <w:p>
+            <w:pPr>
+              <w:spacing w:before="0" w:after="0" w:line="240" w:lineRule="auto"/>
+            </w:pPr>
+            <w:r>
+              <w:rPr>
+                <w:sz w:val="18"/>
+              </w:rPr>
               <w:t>11. Runtime execute</w:t>
             </w:r>
           </w:p>
         </w:tc>
         <w:tc>
           <w:tcPr>
-            <w:tcW w:type="dxa" w:w="1728"/>
-          </w:tcPr>
-          <w:p>
-            <w:r>
+            <w:tcW w:w="1400" w:type="dxa"/>
+          </w:tcPr>
+          <w:p>
+            <w:pPr>
+              <w:spacing w:before="0" w:after="0" w:line="240" w:lineRule="auto"/>
+              <w:cnfStyle w:val="000000100000" w:firstRow="0" w:lastRow="0" w:firstColumn="0" w:lastColumn="0" w:oddVBand="0" w:evenVBand="0" w:oddHBand="1" w:evenHBand="0" w:firstRowFirstColumn="0" w:firstRowLastColumn="0" w:lastRowFirstColumn="0" w:lastRowLastColumn="0"/>
+            </w:pPr>
+            <w:r>
+              <w:rPr>
+                <w:sz w:val="18"/>
+              </w:rPr>
               <w:t>Control + Workers</w:t>
             </w:r>
           </w:p>
         </w:tc>
         <w:tc>
           <w:tcPr>
-            <w:tcW w:type="dxa" w:w="1728"/>
-          </w:tcPr>
-          <w:p>
-            <w:r>
+            <w:tcW w:w="1900" w:type="dxa"/>
+          </w:tcPr>
+          <w:p>
+            <w:pPr>
+              <w:spacing w:before="0" w:after="0" w:line="240" w:lineRule="auto"/>
+              <w:cnfStyle w:val="000000100000" w:firstRow="0" w:lastRow="0" w:firstColumn="0" w:lastColumn="0" w:oddVBand="0" w:evenVBand="0" w:oddHBand="1" w:evenHBand="0" w:firstRowFirstColumn="0" w:firstRowLastColumn="0" w:lastRowFirstColumn="0" w:lastRowLastColumn="0"/>
+            </w:pPr>
+            <w:r>
+              <w:rPr>
+                <w:sz w:val="18"/>
+              </w:rPr>
               <w:t>Mongo work-items; source files from Blob; F-105 catalog.</w:t>
             </w:r>
           </w:p>
         </w:tc>
         <w:tc>
           <w:tcPr>
-            <w:tcW w:type="dxa" w:w="1728"/>
-          </w:tcPr>
-          <w:p>
-            <w:r>
+            <w:tcW w:w="2200" w:type="dxa"/>
+          </w:tcPr>
+          <w:p>
+            <w:pPr>
+              <w:spacing w:before="0" w:after="0" w:line="240" w:lineRule="auto"/>
+              <w:cnfStyle w:val="000000100000" w:firstRow="0" w:lastRow="0" w:firstColumn="0" w:lastColumn="0" w:oddVBand="0" w:evenVBand="0" w:oddHBand="1" w:evenHBand="0" w:firstRowFirstColumn="0" w:firstRowLastColumn="0" w:lastRowFirstColumn="0" w:lastRowLastColumn="0"/>
+            </w:pPr>
+            <w:r>
+              <w:rPr>
+                <w:sz w:val="18"/>
+              </w:rPr>
               <w:t>Populated providers_v&lt;N&gt;; discrepancies; PDF report; notifications.</w:t>
             </w:r>
           </w:p>
         </w:tc>
         <w:tc>
           <w:tcPr>
-            <w:tcW w:type="dxa" w:w="1728"/>
-          </w:tcPr>
-          <w:p>
-            <w:r>
+            <w:tcW w:w="2960" w:type="dxa"/>
+          </w:tcPr>
+          <w:p>
+            <w:pPr>
+              <w:spacing w:before="0" w:after="0" w:line="240" w:lineRule="auto"/>
+              <w:cnfStyle w:val="000000100000" w:firstRow="0" w:lastRow="0" w:firstColumn="0" w:lastColumn="0" w:oddVBand="0" w:evenVBand="0" w:oddHBand="1" w:evenHBand="0" w:firstRowFirstColumn="0" w:firstRowLastColumn="0" w:lastRowFirstColumn="0" w:lastRowLastColumn="0"/>
+            </w:pPr>
+            <w:r>
+              <w:rPr>
+                <w:sz w:val="18"/>
+              </w:rPr>
               <w:t>EPIC-010-F-103-S-001 (orchestration flow). Per-step REQ anchors in §4.</w:t>
             </w:r>
           </w:p>
         </w:tc>
       </w:tr>
       <w:tr>
-        <w:tc>
-          <w:tcPr>
-            <w:tcW w:type="dxa" w:w="1728"/>
-          </w:tcPr>
-          <w:p>
-            <w:r>
+        <w:trPr>
+          <w:cnfStyle w:val="000000010000" w:firstRow="0" w:lastRow="0" w:firstColumn="0" w:lastColumn="0" w:oddVBand="0" w:evenVBand="0" w:oddHBand="0" w:evenHBand="1" w:firstRowFirstColumn="0" w:firstRowLastColumn="0" w:lastRowFirstColumn="0" w:lastRowLastColumn="0"/>
+          <w:trHeight w:val="0" w:hRule="auto"/>
+        </w:trPr>
+        <w:tc>
+          <w:tcPr>
+            <w:cnfStyle w:val="001000000000" w:firstRow="0" w:lastRow="0" w:firstColumn="1" w:lastColumn="0" w:oddVBand="0" w:evenVBand="0" w:oddHBand="0" w:evenHBand="0" w:firstRowFirstColumn="0" w:firstRowLastColumn="0" w:lastRowFirstColumn="0" w:lastRowLastColumn="0"/>
+            <w:tcW w:w="900" w:type="dxa"/>
+          </w:tcPr>
+          <w:p>
+            <w:pPr>
+              <w:spacing w:before="0" w:after="0" w:line="240" w:lineRule="auto"/>
+            </w:pPr>
+            <w:r>
+              <w:rPr>
+                <w:sz w:val="18"/>
+              </w:rPr>
+              <w:lastRenderedPageBreak/>
               <w:t>12. Runtime deprovision</w:t>
             </w:r>
           </w:p>
         </w:tc>
         <w:tc>
           <w:tcPr>
-            <w:tcW w:type="dxa" w:w="1728"/>
-          </w:tcPr>
-          <w:p>
-            <w:r>
+            <w:tcW w:w="1400" w:type="dxa"/>
+          </w:tcPr>
+          <w:p>
+            <w:pPr>
+              <w:spacing w:before="0" w:after="0" w:line="240" w:lineRule="auto"/>
+              <w:cnfStyle w:val="000000010000" w:firstRow="0" w:lastRow="0" w:firstColumn="0" w:lastColumn="0" w:oddVBand="0" w:evenVBand="0" w:oddHBand="0" w:evenHBand="1" w:firstRowFirstColumn="0" w:firstRowLastColumn="0" w:lastRowFirstColumn="0" w:lastRowLastColumn="0"/>
+            </w:pPr>
+            <w:r>
+              <w:rPr>
+                <w:sz w:val="18"/>
+              </w:rPr>
               <w:t>Control container (quiesce_infrastructure, finally_block)</w:t>
             </w:r>
           </w:p>
         </w:tc>
         <w:tc>
           <w:tcPr>
-            <w:tcW w:type="dxa" w:w="1728"/>
-          </w:tcPr>
-          <w:p>
-            <w:r>
+            <w:tcW w:w="1900" w:type="dxa"/>
+          </w:tcPr>
+          <w:p>
+            <w:pPr>
+              <w:spacing w:before="0" w:after="0" w:line="240" w:lineRule="auto"/>
+              <w:cnfStyle w:val="000000010000" w:firstRow="0" w:lastRow="0" w:firstColumn="0" w:lastColumn="0" w:oddVBand="0" w:evenVBand="0" w:oddHBand="0" w:evenHBand="1" w:firstRowFirstColumn="0" w:firstRowLastColumn="0" w:lastRowFirstColumn="0" w:lastRowLastColumn="0"/>
+            </w:pPr>
+            <w:r>
+              <w:rPr>
+                <w:sz w:val="18"/>
+              </w:rPr>
               <w:t>Run state at completion or failure.</w:t>
             </w:r>
           </w:p>
         </w:tc>
         <w:tc>
           <w:tcPr>
-            <w:tcW w:type="dxa" w:w="1728"/>
-          </w:tcPr>
-          <w:p>
-            <w:r>
+            <w:tcW w:w="2200" w:type="dxa"/>
+          </w:tcPr>
+          <w:p>
+            <w:pPr>
+              <w:spacing w:before="0" w:after="0" w:line="240" w:lineRule="auto"/>
+              <w:cnfStyle w:val="000000010000" w:firstRow="0" w:lastRow="0" w:firstColumn="0" w:lastColumn="0" w:oddVBand="0" w:evenVBand="0" w:oddHBand="0" w:evenHBand="1" w:firstRowFirstColumn="0" w:firstRowLastColumn="0" w:lastRowFirstColumn="0" w:lastRowLastColumn="0"/>
+            </w:pPr>
+            <w:r>
+              <w:rPr>
+                <w:sz w:val="18"/>
+              </w:rPr>
               <w:t>ACA Job resources deleted; cluster reservation released; cluster paused if no other consumers; run manifest finalized; Worker certs already died with their containers.</w:t>
             </w:r>
           </w:p>
         </w:tc>
         <w:tc>
           <w:tcPr>
-            <w:tcW w:type="dxa" w:w="1728"/>
-          </w:tcPr>
-          <w:p>
-            <w:r>
-              <w:t>EPIC-010-F-101-S-001-REQ-B-001 (deallocate when done); EPIC-002-F-003-S-006-REQ-B-004 (short-lived cert destruction); EPIC-008-F-012-S-012-REQ-B-001 (zero-footprint deployment capability).</w:t>
+            <w:tcW w:w="2960" w:type="dxa"/>
+          </w:tcPr>
+          <w:p>
+            <w:pPr>
+              <w:spacing w:before="0" w:after="0" w:line="240" w:lineRule="auto"/>
+              <w:cnfStyle w:val="000000010000" w:firstRow="0" w:lastRow="0" w:firstColumn="0" w:lastColumn="0" w:oddVBand="0" w:evenVBand="0" w:oddHBand="0" w:evenHBand="1" w:firstRowFirstColumn="0" w:firstRowLastColumn="0" w:lastRowFirstColumn="0" w:lastRowLastColumn="0"/>
+            </w:pPr>
+            <w:r>
+              <w:rPr>
+                <w:sz w:val="18"/>
+              </w:rPr>
+              <w:t>EPIC-010-F-101-S-001-REQ-B-001 (deallocate when done); EPIC-002-F-003-S-006-REQ-B-004 (short-lived cert destruction); EPIC-008-F-012-S-012-REQ-B-001 (zero-footprint deployment capability)</w:t>
+            </w:r>
+            <w:r>
+              <w:rPr>
+                <w:sz w:val="18"/>
+              </w:rPr>
+              <w:lastRenderedPageBreak/>
+              <w:t>.</w:t>
             </w:r>
           </w:p>
         </w:tc>
       </w:tr>
       <w:tr>
-        <w:tc>
-          <w:tcPr>
-            <w:tcW w:type="dxa" w:w="1728"/>
-          </w:tcPr>
-          <w:p>
-            <w:r>
+        <w:trPr>
+          <w:cnfStyle w:val="000000100000" w:firstRow="0" w:lastRow="0" w:firstColumn="0" w:lastColumn="0" w:oddVBand="0" w:evenVBand="0" w:oddHBand="1" w:evenHBand="0" w:firstRowFirstColumn="0" w:firstRowLastColumn="0" w:lastRowFirstColumn="0" w:lastRowLastColumn="0"/>
+          <w:trHeight w:val="0" w:hRule="auto"/>
+        </w:trPr>
+        <w:tc>
+          <w:tcPr>
+            <w:cnfStyle w:val="001000000000" w:firstRow="0" w:lastRow="0" w:firstColumn="1" w:lastColumn="0" w:oddVBand="0" w:evenVBand="0" w:oddHBand="0" w:evenHBand="0" w:firstRowFirstColumn="0" w:firstRowLastColumn="0" w:lastRowFirstColumn="0" w:lastRowLastColumn="0"/>
+            <w:tcW w:w="900" w:type="dxa"/>
+          </w:tcPr>
+          <w:p>
+            <w:pPr>
+              <w:spacing w:before="0" w:after="0" w:line="240" w:lineRule="auto"/>
+            </w:pPr>
+            <w:r>
+              <w:rPr>
+                <w:sz w:val="18"/>
+              </w:rPr>
+              <w:lastRenderedPageBreak/>
               <w:t>13. Runtime report</w:t>
             </w:r>
           </w:p>
         </w:tc>
         <w:tc>
           <w:tcPr>
-            <w:tcW w:type="dxa" w:w="1728"/>
-          </w:tcPr>
-          <w:p>
-            <w:r>
+            <w:tcW w:w="1400" w:type="dxa"/>
+          </w:tcPr>
+          <w:p>
+            <w:pPr>
+              <w:spacing w:before="0" w:after="0" w:line="240" w:lineRule="auto"/>
+              <w:cnfStyle w:val="000000100000" w:firstRow="0" w:lastRow="0" w:firstColumn="0" w:lastColumn="0" w:oddVBand="0" w:evenVBand="0" w:oddHBand="1" w:evenHBand="0" w:firstRowFirstColumn="0" w:firstRowLastColumn="0" w:lastRowFirstColumn="0" w:lastRowLastColumn="0"/>
+            </w:pPr>
+            <w:r>
+              <w:rPr>
+                <w:sz w:val="18"/>
+              </w:rPr>
               <w:t>Discrepancy-and-notifications step (§4.18)</w:t>
             </w:r>
           </w:p>
         </w:tc>
         <w:tc>
           <w:tcPr>
-            <w:tcW w:type="dxa" w:w="1728"/>
-          </w:tcPr>
-          <w:p>
-            <w:r>
+            <w:tcW w:w="1900" w:type="dxa"/>
+          </w:tcPr>
+          <w:p>
+            <w:pPr>
+              <w:spacing w:before="0" w:after="0" w:line="240" w:lineRule="auto"/>
+              <w:cnfStyle w:val="000000100000" w:firstRow="0" w:lastRow="0" w:firstColumn="0" w:lastColumn="0" w:oddVBand="0" w:evenVBand="0" w:oddHBand="1" w:evenHBand="0" w:firstRowFirstColumn="0" w:firstRowLastColumn="0" w:lastRowFirstColumn="0" w:lastRowLastColumn="0"/>
+            </w:pPr>
+            <w:r>
+              <w:rPr>
+                <w:sz w:val="18"/>
+              </w:rPr>
               <w:t>discrepancies collection for run_id; run manifest.</w:t>
             </w:r>
           </w:p>
         </w:tc>
         <w:tc>
           <w:tcPr>
-            <w:tcW w:type="dxa" w:w="1728"/>
-          </w:tcPr>
-          <w:p>
-            <w:r>
+            <w:tcW w:w="2200" w:type="dxa"/>
+          </w:tcPr>
+          <w:p>
+            <w:pPr>
+              <w:spacing w:before="0" w:after="0" w:line="240" w:lineRule="auto"/>
+              <w:cnfStyle w:val="000000100000" w:firstRow="0" w:lastRow="0" w:firstColumn="0" w:lastColumn="0" w:oddVBand="0" w:evenVBand="0" w:oddHBand="1" w:evenHBand="0" w:firstRowFirstColumn="0" w:firstRowLastColumn="0" w:lastRowFirstColumn="0" w:lastRowLastColumn="0"/>
+            </w:pPr>
+            <w:r>
+              <w:rPr>
+                <w:sz w:val="18"/>
+              </w:rPr>
               <w:t>PDF report to Blob; four notifications sent per §7; operator receives SMS and email.</w:t>
             </w:r>
           </w:p>
         </w:tc>
         <w:tc>
           <w:tcPr>
-            <w:tcW w:type="dxa" w:w="1728"/>
-          </w:tcPr>
-          <w:p>
-            <w:r>
+            <w:tcW w:w="2960" w:type="dxa"/>
+          </w:tcPr>
+          <w:p>
+            <w:pPr>
+              <w:spacing w:before="0" w:after="0" w:line="240" w:lineRule="auto"/>
+              <w:cnfStyle w:val="000000100000" w:firstRow="0" w:lastRow="0" w:firstColumn="0" w:lastColumn="0" w:oddVBand="0" w:evenVBand="0" w:oddHBand="1" w:evenHBand="0" w:firstRowFirstColumn="0" w:firstRowLastColumn="0" w:lastRowFirstColumn="0" w:lastRowLastColumn="0"/>
+            </w:pPr>
+            <w:r>
+              <w:rPr>
+                <w:sz w:val="18"/>
+              </w:rPr>
               <w:t>EPIC-010-F-102-S-005-REQ-T-001; EPIC-002-F-003-S-003-REQ-B-002 (origin field on outbound notification).</w:t>
             </w:r>
           </w:p>
@@ -4688,6 +6343,7 @@
         <w:pStyle w:val="ListBullet"/>
       </w:pPr>
       <w:r>
+        <w:lastRenderedPageBreak/>
         <w:t>MongoDB Manual — db.collection.findOneAndUpdate.</w:t>
       </w:r>
     </w:p>
